--- a/data/outputs/newsletter.docx
+++ b/data/outputs/newsletter.docx
@@ -28,7 +28,7 @@
           <w:color w:val="666666"/>
           <w:sz w:val="18"/>
         </w:rPr>
-        <w:t>Generated 29 Jun 2026, 11:13  ·  18 deals  ·  16 sources</w:t>
+        <w:t>Generated 06 Jul 2026, 10:51  ·  14 deals  ·  13 sources</w:t>
       </w:r>
     </w:p>
     <w:p/>
@@ -45,7 +45,7 @@
         <w:pStyle w:val="ListBullet"/>
       </w:pPr>
       <w:r>
-        <w:t>Pipeline funnel: 67 ingested → 46 after de-duplication (21 duplicates removed) → 18 relevant deals.</w:t>
+        <w:t>Pipeline funnel: 58 ingested → 42 after de-duplication (16 duplicates removed) → 14 relevant deals.</w:t>
       </w:r>
     </w:p>
     <w:p>
@@ -53,7 +53,7 @@
         <w:pStyle w:val="ListBullet"/>
       </w:pPr>
       <w:r>
-        <w:t>Most active categories: Beauty &amp; Personal Care (11), Other / Diversified (5), Food (1).</w:t>
+        <w:t>Most active categories: Other / Diversified (7), Beauty &amp; Personal Care (6), Food (1).</w:t>
       </w:r>
     </w:p>
     <w:p>
@@ -80,7 +80,14 @@
         <w:t xml:space="preserve">1. </w:t>
       </w:r>
       <w:r>
-        <w:t>French beauty and cosmetics giant L’Oreal seals deal to acquire majority stake in Innovist</w:t>
+        <w:rPr>
+          <w:b/>
+          <w:color w:val="0B5C4A"/>
+        </w:rPr>
+        <w:t xml:space="preserve">Oréal → Innovist: </w:t>
+      </w:r>
+      <w:r>
+        <w:t>L’Oréal to acquire a majority stake in Innovist, a leading digital-first Indian personal care house of brands</w:t>
       </w:r>
     </w:p>
     <w:p>
@@ -89,7 +96,7 @@
           <w:color w:val="666666"/>
           <w:sz w:val="17"/>
         </w:rPr>
-        <w:t>Beauty &amp; Personal Care  ·  Source: Moneycontrol.com  ·  credibility 1.00  ·  relevance 61</w:t>
+        <w:t>Beauty &amp; Personal Care  ·  Source: L'Oréal  ·  credibility 0.40  ·  relevance 59 · corroborated by 3 sources</w:t>
       </w:r>
     </w:p>
     <w:p>
@@ -99,7 +106,7 @@
           <w:color w:val="1A5FB4"/>
           <w:sz w:val="17"/>
         </w:rPr>
-        <w:t>https://news.google.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?oc=5</w:t>
+        <w:t>https://news.google.com/rss/articles/CBMimgFBVV95cUxPazNWWDdCQXBPY0FNdEl1dUltaS1OaXdVZjREUjNudEFsM1U0amF1RXhqME51a21TZ0FPWVQyaEhCNTNwVzVTbDl5RnlvUE12eXd3ekNlZXIycWhrUUQ4Q0R2VldfMkRZaUc5WVJyeUhfNlk3Sm8zVnhtN3kzWXU3OXd3QW1rVExtMTI4bm1tbHktVkY3N3lRZ19B?oc=5</w:t>
       </w:r>
     </w:p>
     <w:p>
@@ -108,43 +115,6 @@
           <w:b/>
         </w:rPr>
         <w:t xml:space="preserve">2. </w:t>
-      </w:r>
-      <w:r>
-        <w:rPr>
-          <w:b/>
-          <w:color w:val="0B5C4A"/>
-        </w:rPr>
-        <w:t xml:space="preserve">L'Oreal → Indian: </w:t>
-      </w:r>
-      <w:r>
-        <w:t>L'Oreal to acquire majority stake in Indian beauty startup Innovist</w:t>
-      </w:r>
-    </w:p>
-    <w:p>
-      <w:r>
-        <w:rPr>
-          <w:color w:val="666666"/>
-          <w:sz w:val="17"/>
-        </w:rPr>
-        <w:t>Beauty &amp; Personal Care  ·  Source: Reuters  ·  credibility 1.00  ·  relevance 56 · corroborated by 5 sources</w:t>
-      </w:r>
-    </w:p>
-    <w:p>
-      <w:r>
-        <w:rPr>
-          <w:i/>
-          <w:color w:val="1A5FB4"/>
-          <w:sz w:val="17"/>
-        </w:rPr>
-        <w:t>https://news.google.com/rss/articles/CBMiowFBVV95cUxObnF2V3pfWnUzZ1ZPdlRLeHVSeVJXeDgtVlFMSWw2dmw5Vld1eWtQTkZNR0pSejdCcWlnOUxqQ1RjNkUzeDluWDZwNjNONzNINlJLY3d1QjhnRnpfLTBfV3dDejlBQVRMY3p6MTlNNW8zY1NodUlpVW1CakUtVG9rVmlDdnJxY1pDNjdraWtnNHN2REhmbWF0eW9FSldFU25iSUZn?oc=5</w:t>
-      </w:r>
-    </w:p>
-    <w:p>
-      <w:r>
-        <w:rPr>
-          <w:b/>
-        </w:rPr>
-        <w:t xml:space="preserve">3. </w:t>
       </w:r>
       <w:r>
         <w:t>FMCG giants focus on beauty brands in D2C acquisitions</w:t>
@@ -174,37 +144,7 @@
         <w:rPr>
           <w:b/>
         </w:rPr>
-        <w:t xml:space="preserve">4. </w:t>
-      </w:r>
-      <w:r>
-        <w:t>Personal Care Brand L’Oréal to Acquire Majority Stake in Innovist</w:t>
-      </w:r>
-    </w:p>
-    <w:p>
-      <w:r>
-        <w:rPr>
-          <w:color w:val="666666"/>
-          <w:sz w:val="17"/>
-        </w:rPr>
-        <w:t>Beauty &amp; Personal Care  ·  Source: Entrepreneur India  ·  credibility 0.40  ·  relevance 53</w:t>
-      </w:r>
-    </w:p>
-    <w:p>
-      <w:r>
-        <w:rPr>
-          <w:i/>
-          <w:color w:val="1A5FB4"/>
-          <w:sz w:val="17"/>
-        </w:rPr>
-        <w:t>https://news.google.com/rss/articles/CBMitwFBVV95cUxQNXlDUHlIcDVDNXVGTUI1azVEb3dLWWxodmpXdy1meUVUek5wRkxhZUxDTFZMTDJwYUNmSVQyV0g0M2l0OGlBZ3dveFFEazhTYVhBUFpCNy1ZYjNJSWk3Ymtyb0lDZ2wyOVRpbENQcnd4M3JiTlVsSFdLMmp4Y1FLeDNCT1BNYlhRZWF4SWJoYllQMGYwRUFrdzdTM3B4VU16VlUzcjkweEFYeXdpOFNZMHhBZHF4YW8?oc=5</w:t>
-      </w:r>
-    </w:p>
-    <w:p>
-      <w:r>
-        <w:rPr>
-          <w:b/>
-        </w:rPr>
-        <w:t xml:space="preserve">5. </w:t>
+        <w:t xml:space="preserve">3. </w:t>
       </w:r>
       <w:r>
         <w:rPr>
@@ -247,7 +187,7 @@
         <w:rPr>
           <w:b/>
         </w:rPr>
-        <w:t xml:space="preserve">6. </w:t>
+        <w:t xml:space="preserve">4. </w:t>
       </w:r>
       <w:r>
         <w:t>ACCC clears Ampol’s EG Australia takeover subject to divestments</w:t>
@@ -277,37 +217,7 @@
         <w:rPr>
           <w:b/>
         </w:rPr>
-        <w:t xml:space="preserve">7. </w:t>
-      </w:r>
-      <w:r>
-        <w:t>Charlotte Tilbury deal terms reportedly complicate Estée Lauder-Puig merger talks</w:t>
-      </w:r>
-    </w:p>
-    <w:p>
-      <w:r>
-        <w:rPr>
-          <w:color w:val="666666"/>
-          <w:sz w:val="17"/>
-        </w:rPr>
-        <w:t>Beauty &amp; Personal Care  ·  Source: Global Cosmetics News  ·  credibility 0.40  ·  relevance 45</w:t>
-      </w:r>
-    </w:p>
-    <w:p>
-      <w:r>
-        <w:rPr>
-          <w:i/>
-          <w:color w:val="1A5FB4"/>
-          <w:sz w:val="17"/>
-        </w:rPr>
-        <w:t>https://news.google.com/rss/articles/CBMiugFBVV95cUxPTTJrNEREcERZcE5WbURzUEU1eXU1TmQ0U1JzdFplTGlyM3c4TkpZaDhxTHhzTVhkT0wxN25fUF92RHl3R3RUWHVCZ1dqejAtVlpSOU5rQmpQUmhtRFh6RGdRM2g2Q0VSWGw4S1dwT0lfWEpRNW5nNjJ2OWxuMHBLSTlaYlR6cVFLeXhVSGJKaWh4V2tTWlAxSE1xMG9LNXJLcU5xaUdZb3d5dHZWU2UwT003THdrLU1MTHc?oc=5</w:t>
-      </w:r>
-    </w:p>
-    <w:p>
-      <w:r>
-        <w:rPr>
-          <w:b/>
-        </w:rPr>
-        <w:t xml:space="preserve">8. </w:t>
+        <w:t xml:space="preserve">5. </w:t>
       </w:r>
       <w:r>
         <w:rPr>
@@ -344,7 +254,7 @@
         <w:rPr>
           <w:b/>
         </w:rPr>
-        <w:t xml:space="preserve">9. </w:t>
+        <w:t xml:space="preserve">6. </w:t>
       </w:r>
       <w:r>
         <w:t>Reliance targets multifold FMCG growth by 2030 through acquisitions, expansion</w:t>
@@ -374,10 +284,10 @@
         <w:rPr>
           <w:b/>
         </w:rPr>
-        <w:t xml:space="preserve">10. </w:t>
+        <w:t xml:space="preserve">7. </w:t>
       </w:r>
       <w:r>
-        <w:t>Lincoln Labs Acquires Caboodle, an AI-Powered CPG Trade Management Platform</w:t>
+        <w:t>From Acquisitions to Openings, the Latest in India’s Booming Beauty Business</w:t>
       </w:r>
     </w:p>
     <w:p>
@@ -386,7 +296,7 @@
           <w:color w:val="666666"/>
           <w:sz w:val="17"/>
         </w:rPr>
-        <w:t>Other / Diversified  ·  Source: EIN Presswire  ·  credibility 0.40  ·  relevance 42</w:t>
+        <w:t>Beauty &amp; Personal Care  ·  Source: WWD  ·  credibility 0.75  ·  relevance 39</w:t>
       </w:r>
     </w:p>
     <w:p>
@@ -396,7 +306,97 @@
           <w:color w:val="1A5FB4"/>
           <w:sz w:val="17"/>
         </w:rPr>
-        <w:t>https://news.google.com/rss/articles/CBMivgFBVV95cUxPSkhrV0RHR3QzZUxsNEFhSTNTV3VmeS1oNFRwOEdtNW8tYzNUTmRZMjNWenJWa1k4UVBPVmswcURwNlZQZm5KdGl3cm5TUFBCS2Q5RGNac0FpZUNOQ1V6NUhyUDBNalZBeGtucllZbFplZmUyNU1iMFFoQ045ZDVndW5rQUlfaGp0X0otbEo2NEpUV3pCQjVsWHBvSl8tcnBOWlRnY0l1R1ZPblRjakxUUGhBZVZGb2ZwaDZSSWlB?oc=5</w:t>
+        <w:t>https://news.google.com/rss/articles/CBMiywFBVV95cUxQbE5xbF9id0ZIbnhWNEEtc3BxZTA5T3dNLVo2NWVucEFsUmQ3akQxSGI2RnZPR1FReG1wR1pjdFZ2Wko1VmtzenJFdkJzWGJKZ1NKQ096RHZXSFNwZ1RmYUdLSGQyTlhySTdCZWV2dE1LcVZuUVp4dm1EbXZOVzB3cGdGN3pRMHFFNXlGMndQWkVVLWhqYlMyUHJ6VVZCMmZfWTlvcnl5MklGTXNDejdVNHhvMjBLVXY4T05Ld0tleEpKYnI0VWNXMHh5WQ?oc=5</w:t>
+      </w:r>
+    </w:p>
+    <w:p>
+      <w:r>
+        <w:rPr>
+          <w:b/>
+        </w:rPr>
+        <w:t xml:space="preserve">8. </w:t>
+      </w:r>
+      <w:r>
+        <w:t>Erno Laszlo Acquired by E-Commerce and Brand Management Firm Ruoyuchen</w:t>
+      </w:r>
+    </w:p>
+    <w:p>
+      <w:r>
+        <w:rPr>
+          <w:color w:val="666666"/>
+          <w:sz w:val="17"/>
+        </w:rPr>
+        <w:t>Beauty &amp; Personal Care  ·  Source: BeautyMatter  ·  credibility 0.75  ·  relevance 39</w:t>
+      </w:r>
+    </w:p>
+    <w:p>
+      <w:r>
+        <w:rPr>
+          <w:i/>
+          <w:color w:val="1A5FB4"/>
+          <w:sz w:val="17"/>
+        </w:rPr>
+        <w:t>https://news.google.com/rss/articles/CBMipwFBVV95cUxNN1haOHZPSEg3SzNlQ0lTblBHeEk5MmswUzVWSWpkMnBDcloxUV8tZHIwbWQ5SXRhSjJCX3Fycnl4SGJaNHFacHFVSjJJT0RmY0RubFpmdGVQWnI1WmJNQlQtX3hHSXplNXBiRWJGRmJKWkpnam9oMnFYSWRDc2JKZnFYUm4wZXYtUmJGNUtYMm1YNlM1ZTdPems0WlhBSDh3TzRqUENidw?oc=5</w:t>
+      </w:r>
+    </w:p>
+    <w:p>
+      <w:r>
+        <w:rPr>
+          <w:b/>
+        </w:rPr>
+        <w:t xml:space="preserve">9. </w:t>
+      </w:r>
+      <w:r>
+        <w:t>List of 40 Acquisitions by L'Oreal (Jul 2026)</w:t>
+      </w:r>
+    </w:p>
+    <w:p>
+      <w:r>
+        <w:rPr>
+          <w:color w:val="666666"/>
+          <w:sz w:val="17"/>
+        </w:rPr>
+        <w:t>Other / Diversified  ·  Source: Tracxn  ·  credibility 0.40  ·  relevance 39</w:t>
+      </w:r>
+    </w:p>
+    <w:p>
+      <w:r>
+        <w:rPr>
+          <w:i/>
+          <w:color w:val="1A5FB4"/>
+          <w:sz w:val="17"/>
+        </w:rPr>
+        <w:t>https://news.google.com/rss/articles/CBMipAFBVV95cUxOMW04ZDBkZzNUQTdUWVVtbmVyRktEMVcyS0FPbEI1OXJISHc3WnFsOFQ1V2Q2cGNPOU1lancyUWZLM2JURjhra0ZyQXB0eVFjM0JPOWtNNFFEaHlzLTB2cEJNUGtIREw5cmxWVTZTaHllbWRoY09oSUR0UGUwU2tkZU9BTEpWekhVOTJjaFB4enJxckN5UUw2Vm5BZEdxQ1Q3bUFOYw?oc=5</w:t>
+      </w:r>
+    </w:p>
+    <w:p>
+      <w:r>
+        <w:rPr>
+          <w:b/>
+        </w:rPr>
+        <w:t xml:space="preserve">10. </w:t>
+      </w:r>
+      <w:r>
+        <w:t>Is K-beauty incubator The Founders looking to acquire Dr. Jart+ from Estée Lauder Companies?</w:t>
+      </w:r>
+    </w:p>
+    <w:p>
+      <w:r>
+        <w:rPr>
+          <w:color w:val="666666"/>
+          <w:sz w:val="17"/>
+        </w:rPr>
+        <w:t>Beauty &amp; Personal Care  ·  Source: Cosmetics Business  ·  credibility 0.75  ·  relevance 35 · corroborated by 2 sources</w:t>
+      </w:r>
+    </w:p>
+    <w:p>
+      <w:r>
+        <w:rPr>
+          <w:i/>
+          <w:color w:val="1A5FB4"/>
+          <w:sz w:val="17"/>
+        </w:rPr>
+        <w:t>https://news.google.com/rss/articles/CBMikgFBVV95cUxOaGFwT2JGUHgxT2QwOFd6VGY2dkZYcERaM1p3WFdWX3dUX2dlWnM4MFp3LVZsZzNWNzNRdXlmUUtDc25DV0h1bkZKLWhEZ0F2ckthcF9XWkhYa2o4ZW9TS0lEclhwcUgxQkJjYWw3NmtQdExvNlk1aTBneDRlOVJWdHA0eER3cE1weFR4dHJKZS04dw?oc=5</w:t>
       </w:r>
     </w:p>
     <w:p>
@@ -446,7 +446,7 @@
           </w:tcPr>
           <w:p>
             <w:r>
-              <w:t>Beauty &amp; Personal Care</w:t>
+              <w:t>Other / Diversified</w:t>
             </w:r>
           </w:p>
         </w:tc>
@@ -456,7 +456,7 @@
           </w:tcPr>
           <w:p>
             <w:r>
-              <w:t>11</w:t>
+              <w:t>7</w:t>
             </w:r>
           </w:p>
         </w:tc>
@@ -468,7 +468,7 @@
           </w:tcPr>
           <w:p>
             <w:r>
-              <w:t>Other / Diversified</w:t>
+              <w:t>Beauty &amp; Personal Care</w:t>
             </w:r>
           </w:p>
         </w:tc>
@@ -478,7 +478,7 @@
           </w:tcPr>
           <w:p>
             <w:r>
-              <w:t>5</w:t>
+              <w:t>6</w:t>
             </w:r>
           </w:p>
         </w:tc>
@@ -491,28 +491,6 @@
           <w:p>
             <w:r>
               <w:t>Food</w:t>
-            </w:r>
-          </w:p>
-        </w:tc>
-        <w:tc>
-          <w:tcPr>
-            <w:tcW w:type="dxa" w:w="4320"/>
-          </w:tcPr>
-          <w:p>
-            <w:r>
-              <w:t>1</w:t>
-            </w:r>
-          </w:p>
-        </w:tc>
-      </w:tr>
-      <w:tr>
-        <w:tc>
-          <w:tcPr>
-            <w:tcW w:type="dxa" w:w="4320"/>
-          </w:tcPr>
-          <w:p>
-            <w:r>
-              <w:t>Beverages</w:t>
             </w:r>
           </w:p>
         </w:tc>

--- a/data/outputs/newsletter.docx
+++ b/data/outputs/newsletter.docx
@@ -28,7 +28,7 @@
           <w:color w:val="666666"/>
           <w:sz w:val="18"/>
         </w:rPr>
-        <w:t>Generated 06 Jul 2026, 10:51  ·  14 deals  ·  13 sources</w:t>
+        <w:t>Generated 13 Jul 2026, 09:39  ·  14 deals  ·  12 sources</w:t>
       </w:r>
     </w:p>
     <w:p/>
@@ -45,7 +45,7 @@
         <w:pStyle w:val="ListBullet"/>
       </w:pPr>
       <w:r>
-        <w:t>Pipeline funnel: 58 ingested → 42 after de-duplication (16 duplicates removed) → 14 relevant deals.</w:t>
+        <w:t>Pipeline funnel: 70 ingested → 38 after de-duplication (32 duplicates removed) → 14 relevant deals.</w:t>
       </w:r>
     </w:p>
     <w:p>
@@ -53,7 +53,7 @@
         <w:pStyle w:val="ListBullet"/>
       </w:pPr>
       <w:r>
-        <w:t>Most active categories: Other / Diversified (7), Beauty &amp; Personal Care (6), Food (1).</w:t>
+        <w:t>Most active categories: Beauty &amp; Personal Care (8), Other / Diversified (4), Food (1).</w:t>
       </w:r>
     </w:p>
     <w:p>
@@ -61,7 +61,7 @@
         <w:pStyle w:val="ListBullet"/>
       </w:pPr>
       <w:r>
-        <w:t>Average source credibility: 0.58 (0–1 scale).</w:t>
+        <w:t>Average source credibility: 0.69 (0–1 scale).</w:t>
       </w:r>
     </w:p>
     <w:p>
@@ -80,14 +80,7 @@
         <w:t xml:space="preserve">1. </w:t>
       </w:r>
       <w:r>
-        <w:rPr>
-          <w:b/>
-          <w:color w:val="0B5C4A"/>
-        </w:rPr>
-        <w:t xml:space="preserve">Oréal → Innovist: </w:t>
-      </w:r>
-      <w:r>
-        <w:t>L’Oréal to acquire a majority stake in Innovist, a leading digital-first Indian personal care house of brands</w:t>
+        <w:t>French beauty and cosmetics giant L’Oreal seals deal to acquire majority stake in Innovist</w:t>
       </w:r>
     </w:p>
     <w:p>
@@ -96,7 +89,7 @@
           <w:color w:val="666666"/>
           <w:sz w:val="17"/>
         </w:rPr>
-        <w:t>Beauty &amp; Personal Care  ·  Source: L'Oréal  ·  credibility 0.40  ·  relevance 59 · corroborated by 3 sources</w:t>
+        <w:t>Beauty &amp; Personal Care  ·  Source: Moneycontrol.com  ·  credibility 1.00  ·  relevance 61</w:t>
       </w:r>
     </w:p>
     <w:p>
@@ -106,7 +99,7 @@
           <w:color w:val="1A5FB4"/>
           <w:sz w:val="17"/>
         </w:rPr>
-        <w:t>https://news.google.com/rss/articles/CBMimgFBVV95cUxPazNWWDdCQXBPY0FNdEl1dUltaS1OaXdVZjREUjNudEFsM1U0amF1RXhqME51a21TZ0FPWVQyaEhCNTNwVzVTbDl5RnlvUE12eXd3ekNlZXIycWhrUUQ4Q0R2VldfMkRZaUc5WVJyeUhfNlk3Sm8zVnhtN3kzWXU3OXd3QW1rVExtMTI4bm1tbHktVkY3N3lRZ19B?oc=5</w:t>
+        <w:t>https://news.google.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?oc=5</w:t>
       </w:r>
     </w:p>
     <w:p>
@@ -117,7 +110,7 @@
         <w:t xml:space="preserve">2. </w:t>
       </w:r>
       <w:r>
-        <w:t>FMCG giants focus on beauty brands in D2C acquisitions</w:t>
+        <w:t>Front Row Acquires Carbon Beauty, Deepening Its Investment in the Beauty Category</w:t>
       </w:r>
     </w:p>
     <w:p>
@@ -126,7 +119,7 @@
           <w:color w:val="666666"/>
           <w:sz w:val="17"/>
         </w:rPr>
-        <w:t>Beauty &amp; Personal Care  ·  Source: Indiatimes  ·  credibility 0.50  ·  relevance 55</w:t>
+        <w:t>Beauty &amp; Personal Care  ·  Source: PR Newswire  ·  credibility 1.00  ·  relevance 49</w:t>
       </w:r>
     </w:p>
     <w:p>
@@ -136,7 +129,7 @@
           <w:color w:val="1A5FB4"/>
           <w:sz w:val="17"/>
         </w:rPr>
-        <w:t>https://news.google.com/rss/articles/CBMiygFBVV95cUxNMzZSR19PZGR4bTZINmpBLUxrWWdyeVB0eXJ1aG5QdXVuVU56NmxoV0h5ZVdCTzlEN0xHZ3J3MFNLRXdZSDVqZ3A4WU5xb1ZFejN1bDF5NFRPRGFkc0ZWZ090VDZEQmlnYV9xaGE2bVBYeEdZeWhOUHU4QXh4QjdIWnRQWHpmM0w0dEJnTU9pa1BRTzlZMUdUbXpWOFd6VXNlQ3RyLXVfR0VyeWZ1MTExUEZ3WVJyR3Y5dHZoWThTZDZxMllLeG1uLU9B?oc=5</w:t>
+        <w:t>https://news.google.com/rss/articles/CBMi0gFBVV95cUxNN3RpVDRJWGZGZ24wXzVsSFFOcXhKRXBycS1OZUZIRGI2aTJ2OGFDbjdpSHo5SFg5RjA0Y0VfcVpob0lEWS1PRUVVNWg0NkVPV25uR3c4NUJBaGZyWVVwQ21TMmhHNzdDOWxSMXkwdEc2QWV5RmYyd21mQlRaQkZnRHdETjBFSUxZaDV3dk83RGNjeEVkTFpNZjhSV3M1QmtQQVVVYl9ESW9YOU9yQVlVLWRiOFkxWjBvMnVzb2pCUWRfYVk4QjhUckNkb2R0YWVwLWc?oc=5</w:t>
       </w:r>
     </w:p>
     <w:p>
@@ -145,6 +138,43 @@
           <w:b/>
         </w:rPr>
         <w:t xml:space="preserve">3. </w:t>
+      </w:r>
+      <w:r>
+        <w:rPr>
+          <w:b/>
+          <w:color w:val="0B5C4A"/>
+        </w:rPr>
+        <w:t xml:space="preserve">Oréal → Innovist: </w:t>
+      </w:r>
+      <w:r>
+        <w:t>L’Oréal to acquire majority stake in Innovist, bets big on India’s digital-first beauty brands</w:t>
+      </w:r>
+    </w:p>
+    <w:p>
+      <w:r>
+        <w:rPr>
+          <w:color w:val="666666"/>
+          <w:sz w:val="17"/>
+        </w:rPr>
+        <w:t>Beauty &amp; Personal Care  ·  Source: Storyboard18  ·  credibility 0.75  ·  relevance 49</w:t>
+      </w:r>
+    </w:p>
+    <w:p>
+      <w:r>
+        <w:rPr>
+          <w:i/>
+          <w:color w:val="1A5FB4"/>
+          <w:sz w:val="17"/>
+        </w:rPr>
+        <w:t>https://news.google.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?oc=5</w:t>
+      </w:r>
+    </w:p>
+    <w:p>
+      <w:r>
+        <w:rPr>
+          <w:b/>
+        </w:rPr>
+        <w:t xml:space="preserve">4. </w:t>
       </w:r>
       <w:r>
         <w:rPr>
@@ -187,7 +217,7 @@
         <w:rPr>
           <w:b/>
         </w:rPr>
-        <w:t xml:space="preserve">4. </w:t>
+        <w:t xml:space="preserve">5. </w:t>
       </w:r>
       <w:r>
         <w:t>ACCC clears Ampol’s EG Australia takeover subject to divestments</w:t>
@@ -217,7 +247,37 @@
         <w:rPr>
           <w:b/>
         </w:rPr>
-        <w:t xml:space="preserve">5. </w:t>
+        <w:t xml:space="preserve">6. </w:t>
+      </w:r>
+      <w:r>
+        <w:t>L’Oréal snaps up majority stake in Indian personal care brand Innovist</w:t>
+      </w:r>
+    </w:p>
+    <w:p>
+      <w:r>
+        <w:rPr>
+          <w:color w:val="666666"/>
+          <w:sz w:val="17"/>
+        </w:rPr>
+        <w:t>Beauty &amp; Personal Care  ·  Source: Cosmetics Business  ·  credibility 0.75  ·  relevance 43 · corroborated by 4 sources</w:t>
+      </w:r>
+    </w:p>
+    <w:p>
+      <w:r>
+        <w:rPr>
+          <w:i/>
+          <w:color w:val="1A5FB4"/>
+          <w:sz w:val="17"/>
+        </w:rPr>
+        <w:t>https://news.google.com/rss/articles/CBMigwFBVV95cUxQZHNKWFppdUNrM0JSNXB3LS1rOWpNX0dZS3daQzVHWVZ4SmVlWk1tU3pfMlhiaFV1QkVtdGFuRldxb3RCeFE2WmJrLUJKUkk4dWhibHB5T2h4clMxN1B1RUowelFXZ2Y2RFR0cjJzS0NFV1dxdXUwcmFfbXNqMEZjcFRpNA?oc=5</w:t>
+      </w:r>
+    </w:p>
+    <w:p>
+      <w:r>
+        <w:rPr>
+          <w:b/>
+        </w:rPr>
+        <w:t xml:space="preserve">7. </w:t>
       </w:r>
       <w:r>
         <w:rPr>
@@ -254,10 +314,10 @@
         <w:rPr>
           <w:b/>
         </w:rPr>
-        <w:t xml:space="preserve">6. </w:t>
+        <w:t xml:space="preserve">8. </w:t>
       </w:r>
       <w:r>
-        <w:t>Reliance targets multifold FMCG growth by 2030 through acquisitions, expansion</w:t>
+        <w:t>Lincoln Labs Acquires Caboodle, an AI-Powered CPG Trade Management Platform</w:t>
       </w:r>
     </w:p>
     <w:p>
@@ -266,7 +326,7 @@
           <w:color w:val="666666"/>
           <w:sz w:val="17"/>
         </w:rPr>
-        <w:t>Other / Diversified  ·  Source: BusinessLine  ·  credibility 0.40  ·  relevance 42</w:t>
+        <w:t>Other / Diversified  ·  Source: EIN Presswire  ·  credibility 0.40  ·  relevance 42</w:t>
       </w:r>
     </w:p>
     <w:p>
@@ -276,7 +336,7 @@
           <w:color w:val="1A5FB4"/>
           <w:sz w:val="17"/>
         </w:rPr>
-        <w:t>https://news.google.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?oc=5</w:t>
+        <w:t>https://news.google.com/rss/articles/CBMivgFBVV95cUxPSkhrV0RHR3QzZUxsNEFhSTNTV3VmeS1oNFRwOEdtNW8tYzNUTmRZMjNWenJWa1k4UVBPVmswcURwNlZQZm5KdGl3cm5TUFBCS2Q5RGNac0FpZUNOQ1V6NUhyUDBNalZBeGtucllZbFplZmUyNU1iMFFoQ045ZDVndW5rQUlfaGp0X0otbEo2NEpUV3pCQjVsWHBvSl8tcnBOWlRnY0l1R1ZPblRjakxUUGhBZVZGb2ZwaDZSSWlB?oc=5</w:t>
       </w:r>
     </w:p>
     <w:p>
@@ -284,7 +344,7 @@
         <w:rPr>
           <w:b/>
         </w:rPr>
-        <w:t xml:space="preserve">7. </w:t>
+        <w:t xml:space="preserve">9. </w:t>
       </w:r>
       <w:r>
         <w:t>From Acquisitions to Openings, the Latest in India’s Booming Beauty Business</w:t>
@@ -296,7 +356,7 @@
           <w:color w:val="666666"/>
           <w:sz w:val="17"/>
         </w:rPr>
-        <w:t>Beauty &amp; Personal Care  ·  Source: WWD  ·  credibility 0.75  ·  relevance 39</w:t>
+        <w:t>Beauty &amp; Personal Care  ·  Source: WWD  ·  credibility 0.75  ·  relevance 39 · corroborated by 2 sources</w:t>
       </w:r>
     </w:p>
     <w:p>
@@ -314,37 +374,7 @@
         <w:rPr>
           <w:b/>
         </w:rPr>
-        <w:t xml:space="preserve">8. </w:t>
-      </w:r>
-      <w:r>
-        <w:t>Erno Laszlo Acquired by E-Commerce and Brand Management Firm Ruoyuchen</w:t>
-      </w:r>
-    </w:p>
-    <w:p>
-      <w:r>
-        <w:rPr>
-          <w:color w:val="666666"/>
-          <w:sz w:val="17"/>
-        </w:rPr>
-        <w:t>Beauty &amp; Personal Care  ·  Source: BeautyMatter  ·  credibility 0.75  ·  relevance 39</w:t>
-      </w:r>
-    </w:p>
-    <w:p>
-      <w:r>
-        <w:rPr>
-          <w:i/>
-          <w:color w:val="1A5FB4"/>
-          <w:sz w:val="17"/>
-        </w:rPr>
-        <w:t>https://news.google.com/rss/articles/CBMipwFBVV95cUxNN1haOHZPSEg3SzNlQ0lTblBHeEk5MmswUzVWSWpkMnBDcloxUV8tZHIwbWQ5SXRhSjJCX3Fycnl4SGJaNHFacHFVSjJJT0RmY0RubFpmdGVQWnI1WmJNQlQtX3hHSXplNXBiRWJGRmJKWkpnam9oMnFYSWRDc2JKZnFYUm4wZXYtUmJGNUtYMm1YNlM1ZTdPems0WlhBSDh3TzRqUENidw?oc=5</w:t>
-      </w:r>
-    </w:p>
-    <w:p>
-      <w:r>
-        <w:rPr>
-          <w:b/>
-        </w:rPr>
-        <w:t xml:space="preserve">9. </w:t>
+        <w:t xml:space="preserve">10. </w:t>
       </w:r>
       <w:r>
         <w:t>List of 40 Acquisitions by L'Oreal (Jul 2026)</w:t>
@@ -367,36 +397,6 @@
           <w:sz w:val="17"/>
         </w:rPr>
         <w:t>https://news.google.com/rss/articles/CBMipAFBVV95cUxOMW04ZDBkZzNUQTdUWVVtbmVyRktEMVcyS0FPbEI1OXJISHc3WnFsOFQ1V2Q2cGNPOU1lancyUWZLM2JURjhra0ZyQXB0eVFjM0JPOWtNNFFEaHlzLTB2cEJNUGtIREw5cmxWVTZTaHllbWRoY09oSUR0UGUwU2tkZU9BTEpWekhVOTJjaFB4enJxckN5UUw2Vm5BZEdxQ1Q3bUFOYw?oc=5</w:t>
-      </w:r>
-    </w:p>
-    <w:p>
-      <w:r>
-        <w:rPr>
-          <w:b/>
-        </w:rPr>
-        <w:t xml:space="preserve">10. </w:t>
-      </w:r>
-      <w:r>
-        <w:t>Is K-beauty incubator The Founders looking to acquire Dr. Jart+ from Estée Lauder Companies?</w:t>
-      </w:r>
-    </w:p>
-    <w:p>
-      <w:r>
-        <w:rPr>
-          <w:color w:val="666666"/>
-          <w:sz w:val="17"/>
-        </w:rPr>
-        <w:t>Beauty &amp; Personal Care  ·  Source: Cosmetics Business  ·  credibility 0.75  ·  relevance 35 · corroborated by 2 sources</w:t>
-      </w:r>
-    </w:p>
-    <w:p>
-      <w:r>
-        <w:rPr>
-          <w:i/>
-          <w:color w:val="1A5FB4"/>
-          <w:sz w:val="17"/>
-        </w:rPr>
-        <w:t>https://news.google.com/rss/articles/CBMikgFBVV95cUxOaGFwT2JGUHgxT2QwOFd6VGY2dkZYcERaM1p3WFdWX3dUX2dlWnM4MFp3LVZsZzNWNzNRdXlmUUtDc25DV0h1bkZKLWhEZ0F2ckthcF9XWkhYa2o4ZW9TS0lEclhwcUgxQkJjYWw3NmtQdExvNlk1aTBneDRlOVJWdHA0eER3cE1weFR4dHJKZS04dw?oc=5</w:t>
       </w:r>
     </w:p>
     <w:p>
@@ -446,7 +446,7 @@
           </w:tcPr>
           <w:p>
             <w:r>
-              <w:t>Other / Diversified</w:t>
+              <w:t>Beauty &amp; Personal Care</w:t>
             </w:r>
           </w:p>
         </w:tc>
@@ -456,7 +456,7 @@
           </w:tcPr>
           <w:p>
             <w:r>
-              <w:t>7</w:t>
+              <w:t>8</w:t>
             </w:r>
           </w:p>
         </w:tc>
@@ -468,7 +468,7 @@
           </w:tcPr>
           <w:p>
             <w:r>
-              <w:t>Beauty &amp; Personal Care</w:t>
+              <w:t>Other / Diversified</w:t>
             </w:r>
           </w:p>
         </w:tc>
@@ -478,7 +478,7 @@
           </w:tcPr>
           <w:p>
             <w:r>
-              <w:t>6</w:t>
+              <w:t>4</w:t>
             </w:r>
           </w:p>
         </w:tc>
@@ -491,6 +491,28 @@
           <w:p>
             <w:r>
               <w:t>Food</w:t>
+            </w:r>
+          </w:p>
+        </w:tc>
+        <w:tc>
+          <w:tcPr>
+            <w:tcW w:type="dxa" w:w="4320"/>
+          </w:tcPr>
+          <w:p>
+            <w:r>
+              <w:t>1</w:t>
+            </w:r>
+          </w:p>
+        </w:tc>
+      </w:tr>
+      <w:tr>
+        <w:tc>
+          <w:tcPr>
+            <w:tcW w:type="dxa" w:w="4320"/>
+          </w:tcPr>
+          <w:p>
+            <w:r>
+              <w:t>Health &amp; Wellness</w:t>
             </w:r>
           </w:p>
         </w:tc>

--- a/data/outputs/newsletter.docx
+++ b/data/outputs/newsletter.docx
@@ -28,7 +28,7 @@
           <w:color w:val="666666"/>
           <w:sz w:val="18"/>
         </w:rPr>
-        <w:t>Generated 13 Jul 2026, 09:39  ·  14 deals  ·  12 sources</w:t>
+        <w:t>Generated 20 Jul 2026, 09:26  ·  12 deals  ·  11 sources</w:t>
       </w:r>
     </w:p>
     <w:p/>
@@ -45,7 +45,7 @@
         <w:pStyle w:val="ListBullet"/>
       </w:pPr>
       <w:r>
-        <w:t>Pipeline funnel: 70 ingested → 38 after de-duplication (32 duplicates removed) → 14 relevant deals.</w:t>
+        <w:t>Pipeline funnel: 73 ingested → 44 after de-duplication (29 duplicates removed) → 12 relevant deals.</w:t>
       </w:r>
     </w:p>
     <w:p>
@@ -53,7 +53,7 @@
         <w:pStyle w:val="ListBullet"/>
       </w:pPr>
       <w:r>
-        <w:t>Most active categories: Beauty &amp; Personal Care (8), Other / Diversified (4), Food (1).</w:t>
+        <w:t>Most active categories: Beauty &amp; Personal Care (8), Other / Diversified (2), Food (2).</w:t>
       </w:r>
     </w:p>
     <w:p>
@@ -61,7 +61,7 @@
         <w:pStyle w:val="ListBullet"/>
       </w:pPr>
       <w:r>
-        <w:t>Average source credibility: 0.69 (0–1 scale).</w:t>
+        <w:t>Average source credibility: 0.59 (0–1 scale).</w:t>
       </w:r>
     </w:p>
     <w:p>
@@ -80,7 +80,14 @@
         <w:t xml:space="preserve">1. </w:t>
       </w:r>
       <w:r>
-        <w:t>French beauty and cosmetics giant L’Oreal seals deal to acquire majority stake in Innovist</w:t>
+        <w:rPr>
+          <w:b/>
+          <w:color w:val="0B5C4A"/>
+        </w:rPr>
+        <w:t xml:space="preserve">L'Oreal → Indian: </w:t>
+      </w:r>
+      <w:r>
+        <w:t>L'Oreal to acquire majority stake in Indian beauty startup Innovist</w:t>
       </w:r>
     </w:p>
     <w:p>
@@ -89,7 +96,7 @@
           <w:color w:val="666666"/>
           <w:sz w:val="17"/>
         </w:rPr>
-        <w:t>Beauty &amp; Personal Care  ·  Source: Moneycontrol.com  ·  credibility 1.00  ·  relevance 61</w:t>
+        <w:t>Beauty &amp; Personal Care  ·  Source: Reuters  ·  credibility 1.00  ·  relevance 56 · corroborated by 4 sources</w:t>
       </w:r>
     </w:p>
     <w:p>
@@ -99,7 +106,7 @@
           <w:color w:val="1A5FB4"/>
           <w:sz w:val="17"/>
         </w:rPr>
-        <w:t>https://news.google.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?oc=5</w:t>
+        <w:t>https://news.google.com/rss/articles/CBMiowFBVV95cUxObnF2V3pfWnUzZ1ZPdlRLeHVSeVJXeDgtVlFMSWw2dmw5Vld1eWtQTkZNR0pSejdCcWlnOUxqQ1RjNkUzeDluWDZwNjNONzNINlJLY3d1QjhnRnpfLTBfV3dDejlBQVRMY3p6MTlNNW8zY1NodUlpVW1CakUtVG9rVmlDdnJxY1pDNjdraWtnNHN2REhmbWF0eW9FSldFU25iSUZn?oc=5</w:t>
       </w:r>
     </w:p>
     <w:p>
@@ -140,14 +147,7 @@
         <w:t xml:space="preserve">3. </w:t>
       </w:r>
       <w:r>
-        <w:rPr>
-          <w:b/>
-          <w:color w:val="0B5C4A"/>
-        </w:rPr>
-        <w:t xml:space="preserve">Oréal → Innovist: </w:t>
-      </w:r>
-      <w:r>
-        <w:t>L’Oréal to acquire majority stake in Innovist, bets big on India’s digital-first beauty brands</w:t>
+        <w:t>Recode Studios to acquire majority stake in premium beauty brand Aflairza</w:t>
       </w:r>
     </w:p>
     <w:p>
@@ -156,7 +156,7 @@
           <w:color w:val="666666"/>
           <w:sz w:val="17"/>
         </w:rPr>
-        <w:t>Beauty &amp; Personal Care  ·  Source: Storyboard18  ·  credibility 0.75  ·  relevance 49</w:t>
+        <w:t>Beauty &amp; Personal Care  ·  Source: ET Retail  ·  credibility 0.40  ·  relevance 49 · corroborated by 3 sources</w:t>
       </w:r>
     </w:p>
     <w:p>
@@ -166,7 +166,7 @@
           <w:color w:val="1A5FB4"/>
           <w:sz w:val="17"/>
         </w:rPr>
-        <w:t>https://news.google.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?oc=5</w:t>
+        <w:t>https://news.google.com/rss/articles/CBMi5AFBVV95cUxPTUhNWUVLV3pLbGJlaGx6cUxuTjRDTXViQ0phN3JZRW9OSE9WUEhzT1V1RHFub3RzOGx3S1ZNcllocGI4T2RuWE5udVg2LXY3T3llTkJaMU5XWUgzMU1PdTFiN0IxUWdoMlhEbTlKLW9uYXdmRGZzblI1UEtMa0JBQnc5MXBjTF9lZ1VTYm5XdEptM0dPdi1TQnByZTY3NmRaTUpkQ01PTi1BXzR6c2xwMVB5ejhYNGp3YTl1ZnB5UUJoTzIwNHo1eWJteWx2VVpqOEZkUVQ3Vi1nYmxkVmNtektLek4?oc=5</w:t>
       </w:r>
     </w:p>
     <w:p>
@@ -175,109 +175,6 @@
           <w:b/>
         </w:rPr>
         <w:t xml:space="preserve">4. </w:t>
-      </w:r>
-      <w:r>
-        <w:rPr>
-          <w:b/>
-          <w:color w:val="0B5C4A"/>
-        </w:rPr>
-        <w:t xml:space="preserve">Honasa → Fluence Pharma: </w:t>
-      </w:r>
-      <w:r>
-        <w:t>Honasa acquires 58% stake in Fluence Pharma for $15-18 million</w:t>
-      </w:r>
-      <w:r>
-        <w:rPr>
-          <w:b/>
-        </w:rPr>
-        <w:t xml:space="preserve">  [18 million]</w:t>
-      </w:r>
-    </w:p>
-    <w:p>
-      <w:r>
-        <w:rPr>
-          <w:color w:val="666666"/>
-          <w:sz w:val="17"/>
-        </w:rPr>
-        <w:t>Other / Diversified  ·  Source: Indiatimes  ·  credibility 0.50  ·  relevance 49</w:t>
-      </w:r>
-    </w:p>
-    <w:p>
-      <w:r>
-        <w:rPr>
-          <w:i/>
-          <w:color w:val="1A5FB4"/>
-          <w:sz w:val="17"/>
-        </w:rPr>
-        <w:t>https://news.google.com/rss/articles/CBMi0gFBVV95cUxORU9GRUhVNU5tQWw5ZkRrSnV1VzY0YXdZeF9JY1FoOUhjeE43T29rckJMRmxZVnM1bGxDRV96VDBWUDgtbmt0dkFSeWhSWEVEZ0syWU9hamR5U3VDX0RETHliUjJaS3JLOFRCY3RTVExIdF9kdGpTVDVzVEl0OG1vWWN5cHZGQzczdXJkOTVZMVJTRURoVDd4ck5WdXVHN29vVXFJM0Jfem9MaEFJeC0zbnZ1UG5BNnBxcmRWd1llUk5pMURDV1hQZXowNTA2b2FhaXc?oc=5</w:t>
-      </w:r>
-    </w:p>
-    <w:p>
-      <w:r>
-        <w:rPr>
-          <w:b/>
-        </w:rPr>
-        <w:t xml:space="preserve">5. </w:t>
-      </w:r>
-      <w:r>
-        <w:t>ACCC clears Ampol’s EG Australia takeover subject to divestments</w:t>
-      </w:r>
-    </w:p>
-    <w:p>
-      <w:r>
-        <w:rPr>
-          <w:color w:val="666666"/>
-          <w:sz w:val="17"/>
-        </w:rPr>
-        <w:t>Other / Diversified  ·  Source: Inside FMCG  ·  credibility 0.40  ·  relevance 47</w:t>
-      </w:r>
-    </w:p>
-    <w:p>
-      <w:r>
-        <w:rPr>
-          <w:i/>
-          <w:color w:val="1A5FB4"/>
-          <w:sz w:val="17"/>
-        </w:rPr>
-        <w:t>https://news.google.com/rss/articles/CBMiowFBVV95cUxQQ1MyNDBqWFJhM3RTcTdqVnotR0FkMWZOSS16QngweXZSaXp3d0xXOUxwNVpQLU40Y3RpRHZKTndNQmZTXzdPT2NxblgxZGxJbk05S0VYcmhXUEpoY3BrNS1mMXFraUxlQmVvOXRRVmMzQ2RheDdTQ1d2N0NOTXhENXg5NzZwSl9Ld0Y2b2NuXzBtd2lxa0dIV2FBNlBTSk9LZ1Aw?oc=5</w:t>
-      </w:r>
-    </w:p>
-    <w:p>
-      <w:r>
-        <w:rPr>
-          <w:b/>
-        </w:rPr>
-        <w:t xml:space="preserve">6. </w:t>
-      </w:r>
-      <w:r>
-        <w:t>L’Oréal snaps up majority stake in Indian personal care brand Innovist</w:t>
-      </w:r>
-    </w:p>
-    <w:p>
-      <w:r>
-        <w:rPr>
-          <w:color w:val="666666"/>
-          <w:sz w:val="17"/>
-        </w:rPr>
-        <w:t>Beauty &amp; Personal Care  ·  Source: Cosmetics Business  ·  credibility 0.75  ·  relevance 43 · corroborated by 4 sources</w:t>
-      </w:r>
-    </w:p>
-    <w:p>
-      <w:r>
-        <w:rPr>
-          <w:i/>
-          <w:color w:val="1A5FB4"/>
-          <w:sz w:val="17"/>
-        </w:rPr>
-        <w:t>https://news.google.com/rss/articles/CBMigwFBVV95cUxQZHNKWFppdUNrM0JSNXB3LS1rOWpNX0dZS3daQzVHWVZ4SmVlWk1tU3pfMlhiaFV1QkVtdGFuRldxb3RCeFE2WmJrLUJKUkk4dWhibHB5T2h4clMxN1B1RUowelFXZ2Y2RFR0cjJzS0NFV1dxdXUwcmFfbXNqMEZjcFRpNA?oc=5</w:t>
-      </w:r>
-    </w:p>
-    <w:p>
-      <w:r>
-        <w:rPr>
-          <w:b/>
-        </w:rPr>
-        <w:t xml:space="preserve">7. </w:t>
       </w:r>
       <w:r>
         <w:rPr>
@@ -314,37 +211,7 @@
         <w:rPr>
           <w:b/>
         </w:rPr>
-        <w:t xml:space="preserve">8. </w:t>
-      </w:r>
-      <w:r>
-        <w:t>Lincoln Labs Acquires Caboodle, an AI-Powered CPG Trade Management Platform</w:t>
-      </w:r>
-    </w:p>
-    <w:p>
-      <w:r>
-        <w:rPr>
-          <w:color w:val="666666"/>
-          <w:sz w:val="17"/>
-        </w:rPr>
-        <w:t>Other / Diversified  ·  Source: EIN Presswire  ·  credibility 0.40  ·  relevance 42</w:t>
-      </w:r>
-    </w:p>
-    <w:p>
-      <w:r>
-        <w:rPr>
-          <w:i/>
-          <w:color w:val="1A5FB4"/>
-          <w:sz w:val="17"/>
-        </w:rPr>
-        <w:t>https://news.google.com/rss/articles/CBMivgFBVV95cUxPSkhrV0RHR3QzZUxsNEFhSTNTV3VmeS1oNFRwOEdtNW8tYzNUTmRZMjNWenJWa1k4UVBPVmswcURwNlZQZm5KdGl3cm5TUFBCS2Q5RGNac0FpZUNOQ1V6NUhyUDBNalZBeGtucllZbFplZmUyNU1iMFFoQ045ZDVndW5rQUlfaGp0X0otbEo2NEpUV3pCQjVsWHBvSl8tcnBOWlRnY0l1R1ZPblRjakxUUGhBZVZGb2ZwaDZSSWlB?oc=5</w:t>
-      </w:r>
-    </w:p>
-    <w:p>
-      <w:r>
-        <w:rPr>
-          <w:b/>
-        </w:rPr>
-        <w:t xml:space="preserve">9. </w:t>
+        <w:t xml:space="preserve">5. </w:t>
       </w:r>
       <w:r>
         <w:t>From Acquisitions to Openings, the Latest in India’s Booming Beauty Business</w:t>
@@ -374,7 +241,37 @@
         <w:rPr>
           <w:b/>
         </w:rPr>
-        <w:t xml:space="preserve">10. </w:t>
+        <w:t xml:space="preserve">6. </w:t>
+      </w:r>
+      <w:r>
+        <w:t>Berlin Packaging expands in pharmaceutical, beauty markets with acquisitions in US, UK</w:t>
+      </w:r>
+    </w:p>
+    <w:p>
+      <w:r>
+        <w:rPr>
+          <w:color w:val="666666"/>
+          <w:sz w:val="17"/>
+        </w:rPr>
+        <w:t>Beauty &amp; Personal Care  ·  Source: Plastics News  ·  credibility 0.40  ·  relevance 39</w:t>
+      </w:r>
+    </w:p>
+    <w:p>
+      <w:r>
+        <w:rPr>
+          <w:i/>
+          <w:color w:val="1A5FB4"/>
+          <w:sz w:val="17"/>
+        </w:rPr>
+        <w:t>https://news.google.com/rss/articles/CBMiiAFBVV95cUxQN2tuQk1qWERNaV91Z3M0WEt5d1BQX3pudW8tR1RFMXdCSTdvZlN1RkpmRmdVMXB6NWJkVWcwelhucmZqRkNtV0NEVFRRSUJHRTRLZTJ5alhvcDY4TXlmd25LUTZTbzhCdFEyM1JmeWhxWUhoRnJZcDZRNDRnSmlmWENid1RwX3hw?oc=5</w:t>
+      </w:r>
+    </w:p>
+    <w:p>
+      <w:r>
+        <w:rPr>
+          <w:b/>
+        </w:rPr>
+        <w:t xml:space="preserve">7. </w:t>
       </w:r>
       <w:r>
         <w:t>List of 40 Acquisitions by L'Oreal (Jul 2026)</w:t>
@@ -397,6 +294,96 @@
           <w:sz w:val="17"/>
         </w:rPr>
         <w:t>https://news.google.com/rss/articles/CBMipAFBVV95cUxOMW04ZDBkZzNUQTdUWVVtbmVyRktEMVcyS0FPbEI1OXJISHc3WnFsOFQ1V2Q2cGNPOU1lancyUWZLM2JURjhra0ZyQXB0eVFjM0JPOWtNNFFEaHlzLTB2cEJNUGtIREw5cmxWVTZTaHllbWRoY09oSUR0UGUwU2tkZU9BTEpWekhVOTJjaFB4enJxckN5UUw2Vm5BZEdxQ1Q3bUFOYw?oc=5</w:t>
+      </w:r>
+    </w:p>
+    <w:p>
+      <w:r>
+        <w:rPr>
+          <w:b/>
+        </w:rPr>
+        <w:t xml:space="preserve">8. </w:t>
+      </w:r>
+      <w:r>
+        <w:t>Former Amazon Aggregator Olsam Group Acquires Wrinkles Schminkles As It Rebrands Into Avenir Collective</w:t>
+      </w:r>
+    </w:p>
+    <w:p>
+      <w:r>
+        <w:rPr>
+          <w:color w:val="666666"/>
+          <w:sz w:val="17"/>
+        </w:rPr>
+        <w:t>Beauty &amp; Personal Care  ·  Source: Beauty Independent  ·  credibility 0.40  ·  relevance 39</w:t>
+      </w:r>
+    </w:p>
+    <w:p>
+      <w:r>
+        <w:rPr>
+          <w:i/>
+          <w:color w:val="1A5FB4"/>
+          <w:sz w:val="17"/>
+        </w:rPr>
+        <w:t>https://news.google.com/rss/articles/CBMixgFBVV95cUxOS0xvTXNoaTF0QmpTRFpzQVVrb0UwVlNIWG1Bd0J0LXlyS2lOeThrNlUtNnZycmVMUHlrbnpJLTk3dXFaaC1SMmdjU19QTVl5YzRfYW5YTUllOTJoRlZFWkV3N0xHNm1OTkY4S01jZE9WV0tmUEdIN01lT3dFcEpSQVhPbDRJbXhscGxVV29UOE5zWGlmeVlqWHhvOWJCVGdvS01pM3loZWhYSnVfd1hPaWx6NjFIS1Q1dm1XeTNsYlpXajNWaWc?oc=5</w:t>
+      </w:r>
+    </w:p>
+    <w:p>
+      <w:r>
+        <w:rPr>
+          <w:b/>
+        </w:rPr>
+        <w:t xml:space="preserve">9. </w:t>
+      </w:r>
+      <w:r>
+        <w:t>Campbell Soup stock steadies as investors weigh Blue Buffalo pet food divestiture and margin outlook - ad-hoc-news.de</w:t>
+      </w:r>
+    </w:p>
+    <w:p>
+      <w:r>
+        <w:rPr>
+          <w:color w:val="666666"/>
+          <w:sz w:val="17"/>
+        </w:rPr>
+        <w:t>Food  ·  Source: ad-hoc-news.de  ·  credibility 0.40  ·  relevance 38</w:t>
+      </w:r>
+    </w:p>
+    <w:p>
+      <w:r>
+        <w:rPr>
+          <w:i/>
+          <w:color w:val="1A5FB4"/>
+          <w:sz w:val="17"/>
+        </w:rPr>
+        <w:t>https://news.google.com/rss/articles/CBMixwFBVV95cUxONmpsdUJ1QmlkekxlQlk1eTRGMG9hMlIxWXdvcWNDNmZVN3RNbmphVTBSMGlTUDlrWFdnNjdfWGptcjJSYjNLT3lvSDhNcGJxOUdWZXhIVF8tUDd2QlhNV3pGcjViNEgxeFl0SEZsbGNjZWgyeTI0SFJmd1BZMlppWEU4Q0d2ZHFwNF93ZVN1T2drMEZxazI4QUQ3RFJvYWpNQThMR2wzYUFROFhWdW91Y2lEcU8zQUdJYU9Wd1BELUZwVDQwSmw0?oc=5</w:t>
+      </w:r>
+    </w:p>
+    <w:p>
+      <w:r>
+        <w:rPr>
+          <w:b/>
+        </w:rPr>
+        <w:t xml:space="preserve">10. </w:t>
+      </w:r>
+      <w:r>
+        <w:t>Is K-beauty incubator The Founders looking to acquire Dr. Jart+ from Estée Lauder Companies?</w:t>
+      </w:r>
+    </w:p>
+    <w:p>
+      <w:r>
+        <w:rPr>
+          <w:color w:val="666666"/>
+          <w:sz w:val="17"/>
+        </w:rPr>
+        <w:t>Beauty &amp; Personal Care  ·  Source: Cosmetics Business  ·  credibility 0.75  ·  relevance 35 · corroborated by 3 sources</w:t>
+      </w:r>
+    </w:p>
+    <w:p>
+      <w:r>
+        <w:rPr>
+          <w:i/>
+          <w:color w:val="1A5FB4"/>
+          <w:sz w:val="17"/>
+        </w:rPr>
+        <w:t>https://news.google.com/rss/articles/CBMikgFBVV95cUxOaGFwT2JGUHgxT2QwOFd6VGY2dkZYcERaM1p3WFdWX3dUX2dlWnM4MFp3LVZsZzNWNzNRdXlmUUtDc25DV0h1bkZKLWhEZ0F2ckthcF9XWkhYa2o4ZW9TS0lEclhwcUgxQkJjYWw3NmtQdExvNlk1aTBneDRlOVJWdHA0eER3cE1weFR4dHJKZS04dw?oc=5</w:t>
       </w:r>
     </w:p>
     <w:p>
@@ -478,7 +465,7 @@
           </w:tcPr>
           <w:p>
             <w:r>
-              <w:t>4</w:t>
+              <w:t>2</w:t>
             </w:r>
           </w:p>
         </w:tc>
@@ -500,29 +487,7 @@
           </w:tcPr>
           <w:p>
             <w:r>
-              <w:t>1</w:t>
-            </w:r>
-          </w:p>
-        </w:tc>
-      </w:tr>
-      <w:tr>
-        <w:tc>
-          <w:tcPr>
-            <w:tcW w:type="dxa" w:w="4320"/>
-          </w:tcPr>
-          <w:p>
-            <w:r>
-              <w:t>Health &amp; Wellness</w:t>
-            </w:r>
-          </w:p>
-        </w:tc>
-        <w:tc>
-          <w:tcPr>
-            <w:tcW w:type="dxa" w:w="4320"/>
-          </w:tcPr>
-          <w:p>
-            <w:r>
-              <w:t>1</w:t>
+              <w:t>2</w:t>
             </w:r>
           </w:p>
         </w:tc>

--- a/data/outputs/newsletter.docx
+++ b/data/outputs/newsletter.docx
@@ -28,7 +28,7 @@
           <w:color w:val="666666"/>
           <w:sz w:val="18"/>
         </w:rPr>
-        <w:t>Generated 20 Jul 2026, 09:26  ·  12 deals  ·  11 sources</w:t>
+        <w:t>Generated 27 Jul 2026, 10:02  ·  14 deals  ·  12 sources</w:t>
       </w:r>
     </w:p>
     <w:p/>
@@ -45,7 +45,7 @@
         <w:pStyle w:val="ListBullet"/>
       </w:pPr>
       <w:r>
-        <w:t>Pipeline funnel: 73 ingested → 44 after de-duplication (29 duplicates removed) → 12 relevant deals.</w:t>
+        <w:t>Pipeline funnel: 82 ingested → 47 after de-duplication (35 duplicates removed) → 14 relevant deals.</w:t>
       </w:r>
     </w:p>
     <w:p>
@@ -53,7 +53,7 @@
         <w:pStyle w:val="ListBullet"/>
       </w:pPr>
       <w:r>
-        <w:t>Most active categories: Beauty &amp; Personal Care (8), Other / Diversified (2), Food (2).</w:t>
+        <w:t>Most active categories: Food (5), Beauty &amp; Personal Care (5), Other / Diversified (3).</w:t>
       </w:r>
     </w:p>
     <w:p>
@@ -61,7 +61,7 @@
         <w:pStyle w:val="ListBullet"/>
       </w:pPr>
       <w:r>
-        <w:t>Average source credibility: 0.59 (0–1 scale).</w:t>
+        <w:t>Average source credibility: 0.74 (0–1 scale).</w:t>
       </w:r>
     </w:p>
     <w:p>
@@ -96,7 +96,7 @@
           <w:color w:val="666666"/>
           <w:sz w:val="17"/>
         </w:rPr>
-        <w:t>Beauty &amp; Personal Care  ·  Source: Reuters  ·  credibility 1.00  ·  relevance 56 · corroborated by 4 sources</w:t>
+        <w:t>Beauty &amp; Personal Care  ·  Source: Reuters  ·  credibility 1.00  ·  relevance 56 · corroborated by 5 sources</w:t>
       </w:r>
     </w:p>
     <w:p>
@@ -147,7 +147,7 @@
         <w:t xml:space="preserve">3. </w:t>
       </w:r>
       <w:r>
-        <w:t>Recode Studios to acquire majority stake in premium beauty brand Aflairza</w:t>
+        <w:t>ITC eyes Rs 8 lakh crore FMCG opportunity by 2035, bets on AI and acquisitions</w:t>
       </w:r>
     </w:p>
     <w:p>
@@ -156,7 +156,7 @@
           <w:color w:val="666666"/>
           <w:sz w:val="17"/>
         </w:rPr>
-        <w:t>Beauty &amp; Personal Care  ·  Source: ET Retail  ·  credibility 0.40  ·  relevance 49 · corroborated by 3 sources</w:t>
+        <w:t>Other / Diversified  ·  Source: The Economic Times  ·  credibility 1.00  ·  relevance 48 · corroborated by 2 sources</w:t>
       </w:r>
     </w:p>
     <w:p>
@@ -166,7 +166,7 @@
           <w:color w:val="1A5FB4"/>
           <w:sz w:val="17"/>
         </w:rPr>
-        <w:t>https://news.google.com/rss/articles/CBMi5AFBVV95cUxPTUhNWUVLV3pLbGJlaGx6cUxuTjRDTXViQ0phN3JZRW9OSE9WUEhzT1V1RHFub3RzOGx3S1ZNcllocGI4T2RuWE5udVg2LXY3T3llTkJaMU5XWUgzMU1PdTFiN0IxUWdoMlhEbTlKLW9uYXdmRGZzblI1UEtMa0JBQnc5MXBjTF9lZ1VTYm5XdEptM0dPdi1TQnByZTY3NmRaTUpkQ01PTi1BXzR6c2xwMVB5ejhYNGp3YTl1ZnB5UUJoTzIwNHo1eWJteWx2VVpqOEZkUVQ3Vi1nYmxkVmNtektLek4?oc=5</w:t>
+        <w:t>https://news.google.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?oc=5</w:t>
       </w:r>
     </w:p>
     <w:p>
@@ -175,6 +175,109 @@
           <w:b/>
         </w:rPr>
         <w:t xml:space="preserve">4. </w:t>
+      </w:r>
+      <w:r>
+        <w:t>Beauty, personal care firms expand portfolios with acquisitions, new products</w:t>
+      </w:r>
+    </w:p>
+    <w:p>
+      <w:r>
+        <w:rPr>
+          <w:color w:val="666666"/>
+          <w:sz w:val="17"/>
+        </w:rPr>
+        <w:t>Beauty &amp; Personal Care  ·  Source: Interaksyon  ·  credibility 0.40  ·  relevance 48</w:t>
+      </w:r>
+    </w:p>
+    <w:p>
+      <w:r>
+        <w:rPr>
+          <w:i/>
+          <w:color w:val="1A5FB4"/>
+          <w:sz w:val="17"/>
+        </w:rPr>
+        <w:t>https://news.google.com/rss/articles/CBMi3gFBVV95cUxQVU9IdU1IOU5wWndNcUgzbkJiZG5JMktYajN5aUdiSnJNVjJHaHQtSTJjX3FUdXJJekdLUlBmZE50U01GeHVSQVBEZ05WS0d5SU9TemVFOFNqRzU1Mk5RTFB2eE5ZV1pjX04wXzEyWDNlTXNUaURtMTZmSG9kSFdybjg1UU5fZ2ROYjloQno4clVYUHQ1VVFsNEJOaHV1c0E1aGVWVWsxWjJ0dFI4VThUOTdieUU5RlZaVlZPNGVzQWlNSl9Nd1JoM1Y1WUVCSHRxV0Q3UlZKY1pkLUVTNGc?oc=5</w:t>
+      </w:r>
+    </w:p>
+    <w:p>
+      <w:r>
+        <w:rPr>
+          <w:b/>
+        </w:rPr>
+        <w:t xml:space="preserve">5. </w:t>
+      </w:r>
+      <w:r>
+        <w:rPr>
+          <w:b/>
+          <w:color w:val="0B5C4A"/>
+        </w:rPr>
+        <w:t xml:space="preserve">Varun Beverages → Devyani Foods Kenya's: </w:t>
+      </w:r>
+      <w:r>
+        <w:t>Varun Beverages buys Devyani Foods Kenya's dairy, juice and water business for Rs 305 crore</w:t>
+      </w:r>
+      <w:r>
+        <w:rPr>
+          <w:b/>
+        </w:rPr>
+        <w:t xml:space="preserve">  [rs 305 crore]</w:t>
+      </w:r>
+    </w:p>
+    <w:p>
+      <w:r>
+        <w:rPr>
+          <w:color w:val="666666"/>
+          <w:sz w:val="17"/>
+        </w:rPr>
+        <w:t>Food  ·  Source: Storyboard18  ·  credibility 0.75  ·  relevance 45</w:t>
+      </w:r>
+    </w:p>
+    <w:p>
+      <w:r>
+        <w:rPr>
+          <w:i/>
+          <w:color w:val="1A5FB4"/>
+          <w:sz w:val="17"/>
+        </w:rPr>
+        <w:t>https://news.google.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?oc=5</w:t>
+      </w:r>
+    </w:p>
+    <w:p>
+      <w:r>
+        <w:rPr>
+          <w:b/>
+        </w:rPr>
+        <w:t xml:space="preserve">6. </w:t>
+      </w:r>
+      <w:r>
+        <w:t>FMCG companies reap rewards from digital-first brand acquisitions as online bets drive growth</w:t>
+      </w:r>
+    </w:p>
+    <w:p>
+      <w:r>
+        <w:rPr>
+          <w:color w:val="666666"/>
+          <w:sz w:val="17"/>
+        </w:rPr>
+        <w:t>Other / Diversified  ·  Source: The Economic Times  ·  credibility 1.00  ·  relevance 42</w:t>
+      </w:r>
+    </w:p>
+    <w:p>
+      <w:r>
+        <w:rPr>
+          <w:i/>
+          <w:color w:val="1A5FB4"/>
+          <w:sz w:val="17"/>
+        </w:rPr>
+        <w:t>https://news.google.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?oc=5</w:t>
+      </w:r>
+    </w:p>
+    <w:p>
+      <w:r>
+        <w:rPr>
+          <w:b/>
+        </w:rPr>
+        <w:t xml:space="preserve">7. </w:t>
       </w:r>
       <w:r>
         <w:rPr>
@@ -211,7 +314,7 @@
         <w:rPr>
           <w:b/>
         </w:rPr>
-        <w:t xml:space="preserve">5. </w:t>
+        <w:t xml:space="preserve">8. </w:t>
       </w:r>
       <w:r>
         <w:t>From Acquisitions to Openings, the Latest in India’s Booming Beauty Business</w:t>
@@ -223,7 +326,7 @@
           <w:color w:val="666666"/>
           <w:sz w:val="17"/>
         </w:rPr>
-        <w:t>Beauty &amp; Personal Care  ·  Source: WWD  ·  credibility 0.75  ·  relevance 39 · corroborated by 2 sources</w:t>
+        <w:t>Beauty &amp; Personal Care  ·  Source: WWD  ·  credibility 0.75  ·  relevance 39</w:t>
       </w:r>
     </w:p>
     <w:p>
@@ -241,10 +344,10 @@
         <w:rPr>
           <w:b/>
         </w:rPr>
-        <w:t xml:space="preserve">6. </w:t>
+        <w:t xml:space="preserve">9. </w:t>
       </w:r>
       <w:r>
-        <w:t>Berlin Packaging expands in pharmaceutical, beauty markets with acquisitions in US, UK</w:t>
+        <w:t>Campbell Soup stock steadies as investors weigh Blue Buffalo pet food divestiture and margin outlook - Ad-hoc-news.de</w:t>
       </w:r>
     </w:p>
     <w:p>
@@ -253,97 +356,7 @@
           <w:color w:val="666666"/>
           <w:sz w:val="17"/>
         </w:rPr>
-        <w:t>Beauty &amp; Personal Care  ·  Source: Plastics News  ·  credibility 0.40  ·  relevance 39</w:t>
-      </w:r>
-    </w:p>
-    <w:p>
-      <w:r>
-        <w:rPr>
-          <w:i/>
-          <w:color w:val="1A5FB4"/>
-          <w:sz w:val="17"/>
-        </w:rPr>
-        <w:t>https://news.google.com/rss/articles/CBMiiAFBVV95cUxQN2tuQk1qWERNaV91Z3M0WEt5d1BQX3pudW8tR1RFMXdCSTdvZlN1RkpmRmdVMXB6NWJkVWcwelhucmZqRkNtV0NEVFRRSUJHRTRLZTJ5alhvcDY4TXlmd25LUTZTbzhCdFEyM1JmeWhxWUhoRnJZcDZRNDRnSmlmWENid1RwX3hw?oc=5</w:t>
-      </w:r>
-    </w:p>
-    <w:p>
-      <w:r>
-        <w:rPr>
-          <w:b/>
-        </w:rPr>
-        <w:t xml:space="preserve">7. </w:t>
-      </w:r>
-      <w:r>
-        <w:t>List of 40 Acquisitions by L'Oreal (Jul 2026)</w:t>
-      </w:r>
-    </w:p>
-    <w:p>
-      <w:r>
-        <w:rPr>
-          <w:color w:val="666666"/>
-          <w:sz w:val="17"/>
-        </w:rPr>
-        <w:t>Other / Diversified  ·  Source: Tracxn  ·  credibility 0.40  ·  relevance 39</w:t>
-      </w:r>
-    </w:p>
-    <w:p>
-      <w:r>
-        <w:rPr>
-          <w:i/>
-          <w:color w:val="1A5FB4"/>
-          <w:sz w:val="17"/>
-        </w:rPr>
-        <w:t>https://news.google.com/rss/articles/CBMipAFBVV95cUxOMW04ZDBkZzNUQTdUWVVtbmVyRktEMVcyS0FPbEI1OXJISHc3WnFsOFQ1V2Q2cGNPOU1lancyUWZLM2JURjhra0ZyQXB0eVFjM0JPOWtNNFFEaHlzLTB2cEJNUGtIREw5cmxWVTZTaHllbWRoY09oSUR0UGUwU2tkZU9BTEpWekhVOTJjaFB4enJxckN5UUw2Vm5BZEdxQ1Q3bUFOYw?oc=5</w:t>
-      </w:r>
-    </w:p>
-    <w:p>
-      <w:r>
-        <w:rPr>
-          <w:b/>
-        </w:rPr>
-        <w:t xml:space="preserve">8. </w:t>
-      </w:r>
-      <w:r>
-        <w:t>Former Amazon Aggregator Olsam Group Acquires Wrinkles Schminkles As It Rebrands Into Avenir Collective</w:t>
-      </w:r>
-    </w:p>
-    <w:p>
-      <w:r>
-        <w:rPr>
-          <w:color w:val="666666"/>
-          <w:sz w:val="17"/>
-        </w:rPr>
-        <w:t>Beauty &amp; Personal Care  ·  Source: Beauty Independent  ·  credibility 0.40  ·  relevance 39</w:t>
-      </w:r>
-    </w:p>
-    <w:p>
-      <w:r>
-        <w:rPr>
-          <w:i/>
-          <w:color w:val="1A5FB4"/>
-          <w:sz w:val="17"/>
-        </w:rPr>
-        <w:t>https://news.google.com/rss/articles/CBMixgFBVV95cUxOS0xvTXNoaTF0QmpTRFpzQVVrb0UwVlNIWG1Bd0J0LXlyS2lOeThrNlUtNnZycmVMUHlrbnpJLTk3dXFaaC1SMmdjU19QTVl5YzRfYW5YTUllOTJoRlZFWkV3N0xHNm1OTkY4S01jZE9WV0tmUEdIN01lT3dFcEpSQVhPbDRJbXhscGxVV29UOE5zWGlmeVlqWHhvOWJCVGdvS01pM3loZWhYSnVfd1hPaWx6NjFIS1Q1dm1XeTNsYlpXajNWaWc?oc=5</w:t>
-      </w:r>
-    </w:p>
-    <w:p>
-      <w:r>
-        <w:rPr>
-          <w:b/>
-        </w:rPr>
-        <w:t xml:space="preserve">9. </w:t>
-      </w:r>
-      <w:r>
-        <w:t>Campbell Soup stock steadies as investors weigh Blue Buffalo pet food divestiture and margin outlook - ad-hoc-news.de</w:t>
-      </w:r>
-    </w:p>
-    <w:p>
-      <w:r>
-        <w:rPr>
-          <w:color w:val="666666"/>
-          <w:sz w:val="17"/>
-        </w:rPr>
-        <w:t>Food  ·  Source: ad-hoc-news.de  ·  credibility 0.40  ·  relevance 38</w:t>
+        <w:t>Food  ·  Source: Ad-hoc-news.de  ·  credibility 0.40  ·  relevance 38</w:t>
       </w:r>
     </w:p>
     <w:p>
@@ -364,7 +377,7 @@
         <w:t xml:space="preserve">10. </w:t>
       </w:r>
       <w:r>
-        <w:t>Is K-beauty incubator The Founders looking to acquire Dr. Jart+ from Estée Lauder Companies?</w:t>
+        <w:t>McCormick plans secondary London listing after Unilever Foods merger, unveils operating structure</w:t>
       </w:r>
     </w:p>
     <w:p>
@@ -373,7 +386,7 @@
           <w:color w:val="666666"/>
           <w:sz w:val="17"/>
         </w:rPr>
-        <w:t>Beauty &amp; Personal Care  ·  Source: Cosmetics Business  ·  credibility 0.75  ·  relevance 35 · corroborated by 3 sources</w:t>
+        <w:t>Food  ·  Source: Reuters  ·  credibility 1.00  ·  relevance 37</w:t>
       </w:r>
     </w:p>
     <w:p>
@@ -383,7 +396,7 @@
           <w:color w:val="1A5FB4"/>
           <w:sz w:val="17"/>
         </w:rPr>
-        <w:t>https://news.google.com/rss/articles/CBMikgFBVV95cUxOaGFwT2JGUHgxT2QwOFd6VGY2dkZYcERaM1p3WFdWX3dUX2dlWnM4MFp3LVZsZzNWNzNRdXlmUUtDc25DV0h1bkZKLWhEZ0F2ckthcF9XWkhYa2o4ZW9TS0lEclhwcUgxQkJjYWw3NmtQdExvNlk1aTBneDRlOVJWdHA0eER3cE1weFR4dHJKZS04dw?oc=5</w:t>
+        <w:t>https://news.google.com/rss/articles/CBMizAFBVV95cUxPeThGOGF2R2FrQ194SUxyVmNjQ0I1TWg5ai1hN3AteU5rS3ZUZmZMampVeU10d3l3MUYwRjlFYWVIaVMzcjdmN2JlYmFRTmI0S2dPQzNGVE03VWxkejhsbVA4akFTLWJhM2FMZ1hNbE9XbzFfTG5UVWoxNWFtVHFVOHdQbXhETUVNNEdOVlI4eHB2NjFVN1oyMktUZEdOVjkwTmhZYndHR0hmVjRLWnRnVEJlSy0wNnVCcm9Jb1BiZTE4eXVCYWgyOW5sYWY?oc=5</w:t>
       </w:r>
     </w:p>
     <w:p>
@@ -433,6 +446,28 @@
           </w:tcPr>
           <w:p>
             <w:r>
+              <w:t>Food</w:t>
+            </w:r>
+          </w:p>
+        </w:tc>
+        <w:tc>
+          <w:tcPr>
+            <w:tcW w:type="dxa" w:w="4320"/>
+          </w:tcPr>
+          <w:p>
+            <w:r>
+              <w:t>5</w:t>
+            </w:r>
+          </w:p>
+        </w:tc>
+      </w:tr>
+      <w:tr>
+        <w:tc>
+          <w:tcPr>
+            <w:tcW w:type="dxa" w:w="4320"/>
+          </w:tcPr>
+          <w:p>
+            <w:r>
               <w:t>Beauty &amp; Personal Care</w:t>
             </w:r>
           </w:p>
@@ -443,7 +478,7 @@
           </w:tcPr>
           <w:p>
             <w:r>
-              <w:t>8</w:t>
+              <w:t>5</w:t>
             </w:r>
           </w:p>
         </w:tc>
@@ -465,7 +500,7 @@
           </w:tcPr>
           <w:p>
             <w:r>
-              <w:t>2</w:t>
+              <w:t>3</w:t>
             </w:r>
           </w:p>
         </w:tc>
@@ -477,7 +512,7 @@
           </w:tcPr>
           <w:p>
             <w:r>
-              <w:t>Food</w:t>
+              <w:t>Home &amp; Household Care</w:t>
             </w:r>
           </w:p>
         </w:tc>
@@ -487,7 +522,7 @@
           </w:tcPr>
           <w:p>
             <w:r>
-              <w:t>2</w:t>
+              <w:t>1</w:t>
             </w:r>
           </w:p>
         </w:tc>

--- a/data/outputs/newsletter.docx
+++ b/data/outputs/newsletter.docx
@@ -28,7 +28,7 @@
           <w:color w:val="666666"/>
           <w:sz w:val="18"/>
         </w:rPr>
-        <w:t>Generated 27 Jul 2026, 10:02  ·  14 deals  ·  12 sources</w:t>
+        <w:t>Generated 03 Aug 2026, 09:57  ·  10 deals  ·  9 sources</w:t>
       </w:r>
     </w:p>
     <w:p/>
@@ -45,7 +45,7 @@
         <w:pStyle w:val="ListBullet"/>
       </w:pPr>
       <w:r>
-        <w:t>Pipeline funnel: 82 ingested → 47 after de-duplication (35 duplicates removed) → 14 relevant deals.</w:t>
+        <w:t>Pipeline funnel: 64 ingested → 39 after de-duplication (25 duplicates removed) → 10 relevant deals.</w:t>
       </w:r>
     </w:p>
     <w:p>
@@ -53,7 +53,7 @@
         <w:pStyle w:val="ListBullet"/>
       </w:pPr>
       <w:r>
-        <w:t>Most active categories: Food (5), Beauty &amp; Personal Care (5), Other / Diversified (3).</w:t>
+        <w:t>Most active categories: Beauty &amp; Personal Care (4), Other / Diversified (3), Food (1).</w:t>
       </w:r>
     </w:p>
     <w:p>
@@ -61,7 +61,7 @@
         <w:pStyle w:val="ListBullet"/>
       </w:pPr>
       <w:r>
-        <w:t>Average source credibility: 0.74 (0–1 scale).</w:t>
+        <w:t>Average source credibility: 0.69 (0–1 scale).</w:t>
       </w:r>
     </w:p>
     <w:p>
@@ -84,10 +84,10 @@
           <w:b/>
           <w:color w:val="0B5C4A"/>
         </w:rPr>
-        <w:t xml:space="preserve">L'Oreal → Indian: </w:t>
+        <w:t xml:space="preserve">Salt Capital → Dispense Logic: </w:t>
       </w:r>
       <w:r>
-        <w:t>L'Oreal to acquire majority stake in Indian beauty startup Innovist</w:t>
+        <w:t>Salt Capital acquires majority stake in Dispense Logic, expanding beverage distribution portfolio</w:t>
       </w:r>
     </w:p>
     <w:p>
@@ -96,7 +96,7 @@
           <w:color w:val="666666"/>
           <w:sz w:val="17"/>
         </w:rPr>
-        <w:t>Beauty &amp; Personal Care  ·  Source: Reuters  ·  credibility 1.00  ·  relevance 56 · corroborated by 5 sources</w:t>
+        <w:t>Beverages  ·  Source: africabusinessplus.com  ·  credibility 0.40  ·  relevance 55</w:t>
       </w:r>
     </w:p>
     <w:p>
@@ -106,7 +106,7 @@
           <w:color w:val="1A5FB4"/>
           <w:sz w:val="17"/>
         </w:rPr>
-        <w:t>https://news.google.com/rss/articles/CBMiowFBVV95cUxObnF2V3pfWnUzZ1ZPdlRLeHVSeVJXeDgtVlFMSWw2dmw5Vld1eWtQTkZNR0pSejdCcWlnOUxqQ1RjNkUzeDluWDZwNjNONzNINlJLY3d1QjhnRnpfLTBfV3dDejlBQVRMY3p6MTlNNW8zY1NodUlpVW1CakUtVG9rVmlDdnJxY1pDNjdraWtnNHN2REhmbWF0eW9FSldFU25iSUZn?oc=5</w:t>
+        <w:t>https://news.google.com/rss/articles/CBMi2gFBVV95cUxQN3VpS3JsdV83czFJb1RhZnloLUljdkJxejQtV3FubEVxdXd5M0liSE9mbS1wWnZEeE0weTY5NER5cmlTM21zOS1zRU5hQ1Ywam11R0FwalpvV1pmOER3dFBHaWxvY2c4a2R3SjAtUGswODVscW9GdS1ZcmRaVnc3cFNtMmlwU3hkQkxrRHNaMVU5R3hheEt1dUxfM0lweEl4WldtdlY1MHZNZzc4OGhKN19wLVllTlRNRDBFMldjSmdoVktLcXg3WTR3WUk5b3ZqVS1Ja3VLQWNmZw?oc=5</w:t>
       </w:r>
     </w:p>
     <w:p>
@@ -115,36 +115,6 @@
           <w:b/>
         </w:rPr>
         <w:t xml:space="preserve">2. </w:t>
-      </w:r>
-      <w:r>
-        <w:t>Front Row Acquires Carbon Beauty, Deepening Its Investment in the Beauty Category</w:t>
-      </w:r>
-    </w:p>
-    <w:p>
-      <w:r>
-        <w:rPr>
-          <w:color w:val="666666"/>
-          <w:sz w:val="17"/>
-        </w:rPr>
-        <w:t>Beauty &amp; Personal Care  ·  Source: PR Newswire  ·  credibility 1.00  ·  relevance 49</w:t>
-      </w:r>
-    </w:p>
-    <w:p>
-      <w:r>
-        <w:rPr>
-          <w:i/>
-          <w:color w:val="1A5FB4"/>
-          <w:sz w:val="17"/>
-        </w:rPr>
-        <w:t>https://news.google.com/rss/articles/CBMi0gFBVV95cUxNN3RpVDRJWGZGZ24wXzVsSFFOcXhKRXBycS1OZUZIRGI2aTJ2OGFDbjdpSHo5SFg5RjA0Y0VfcVpob0lEWS1PRUVVNWg0NkVPV25uR3c4NUJBaGZyWVVwQ21TMmhHNzdDOWxSMXkwdEc2QWV5RmYyd21mQlRaQkZnRHdETjBFSUxZaDV3dk83RGNjeEVkTFpNZjhSV3M1QmtQQVVVYl9ESW9YOU9yQVlVLWRiOFkxWjBvMnVzb2pCUWRfYVk4QjhUckNkb2R0YWVwLWc?oc=5</w:t>
-      </w:r>
-    </w:p>
-    <w:p>
-      <w:r>
-        <w:rPr>
-          <w:b/>
-        </w:rPr>
-        <w:t xml:space="preserve">3. </w:t>
       </w:r>
       <w:r>
         <w:t>ITC eyes Rs 8 lakh crore FMCG opportunity by 2035, bets on AI and acquisitions</w:t>
@@ -174,7 +144,7 @@
         <w:rPr>
           <w:b/>
         </w:rPr>
-        <w:t xml:space="preserve">4. </w:t>
+        <w:t xml:space="preserve">3. </w:t>
       </w:r>
       <w:r>
         <w:t>Beauty, personal care firms expand portfolios with acquisitions, new products</w:t>
@@ -204,50 +174,7 @@
         <w:rPr>
           <w:b/>
         </w:rPr>
-        <w:t xml:space="preserve">5. </w:t>
-      </w:r>
-      <w:r>
-        <w:rPr>
-          <w:b/>
-          <w:color w:val="0B5C4A"/>
-        </w:rPr>
-        <w:t xml:space="preserve">Varun Beverages → Devyani Foods Kenya's: </w:t>
-      </w:r>
-      <w:r>
-        <w:t>Varun Beverages buys Devyani Foods Kenya's dairy, juice and water business for Rs 305 crore</w:t>
-      </w:r>
-      <w:r>
-        <w:rPr>
-          <w:b/>
-        </w:rPr>
-        <w:t xml:space="preserve">  [rs 305 crore]</w:t>
-      </w:r>
-    </w:p>
-    <w:p>
-      <w:r>
-        <w:rPr>
-          <w:color w:val="666666"/>
-          <w:sz w:val="17"/>
-        </w:rPr>
-        <w:t>Food  ·  Source: Storyboard18  ·  credibility 0.75  ·  relevance 45</w:t>
-      </w:r>
-    </w:p>
-    <w:p>
-      <w:r>
-        <w:rPr>
-          <w:i/>
-          <w:color w:val="1A5FB4"/>
-          <w:sz w:val="17"/>
-        </w:rPr>
-        <w:t>https://news.google.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?oc=5</w:t>
-      </w:r>
-    </w:p>
-    <w:p>
-      <w:r>
-        <w:rPr>
-          <w:b/>
-        </w:rPr>
-        <w:t xml:space="preserve">6. </w:t>
+        <w:t xml:space="preserve">4. </w:t>
       </w:r>
       <w:r>
         <w:t>FMCG companies reap rewards from digital-first brand acquisitions as online bets drive growth</w:t>
@@ -277,17 +204,10 @@
         <w:rPr>
           <w:b/>
         </w:rPr>
-        <w:t xml:space="preserve">7. </w:t>
+        <w:t xml:space="preserve">5. </w:t>
       </w:r>
       <w:r>
-        <w:rPr>
-          <w:b/>
-          <w:color w:val="0B5C4A"/>
-        </w:rPr>
-        <w:t xml:space="preserve">FlavorSum → Beverage Flavors International: </w:t>
-      </w:r>
-      <w:r>
-        <w:t>FlavorSum acquires Beverage Flavors International</w:t>
+        <w:t>Rise Baking Company Acquires Jimmy's Gourmet Bakery to Expand Its Cookie Empire</w:t>
       </w:r>
     </w:p>
     <w:p>
@@ -296,7 +216,7 @@
           <w:color w:val="666666"/>
           <w:sz w:val="17"/>
         </w:rPr>
-        <w:t>Food  ·  Source: Food Business News  ·  credibility 0.75  ·  relevance 42</w:t>
+        <w:t>Food  ·  Source: Food &amp; Beverage Magazine  ·  credibility 0.40  ·  relevance 42</w:t>
       </w:r>
     </w:p>
     <w:p>
@@ -306,7 +226,7 @@
           <w:color w:val="1A5FB4"/>
           <w:sz w:val="17"/>
         </w:rPr>
-        <w:t>https://news.google.com/rss/articles/CBMingFBVV95cUxPbmJIb0dNY1ZMYW5OQU90a3UyMUtZNTFEVncxSnc4Z0FVc0F2bjhVLWlSVENMaC1OZldoRUhhWENtcnUzOE5PWnNCenBQbkdadEo4aEN1UHY3T0N3N0VZX2ZlY080QVQ4Q21lb2lfN3VvS2o4NkFHWU1GQm54QjhrSGFQckppRXVYUGlIRk1lS0VIMkc4YWVLSHFCZW1sZw?oc=5</w:t>
+        <w:t>https://news.google.com/rss/articles/CBMiigFBVV95cUxQQUNvSm1pN21lclFsa2g2YzExN3kyYWR6ZEI1ZlhDNGNQWUI1VnkyUDBWeGhRT3NsTkt2a2wxVU5ERjYzYTluanlLLU9wcGRYd1JiU2pZNXh0SjdRUE1tejZhMjIzMjZXckFZRWMwLV9qREtnUTRYRTcyVnlBNFVrRzNfb2JkY2ZzRlE?oc=5</w:t>
       </w:r>
     </w:p>
     <w:p>
@@ -314,7 +234,37 @@
         <w:rPr>
           <w:b/>
         </w:rPr>
-        <w:t xml:space="preserve">8. </w:t>
+        <w:t xml:space="preserve">6. </w:t>
+      </w:r>
+      <w:r>
+        <w:t>Cardinal Health expands home care business with two tuck-in acquisitions</w:t>
+      </w:r>
+    </w:p>
+    <w:p>
+      <w:r>
+        <w:rPr>
+          <w:color w:val="666666"/>
+          <w:sz w:val="17"/>
+        </w:rPr>
+        <w:t>Home &amp; Household Care  ·  Source: PR Newswire  ·  credibility 1.00  ·  relevance 39</w:t>
+      </w:r>
+    </w:p>
+    <w:p>
+      <w:r>
+        <w:rPr>
+          <w:i/>
+          <w:color w:val="1A5FB4"/>
+          <w:sz w:val="17"/>
+        </w:rPr>
+        <w:t>https://news.google.com/rss/articles/CBMixwFBVV95cUxNbnlDM0RwUjVRMjdObGFQMkhZQXc5OFJFR1ZXRjFTWTc3YzB3XzhFcmhNbnBKUlZFRzZmNEoxUkZkVjhIRkFnb25PbU5ScHpHemZEeTgya2tlV2dNX1NXUW1Bak53SHpFcktmNUE0VWk1eTVtYzZNeGV5end4eHFXNVBINXlqWVVWRmFTbmc4YXpqN2FuY29YS19XTE9UWVdudjNsZWkwYk9YYVVtNnJOZnI0V2lyNHhwVlN4cW5UZUxYTXdKcXhZ?oc=5</w:t>
+      </w:r>
+    </w:p>
+    <w:p>
+      <w:r>
+        <w:rPr>
+          <w:b/>
+        </w:rPr>
+        <w:t xml:space="preserve">7. </w:t>
       </w:r>
       <w:r>
         <w:t>From Acquisitions to Openings, the Latest in India’s Booming Beauty Business</w:t>
@@ -344,10 +294,10 @@
         <w:rPr>
           <w:b/>
         </w:rPr>
-        <w:t xml:space="preserve">9. </w:t>
+        <w:t xml:space="preserve">8. </w:t>
       </w:r>
       <w:r>
-        <w:t>Campbell Soup stock steadies as investors weigh Blue Buffalo pet food divestiture and margin outlook - Ad-hoc-news.de</w:t>
+        <w:t>Is K-beauty incubator The Founders looking to acquire Dr. Jart+ from Estée Lauder Companies?</w:t>
       </w:r>
     </w:p>
     <w:p>
@@ -356,7 +306,7 @@
           <w:color w:val="666666"/>
           <w:sz w:val="17"/>
         </w:rPr>
-        <w:t>Food  ·  Source: Ad-hoc-news.de  ·  credibility 0.40  ·  relevance 38</w:t>
+        <w:t>Beauty &amp; Personal Care  ·  Source: Cosmetics Business  ·  credibility 0.75  ·  relevance 35 · corroborated by 3 sources</w:t>
       </w:r>
     </w:p>
     <w:p>
@@ -366,7 +316,37 @@
           <w:color w:val="1A5FB4"/>
           <w:sz w:val="17"/>
         </w:rPr>
-        <w:t>https://news.google.com/rss/articles/CBMixwFBVV95cUxONmpsdUJ1QmlkekxlQlk1eTRGMG9hMlIxWXdvcWNDNmZVN3RNbmphVTBSMGlTUDlrWFdnNjdfWGptcjJSYjNLT3lvSDhNcGJxOUdWZXhIVF8tUDd2QlhNV3pGcjViNEgxeFl0SEZsbGNjZWgyeTI0SFJmd1BZMlppWEU4Q0d2ZHFwNF93ZVN1T2drMEZxazI4QUQ3RFJvYWpNQThMR2wzYUFROFhWdW91Y2lEcU8zQUdJYU9Wd1BELUZwVDQwSmw0?oc=5</w:t>
+        <w:t>https://news.google.com/rss/articles/CBMikgFBVV95cUxOaGFwT2JGUHgxT2QwOFd6VGY2dkZYcERaM1p3WFdWX3dUX2dlWnM4MFp3LVZsZzNWNzNRdXlmUUtDc25DV0h1bkZKLWhEZ0F2ckthcF9XWkhYa2o4ZW9TS0lEclhwcUgxQkJjYWw3NmtQdExvNlk1aTBneDRlOVJWdHA0eER3cE1weFR4dHJKZS04dw?oc=5</w:t>
+      </w:r>
+    </w:p>
+    <w:p>
+      <w:r>
+        <w:rPr>
+          <w:b/>
+        </w:rPr>
+        <w:t xml:space="preserve">9. </w:t>
+      </w:r>
+      <w:r>
+        <w:t>Recode Studios to acquire up to 51% stake in beauty brand Aflairza</w:t>
+      </w:r>
+    </w:p>
+    <w:p>
+      <w:r>
+        <w:rPr>
+          <w:color w:val="666666"/>
+          <w:sz w:val="17"/>
+        </w:rPr>
+        <w:t>Beauty &amp; Personal Care  ·  Source: afaqs!  ·  credibility 0.75  ·  relevance 33</w:t>
+      </w:r>
+    </w:p>
+    <w:p>
+      <w:r>
+        <w:rPr>
+          <w:i/>
+          <w:color w:val="1A5FB4"/>
+          <w:sz w:val="17"/>
+        </w:rPr>
+        <w:t>https://news.google.com/rss/articles/CBMiqgFBVV95cUxOTDZZMFgtUVR4dGtFZ3JQQmEyem1Ca0hnamZfTUhxdUt4bmViU0hYVEJXVkVhNGs3Z3paXzhZSVhfTkdSSzQzV01vanFWbk1tVHhyYWRlR3l4RllNbF9WdG1SbXFmU0FhdkxuQzdaQlFUSkVTaGN5Ynh6V3dYTTNSWTRQTGpQOTMzMDA5OEVjdDloNDdZZ29uYnhSN29jMDNSQndsbm9MSW9Udw?oc=5</w:t>
       </w:r>
     </w:p>
     <w:p>
@@ -377,7 +357,7 @@
         <w:t xml:space="preserve">10. </w:t>
       </w:r>
       <w:r>
-        <w:t>McCormick plans secondary London listing after Unilever Foods merger, unveils operating structure</w:t>
+        <w:t>Russia's Arnest Agrees to Buy Reckitt's Local Business, Extending Foreign Asset Buying Spree – FT</w:t>
       </w:r>
     </w:p>
     <w:p>
@@ -386,7 +366,7 @@
           <w:color w:val="666666"/>
           <w:sz w:val="17"/>
         </w:rPr>
-        <w:t>Food  ·  Source: Reuters  ·  credibility 1.00  ·  relevance 37</w:t>
+        <w:t>Other / Diversified  ·  Source: The Moscow Times  ·  credibility 0.40  ·  relevance 23</w:t>
       </w:r>
     </w:p>
     <w:p>
@@ -396,7 +376,7 @@
           <w:color w:val="1A5FB4"/>
           <w:sz w:val="17"/>
         </w:rPr>
-        <w:t>https://news.google.com/rss/articles/CBMizAFBVV95cUxPeThGOGF2R2FrQ194SUxyVmNjQ0I1TWg5ai1hN3AteU5rS3ZUZmZMampVeU10d3l3MUYwRjlFYWVIaVMzcjdmN2JlYmFRTmI0S2dPQzNGVE03VWxkejhsbVA4akFTLWJhM2FMZ1hNbE9XbzFfTG5UVWoxNWFtVHFVOHdQbXhETUVNNEdOVlI4eHB2NjFVN1oyMktUZEdOVjkwTmhZYndHR0hmVjRLWnRnVEJlSy0wNnVCcm9Jb1BiZTE4eXVCYWgyOW5sYWY?oc=5</w:t>
+        <w:t>https://news.google.com/rss/articles/CBMi2AFBVV95cUxNVWlfR1VrSnR1Q0ctQXp0SmdWZ0N0LUNUQ1FxdVh2dmc4R3pIQnJUVnM5ZlJIUFk3Y2JpbkRuQ1pYNWFKZjdzcGFMeE94MW9oRE0zMnpiY2kzTUNPNndVMnhVMU1tdDRDd0tJb0k0a2xVSjNkYnBydWpoSHhFREZjS24xOWdVazM4US1uQzhDbElpME5sOUU1ejJSbVd3SnFDbVRxWkVyXzQxUC0tWWpsQlo5TkVPblM5V0dkbnYzV1pwMW9KVXZJbzJyLWx5OFVoeF9WUHBXVnU?oc=5</w:t>
       </w:r>
     </w:p>
     <w:p>
@@ -446,28 +426,6 @@
           </w:tcPr>
           <w:p>
             <w:r>
-              <w:t>Food</w:t>
-            </w:r>
-          </w:p>
-        </w:tc>
-        <w:tc>
-          <w:tcPr>
-            <w:tcW w:type="dxa" w:w="4320"/>
-          </w:tcPr>
-          <w:p>
-            <w:r>
-              <w:t>5</w:t>
-            </w:r>
-          </w:p>
-        </w:tc>
-      </w:tr>
-      <w:tr>
-        <w:tc>
-          <w:tcPr>
-            <w:tcW w:type="dxa" w:w="4320"/>
-          </w:tcPr>
-          <w:p>
-            <w:r>
               <w:t>Beauty &amp; Personal Care</w:t>
             </w:r>
           </w:p>
@@ -478,7 +436,7 @@
           </w:tcPr>
           <w:p>
             <w:r>
-              <w:t>5</w:t>
+              <w:t>4</w:t>
             </w:r>
           </w:p>
         </w:tc>
@@ -512,7 +470,51 @@
           </w:tcPr>
           <w:p>
             <w:r>
+              <w:t>Food</w:t>
+            </w:r>
+          </w:p>
+        </w:tc>
+        <w:tc>
+          <w:tcPr>
+            <w:tcW w:type="dxa" w:w="4320"/>
+          </w:tcPr>
+          <w:p>
+            <w:r>
+              <w:t>1</w:t>
+            </w:r>
+          </w:p>
+        </w:tc>
+      </w:tr>
+      <w:tr>
+        <w:tc>
+          <w:tcPr>
+            <w:tcW w:type="dxa" w:w="4320"/>
+          </w:tcPr>
+          <w:p>
+            <w:r>
               <w:t>Home &amp; Household Care</w:t>
+            </w:r>
+          </w:p>
+        </w:tc>
+        <w:tc>
+          <w:tcPr>
+            <w:tcW w:type="dxa" w:w="4320"/>
+          </w:tcPr>
+          <w:p>
+            <w:r>
+              <w:t>1</w:t>
+            </w:r>
+          </w:p>
+        </w:tc>
+      </w:tr>
+      <w:tr>
+        <w:tc>
+          <w:tcPr>
+            <w:tcW w:type="dxa" w:w="4320"/>
+          </w:tcPr>
+          <w:p>
+            <w:r>
+              <w:t>Beverages</w:t>
             </w:r>
           </w:p>
         </w:tc>

--- a/data/outputs/newsletter.docx
+++ b/data/outputs/newsletter.docx
@@ -28,7 +28,7 @@
           <w:color w:val="666666"/>
           <w:sz w:val="18"/>
         </w:rPr>
-        <w:t>Generated 03 Aug 2026, 09:57  ·  10 deals  ·  9 sources</w:t>
+        <w:t>Generated 10 Aug 2026, 07:52  ·  13 deals  ·  12 sources</w:t>
       </w:r>
     </w:p>
     <w:p/>
@@ -45,7 +45,7 @@
         <w:pStyle w:val="ListBullet"/>
       </w:pPr>
       <w:r>
-        <w:t>Pipeline funnel: 64 ingested → 39 after de-duplication (25 duplicates removed) → 10 relevant deals.</w:t>
+        <w:t>Pipeline funnel: 62 ingested → 34 after de-duplication (28 duplicates removed) → 13 relevant deals.</w:t>
       </w:r>
     </w:p>
     <w:p>
@@ -53,7 +53,7 @@
         <w:pStyle w:val="ListBullet"/>
       </w:pPr>
       <w:r>
-        <w:t>Most active categories: Beauty &amp; Personal Care (4), Other / Diversified (3), Food (1).</w:t>
+        <w:t>Most active categories: Beauty &amp; Personal Care (5), Other / Diversified (4), Food (2).</w:t>
       </w:r>
     </w:p>
     <w:p>
@@ -61,7 +61,7 @@
         <w:pStyle w:val="ListBullet"/>
       </w:pPr>
       <w:r>
-        <w:t>Average source credibility: 0.69 (0–1 scale).</w:t>
+        <w:t>Average source credibility: 0.57 (0–1 scale).</w:t>
       </w:r>
     </w:p>
     <w:p>
@@ -78,6 +78,96 @@
           <w:b/>
         </w:rPr>
         <w:t xml:space="preserve">1. </w:t>
+      </w:r>
+      <w:r>
+        <w:t>Ananta Capital Acquires Majority Stake In Personal Care Brand Phitku</w:t>
+      </w:r>
+    </w:p>
+    <w:p>
+      <w:r>
+        <w:rPr>
+          <w:color w:val="666666"/>
+          <w:sz w:val="17"/>
+        </w:rPr>
+        <w:t>Beauty &amp; Personal Care  ·  Source: inc42.com  ·  credibility 0.75  ·  relevance 58 · corroborated by 4 sources</w:t>
+      </w:r>
+    </w:p>
+    <w:p>
+      <w:r>
+        <w:rPr>
+          <w:i/>
+          <w:color w:val="1A5FB4"/>
+          <w:sz w:val="17"/>
+        </w:rPr>
+        <w:t>https://news.google.com/rss/articles/CBMilwFBVV95cUxOb0d2S3c5TndXdnJ3MWJmS2RzZWdILW9NU1EwcTNmNV9zcS1hQzlWRjlld1NEUVVjQ2RyNmVad2xmcHF3eUZ0N0FiWFU3LXp2c2EtQmg3TURDclpERy1PWE5BQlFQYjZUSFZrNTNrNFBXOExOOHpXZTlWX0h4S09jQzFyVjlyOG1RN3FzVVVsaFZjOVhrSURZ?oc=5</w:t>
+      </w:r>
+    </w:p>
+    <w:p>
+      <w:r>
+        <w:rPr>
+          <w:b/>
+        </w:rPr>
+        <w:t xml:space="preserve">2. </w:t>
+      </w:r>
+      <w:r>
+        <w:t>Recode Studios to Acquire Majority Stake in Premium Beauty Brand Aflairza</w:t>
+      </w:r>
+    </w:p>
+    <w:p>
+      <w:r>
+        <w:rPr>
+          <w:color w:val="666666"/>
+          <w:sz w:val="17"/>
+        </w:rPr>
+        <w:t>Beauty &amp; Personal Care  ·  Source: Global Cosmetics News  ·  credibility 0.40  ·  relevance 56</w:t>
+      </w:r>
+    </w:p>
+    <w:p>
+      <w:r>
+        <w:rPr>
+          <w:i/>
+          <w:color w:val="1A5FB4"/>
+          <w:sz w:val="17"/>
+        </w:rPr>
+        <w:t>https://news.google.com/rss/articles/CBMirwFBVV95cUxQYjQtOThvbmdWbVhuZUJ4Uk1ubHdxVXJpQmdLTlRFUENBbTlndWJHWnU4M0Vzek4tMGRuNEZKbFZGLXQ2dEMyQUgyUnFrNURETllWN0VZejlxaHd2LWljOGV4ZjRpdlVvRmZnYmI4d2tQZ1ZQMEkyXzhEb1JCQXQwbUlBa1NtYTFMY0h0WEZXQnJSVUJ0OTNIZ0ZVVGRHdjFOR1Z5ajlSRXEzcFBSOXQw?oc=5</w:t>
+      </w:r>
+    </w:p>
+    <w:p>
+      <w:r>
+        <w:rPr>
+          <w:b/>
+        </w:rPr>
+        <w:t xml:space="preserve">3. </w:t>
+      </w:r>
+      <w:r>
+        <w:t>FMCG giant P&amp;G acquires wellness company Throne</w:t>
+      </w:r>
+    </w:p>
+    <w:p>
+      <w:r>
+        <w:rPr>
+          <w:color w:val="666666"/>
+          <w:sz w:val="17"/>
+        </w:rPr>
+        <w:t>Health &amp; Wellness  ·  Source: Grocery Gazette  ·  credibility 0.40  ·  relevance 55</w:t>
+      </w:r>
+    </w:p>
+    <w:p>
+      <w:r>
+        <w:rPr>
+          <w:i/>
+          <w:color w:val="1A5FB4"/>
+          <w:sz w:val="17"/>
+        </w:rPr>
+        <w:t>https://news.google.com/rss/articles/CBMilgFBVV95cUxQT0Z5SW1ISXdmRTBuU3Q1SjBNSTVsenNaQjU3Y2o0UVFZYmFScS1UOTNKcWN5ZUJlNFBVbFJWejdPRlJveGNNNlZaY3ZYMFpMSWY5N19GaUgxNHNQMmZxVjY3OXVQaXR0SUlkRHFGRnA5S1RrdmFDaFNkQi1zR2RWZjZzLUpZRTFPOTh0U1g3bFFvbG83RGc?oc=5</w:t>
+      </w:r>
+    </w:p>
+    <w:p>
+      <w:r>
+        <w:rPr>
+          <w:b/>
+        </w:rPr>
+        <w:t xml:space="preserve">4. </w:t>
       </w:r>
       <w:r>
         <w:rPr>
@@ -114,10 +204,10 @@
         <w:rPr>
           <w:b/>
         </w:rPr>
-        <w:t xml:space="preserve">2. </w:t>
+        <w:t xml:space="preserve">5. </w:t>
       </w:r>
       <w:r>
-        <w:t>ITC eyes Rs 8 lakh crore FMCG opportunity by 2035, bets on AI and acquisitions</w:t>
+        <w:t>Jamieson Wellness to be acquired by Japanese food, beverage, pharmaceutical business Kirin Holdings in $2.5B deal</w:t>
       </w:r>
     </w:p>
     <w:p>
@@ -126,7 +216,7 @@
           <w:color w:val="666666"/>
           <w:sz w:val="17"/>
         </w:rPr>
-        <w:t>Other / Diversified  ·  Source: The Economic Times  ·  credibility 1.00  ·  relevance 48 · corroborated by 2 sources</w:t>
+        <w:t>Food  ·  Source: 🇨🇦 Grocery Business Canada  ·  credibility 0.40  ·  relevance 54</w:t>
       </w:r>
     </w:p>
     <w:p>
@@ -136,7 +226,7 @@
           <w:color w:val="1A5FB4"/>
           <w:sz w:val="17"/>
         </w:rPr>
-        <w:t>https://news.google.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?oc=5</w:t>
+        <w:t>https://news.google.com/rss/articles/CBMi1wFBVV95cUxOUVdUQlhSNjZfbFp1aThfaHVFNDhzcHRWME1EcDYzU0xmenFGSXMxbjdjckJBT1lOSS1lbjdqYm80Y3B0VUZrU1dmYTVMdERacUdTc3pjNlBLc3RndWxRdjFINEdIaW5BckhETTVyRUplcnJHSVNOR2lzUE1XeHdpTXU2QVl5MjdteDRGaUp3WXhwUlVhQVdieDN0UUxOSWlwaDhGejdQM1lyVUhkRFhKMTAtUkpWc3pKSWRZYUlBNGVWZkRrNnVYVW5CVDA1dlJPUTNyNkVLQQ?oc=5</w:t>
       </w:r>
     </w:p>
     <w:p>
@@ -144,10 +234,10 @@
         <w:rPr>
           <w:b/>
         </w:rPr>
-        <w:t xml:space="preserve">3. </w:t>
+        <w:t xml:space="preserve">6. </w:t>
       </w:r>
       <w:r>
-        <w:t>Beauty, personal care firms expand portfolios with acquisitions, new products</w:t>
+        <w:t>ITC expands FMCG portfolio through innovation, acquisitions and manufacturing investments</w:t>
       </w:r>
     </w:p>
     <w:p>
@@ -156,7 +246,7 @@
           <w:color w:val="666666"/>
           <w:sz w:val="17"/>
         </w:rPr>
-        <w:t>Beauty &amp; Personal Care  ·  Source: Interaksyon  ·  credibility 0.40  ·  relevance 48</w:t>
+        <w:t>Other / Diversified  ·  Source: manufacturing.economictimes.indiatimes.com  ·  credibility 1.00  ·  relevance 48 · corroborated by 2 sources</w:t>
       </w:r>
     </w:p>
     <w:p>
@@ -166,7 +256,7 @@
           <w:color w:val="1A5FB4"/>
           <w:sz w:val="17"/>
         </w:rPr>
-        <w:t>https://news.google.com/rss/articles/CBMi3gFBVV95cUxQVU9IdU1IOU5wWndNcUgzbkJiZG5JMktYajN5aUdiSnJNVjJHaHQtSTJjX3FUdXJJekdLUlBmZE50U01GeHVSQVBEZ05WS0d5SU9TemVFOFNqRzU1Mk5RTFB2eE5ZV1pjX04wXzEyWDNlTXNUaURtMTZmSG9kSFdybjg1UU5fZ2ROYjloQno4clVYUHQ1VVFsNEJOaHV1c0E1aGVWVWsxWjJ0dFI4VThUOTdieUU5RlZaVlZPNGVzQWlNSl9Nd1JoM1Y1WUVCSHRxV0Q3UlZKY1pkLUVTNGc?oc=5</w:t>
+        <w:t>https://news.google.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?oc=5</w:t>
       </w:r>
     </w:p>
     <w:p>
@@ -174,7 +264,7 @@
         <w:rPr>
           <w:b/>
         </w:rPr>
-        <w:t xml:space="preserve">4. </w:t>
+        <w:t xml:space="preserve">7. </w:t>
       </w:r>
       <w:r>
         <w:t>FMCG companies reap rewards from digital-first brand acquisitions as online bets drive growth</w:t>
@@ -204,7 +294,7 @@
         <w:rPr>
           <w:b/>
         </w:rPr>
-        <w:t xml:space="preserve">5. </w:t>
+        <w:t xml:space="preserve">8. </w:t>
       </w:r>
       <w:r>
         <w:t>Rise Baking Company Acquires Jimmy's Gourmet Bakery to Expand Its Cookie Empire</w:t>
@@ -234,10 +324,10 @@
         <w:rPr>
           <w:b/>
         </w:rPr>
-        <w:t xml:space="preserve">6. </w:t>
+        <w:t xml:space="preserve">9. </w:t>
       </w:r>
       <w:r>
-        <w:t>Cardinal Health expands home care business with two tuck-in acquisitions</w:t>
+        <w:t>List of 40 Acquisitions by L'Oreal (Aug 2026)</w:t>
       </w:r>
     </w:p>
     <w:p>
@@ -246,7 +336,7 @@
           <w:color w:val="666666"/>
           <w:sz w:val="17"/>
         </w:rPr>
-        <w:t>Home &amp; Household Care  ·  Source: PR Newswire  ·  credibility 1.00  ·  relevance 39</w:t>
+        <w:t>Other / Diversified  ·  Source: Tracxn  ·  credibility 0.40  ·  relevance 39</w:t>
       </w:r>
     </w:p>
     <w:p>
@@ -256,97 +346,7 @@
           <w:color w:val="1A5FB4"/>
           <w:sz w:val="17"/>
         </w:rPr>
-        <w:t>https://news.google.com/rss/articles/CBMixwFBVV95cUxNbnlDM0RwUjVRMjdObGFQMkhZQXc5OFJFR1ZXRjFTWTc3YzB3XzhFcmhNbnBKUlZFRzZmNEoxUkZkVjhIRkFnb25PbU5ScHpHemZEeTgya2tlV2dNX1NXUW1Bak53SHpFcktmNUE0VWk1eTVtYzZNeGV5end4eHFXNVBINXlqWVVWRmFTbmc4YXpqN2FuY29YS19XTE9UWVdudjNsZWkwYk9YYVVtNnJOZnI0V2lyNHhwVlN4cW5UZUxYTXdKcXhZ?oc=5</w:t>
-      </w:r>
-    </w:p>
-    <w:p>
-      <w:r>
-        <w:rPr>
-          <w:b/>
-        </w:rPr>
-        <w:t xml:space="preserve">7. </w:t>
-      </w:r>
-      <w:r>
-        <w:t>From Acquisitions to Openings, the Latest in India’s Booming Beauty Business</w:t>
-      </w:r>
-    </w:p>
-    <w:p>
-      <w:r>
-        <w:rPr>
-          <w:color w:val="666666"/>
-          <w:sz w:val="17"/>
-        </w:rPr>
-        <w:t>Beauty &amp; Personal Care  ·  Source: WWD  ·  credibility 0.75  ·  relevance 39</w:t>
-      </w:r>
-    </w:p>
-    <w:p>
-      <w:r>
-        <w:rPr>
-          <w:i/>
-          <w:color w:val="1A5FB4"/>
-          <w:sz w:val="17"/>
-        </w:rPr>
-        <w:t>https://news.google.com/rss/articles/CBMiywFBVV95cUxQbE5xbF9id0ZIbnhWNEEtc3BxZTA5T3dNLVo2NWVucEFsUmQ3akQxSGI2RnZPR1FReG1wR1pjdFZ2Wko1VmtzenJFdkJzWGJKZ1NKQ096RHZXSFNwZ1RmYUdLSGQyTlhySTdCZWV2dE1LcVZuUVp4dm1EbXZOVzB3cGdGN3pRMHFFNXlGMndQWkVVLWhqYlMyUHJ6VVZCMmZfWTlvcnl5MklGTXNDejdVNHhvMjBLVXY4T05Ld0tleEpKYnI0VWNXMHh5WQ?oc=5</w:t>
-      </w:r>
-    </w:p>
-    <w:p>
-      <w:r>
-        <w:rPr>
-          <w:b/>
-        </w:rPr>
-        <w:t xml:space="preserve">8. </w:t>
-      </w:r>
-      <w:r>
-        <w:t>Is K-beauty incubator The Founders looking to acquire Dr. Jart+ from Estée Lauder Companies?</w:t>
-      </w:r>
-    </w:p>
-    <w:p>
-      <w:r>
-        <w:rPr>
-          <w:color w:val="666666"/>
-          <w:sz w:val="17"/>
-        </w:rPr>
-        <w:t>Beauty &amp; Personal Care  ·  Source: Cosmetics Business  ·  credibility 0.75  ·  relevance 35 · corroborated by 3 sources</w:t>
-      </w:r>
-    </w:p>
-    <w:p>
-      <w:r>
-        <w:rPr>
-          <w:i/>
-          <w:color w:val="1A5FB4"/>
-          <w:sz w:val="17"/>
-        </w:rPr>
-        <w:t>https://news.google.com/rss/articles/CBMikgFBVV95cUxOaGFwT2JGUHgxT2QwOFd6VGY2dkZYcERaM1p3WFdWX3dUX2dlWnM4MFp3LVZsZzNWNzNRdXlmUUtDc25DV0h1bkZKLWhEZ0F2ckthcF9XWkhYa2o4ZW9TS0lEclhwcUgxQkJjYWw3NmtQdExvNlk1aTBneDRlOVJWdHA0eER3cE1weFR4dHJKZS04dw?oc=5</w:t>
-      </w:r>
-    </w:p>
-    <w:p>
-      <w:r>
-        <w:rPr>
-          <w:b/>
-        </w:rPr>
-        <w:t xml:space="preserve">9. </w:t>
-      </w:r>
-      <w:r>
-        <w:t>Recode Studios to acquire up to 51% stake in beauty brand Aflairza</w:t>
-      </w:r>
-    </w:p>
-    <w:p>
-      <w:r>
-        <w:rPr>
-          <w:color w:val="666666"/>
-          <w:sz w:val="17"/>
-        </w:rPr>
-        <w:t>Beauty &amp; Personal Care  ·  Source: afaqs!  ·  credibility 0.75  ·  relevance 33</w:t>
-      </w:r>
-    </w:p>
-    <w:p>
-      <w:r>
-        <w:rPr>
-          <w:i/>
-          <w:color w:val="1A5FB4"/>
-          <w:sz w:val="17"/>
-        </w:rPr>
-        <w:t>https://news.google.com/rss/articles/CBMiqgFBVV95cUxOTDZZMFgtUVR4dGtFZ3JQQmEyem1Ca0hnamZfTUhxdUt4bmViU0hYVEJXVkVhNGs3Z3paXzhZSVhfTkdSSzQzV01vanFWbk1tVHhyYWRlR3l4RllNbF9WdG1SbXFmU0FhdkxuQzdaQlFUSkVTaGN5Ynh6V3dYTTNSWTRQTGpQOTMzMDA5OEVjdDloNDdZZ29uYnhSN29jMDNSQndsbm9MSW9Udw?oc=5</w:t>
+        <w:t>https://news.google.com/rss/articles/CBMipAFBVV95cUxOMW04ZDBkZzNUQTdUWVVtbmVyRktEMVcyS0FPbEI1OXJISHc3WnFsOFQ1V2Q2cGNPOU1lancyUWZLM2JURjhra0ZyQXB0eVFjM0JPOWtNNFFEaHlzLTB2cEJNUGtIREw5cmxWVTZTaHllbWRoY09oSUR0UGUwU2tkZU9BTEpWekhVOTJjaFB4enJxckN5UUw2Vm5BZEdxQ1Q3bUFOYw?oc=5</w:t>
       </w:r>
     </w:p>
     <w:p>
@@ -357,7 +357,20 @@
         <w:t xml:space="preserve">10. </w:t>
       </w:r>
       <w:r>
-        <w:t>Russia's Arnest Agrees to Buy Reckitt's Local Business, Extending Foreign Asset Buying Spree – FT</w:t>
+        <w:rPr>
+          <w:b/>
+          <w:color w:val="0B5C4A"/>
+        </w:rPr>
+        <w:t xml:space="preserve">E.l.f. Beauty → Rhode: </w:t>
+      </w:r>
+      <w:r>
+        <w:t>E.l.f. Beauty acquired Rhode for $1 billion a year ago. It’s been a great investment so far</w:t>
+      </w:r>
+      <w:r>
+        <w:rPr>
+          <w:b/>
+        </w:rPr>
+        <w:t xml:space="preserve">  [$1 billion]</w:t>
       </w:r>
     </w:p>
     <w:p>
@@ -366,7 +379,7 @@
           <w:color w:val="666666"/>
           <w:sz w:val="17"/>
         </w:rPr>
-        <w:t>Other / Diversified  ·  Source: The Moscow Times  ·  credibility 0.40  ·  relevance 23</w:t>
+        <w:t>Beauty &amp; Personal Care  ·  Source: Fast Company  ·  credibility 0.40  ·  relevance 39</w:t>
       </w:r>
     </w:p>
     <w:p>
@@ -376,7 +389,7 @@
           <w:color w:val="1A5FB4"/>
           <w:sz w:val="17"/>
         </w:rPr>
-        <w:t>https://news.google.com/rss/articles/CBMi2AFBVV95cUxNVWlfR1VrSnR1Q0ctQXp0SmdWZ0N0LUNUQ1FxdVh2dmc4R3pIQnJUVnM5ZlJIUFk3Y2JpbkRuQ1pYNWFKZjdzcGFMeE94MW9oRE0zMnpiY2kzTUNPNndVMnhVMU1tdDRDd0tJb0k0a2xVSjNkYnBydWpoSHhFREZjS24xOWdVazM4US1uQzhDbElpME5sOUU1ejJSbVd3SnFDbVRxWkVyXzQxUC0tWWpsQlo5TkVPblM5V0dkbnYzV1pwMW9KVXZJbzJyLWx5OFVoeF9WUHBXVnU?oc=5</w:t>
+        <w:t>https://news.google.com/rss/articles/CBMidkFVX3lxTE12M3lrVHFMQTUxTE9tRzg2XzgxWG5xbzhhMFVNTi0tNUhoZlBjeHNuV2FqYjRMY2p3TWdaYXdRU0UyMjZZSF9hSWJVdENwNkVBcThGdEJ5MzRxRlVoTFhuNXI3NnNjWk1wdzZCNk90ZzRZQUhfZ2c?oc=5</w:t>
       </w:r>
     </w:p>
     <w:p>
@@ -436,7 +449,7 @@
           </w:tcPr>
           <w:p>
             <w:r>
-              <w:t>4</w:t>
+              <w:t>5</w:t>
             </w:r>
           </w:p>
         </w:tc>
@@ -458,7 +471,7 @@
           </w:tcPr>
           <w:p>
             <w:r>
-              <w:t>3</w:t>
+              <w:t>4</w:t>
             </w:r>
           </w:p>
         </w:tc>
@@ -480,7 +493,7 @@
           </w:tcPr>
           <w:p>
             <w:r>
-              <w:t>1</w:t>
+              <w:t>2</w:t>
             </w:r>
           </w:p>
         </w:tc>
@@ -492,7 +505,7 @@
           </w:tcPr>
           <w:p>
             <w:r>
-              <w:t>Home &amp; Household Care</w:t>
+              <w:t>Health &amp; Wellness</w:t>
             </w:r>
           </w:p>
         </w:tc>

--- a/data/outputs/newsletter.docx
+++ b/data/outputs/newsletter.docx
@@ -28,7 +28,7 @@
           <w:color w:val="666666"/>
           <w:sz w:val="18"/>
         </w:rPr>
-        <w:t>Generated 10 Aug 2026, 07:52  ·  13 deals  ·  12 sources</w:t>
+        <w:t>Generated 17 Aug 2026, 07:06  ·  14 deals  ·  13 sources</w:t>
       </w:r>
     </w:p>
     <w:p/>
@@ -45,7 +45,7 @@
         <w:pStyle w:val="ListBullet"/>
       </w:pPr>
       <w:r>
-        <w:t>Pipeline funnel: 62 ingested → 34 after de-duplication (28 duplicates removed) → 13 relevant deals.</w:t>
+        <w:t>Pipeline funnel: 67 ingested → 40 after de-duplication (27 duplicates removed) → 14 relevant deals.</w:t>
       </w:r>
     </w:p>
     <w:p>
@@ -53,7 +53,7 @@
         <w:pStyle w:val="ListBullet"/>
       </w:pPr>
       <w:r>
-        <w:t>Most active categories: Beauty &amp; Personal Care (5), Other / Diversified (4), Food (2).</w:t>
+        <w:t>Most active categories: Other / Diversified (5), Beauty &amp; Personal Care (4), Health &amp; Wellness (2).</w:t>
       </w:r>
     </w:p>
     <w:p>
@@ -61,7 +61,7 @@
         <w:pStyle w:val="ListBullet"/>
       </w:pPr>
       <w:r>
-        <w:t>Average source credibility: 0.57 (0–1 scale).</w:t>
+        <w:t>Average source credibility: 0.60 (0–1 scale).</w:t>
       </w:r>
     </w:p>
     <w:p>
@@ -80,36 +80,6 @@
         <w:t xml:space="preserve">1. </w:t>
       </w:r>
       <w:r>
-        <w:t>Ananta Capital Acquires Majority Stake In Personal Care Brand Phitku</w:t>
-      </w:r>
-    </w:p>
-    <w:p>
-      <w:r>
-        <w:rPr>
-          <w:color w:val="666666"/>
-          <w:sz w:val="17"/>
-        </w:rPr>
-        <w:t>Beauty &amp; Personal Care  ·  Source: inc42.com  ·  credibility 0.75  ·  relevance 58 · corroborated by 4 sources</w:t>
-      </w:r>
-    </w:p>
-    <w:p>
-      <w:r>
-        <w:rPr>
-          <w:i/>
-          <w:color w:val="1A5FB4"/>
-          <w:sz w:val="17"/>
-        </w:rPr>
-        <w:t>https://news.google.com/rss/articles/CBMilwFBVV95cUxOb0d2S3c5TndXdnJ3MWJmS2RzZWdILW9NU1EwcTNmNV9zcS1hQzlWRjlld1NEUVVjQ2RyNmVad2xmcHF3eUZ0N0FiWFU3LXp2c2EtQmg3TURDclpERy1PWE5BQlFQYjZUSFZrNTNrNFBXOExOOHpXZTlWX0h4S09jQzFyVjlyOG1RN3FzVVVsaFZjOVhrSURZ?oc=5</w:t>
-      </w:r>
-    </w:p>
-    <w:p>
-      <w:r>
-        <w:rPr>
-          <w:b/>
-        </w:rPr>
-        <w:t xml:space="preserve">2. </w:t>
-      </w:r>
-      <w:r>
         <w:t>Recode Studios to Acquire Majority Stake in Premium Beauty Brand Aflairza</w:t>
       </w:r>
     </w:p>
@@ -119,7 +89,7 @@
           <w:color w:val="666666"/>
           <w:sz w:val="17"/>
         </w:rPr>
-        <w:t>Beauty &amp; Personal Care  ·  Source: Global Cosmetics News  ·  credibility 0.40  ·  relevance 56</w:t>
+        <w:t>Beauty &amp; Personal Care  ·  Source: Global Cosmetics News  ·  credibility 0.40  ·  relevance 56 · corroborated by 2 sources</w:t>
       </w:r>
     </w:p>
     <w:p>
@@ -137,37 +107,7 @@
         <w:rPr>
           <w:b/>
         </w:rPr>
-        <w:t xml:space="preserve">3. </w:t>
-      </w:r>
-      <w:r>
-        <w:t>FMCG giant P&amp;G acquires wellness company Throne</w:t>
-      </w:r>
-    </w:p>
-    <w:p>
-      <w:r>
-        <w:rPr>
-          <w:color w:val="666666"/>
-          <w:sz w:val="17"/>
-        </w:rPr>
-        <w:t>Health &amp; Wellness  ·  Source: Grocery Gazette  ·  credibility 0.40  ·  relevance 55</w:t>
-      </w:r>
-    </w:p>
-    <w:p>
-      <w:r>
-        <w:rPr>
-          <w:i/>
-          <w:color w:val="1A5FB4"/>
-          <w:sz w:val="17"/>
-        </w:rPr>
-        <w:t>https://news.google.com/rss/articles/CBMilgFBVV95cUxQT0Z5SW1ISXdmRTBuU3Q1SjBNSTVsenNaQjU3Y2o0UVFZYmFScS1UOTNKcWN5ZUJlNFBVbFJWejdPRlJveGNNNlZaY3ZYMFpMSWY5N19GaUgxNHNQMmZxVjY3OXVQaXR0SUlkRHFGRnA5S1RrdmFDaFNkQi1zR2RWZjZzLUpZRTFPOTh0U1g3bFFvbG83RGc?oc=5</w:t>
-      </w:r>
-    </w:p>
-    <w:p>
-      <w:r>
-        <w:rPr>
-          <w:b/>
-        </w:rPr>
-        <w:t xml:space="preserve">4. </w:t>
+        <w:t xml:space="preserve">2. </w:t>
       </w:r>
       <w:r>
         <w:rPr>
@@ -204,10 +144,10 @@
         <w:rPr>
           <w:b/>
         </w:rPr>
-        <w:t xml:space="preserve">5. </w:t>
+        <w:t xml:space="preserve">3. </w:t>
       </w:r>
       <w:r>
-        <w:t>Jamieson Wellness to be acquired by Japanese food, beverage, pharmaceutical business Kirin Holdings in $2.5B deal</w:t>
+        <w:t>ITC eyes Rs 8 lakh crore FMCG opportunity by 2035, bets on AI and acquisitions</w:t>
       </w:r>
     </w:p>
     <w:p>
@@ -216,7 +156,7 @@
           <w:color w:val="666666"/>
           <w:sz w:val="17"/>
         </w:rPr>
-        <w:t>Food  ·  Source: 🇨🇦 Grocery Business Canada  ·  credibility 0.40  ·  relevance 54</w:t>
+        <w:t>Other / Diversified  ·  Source: The Economic Times  ·  credibility 1.00  ·  relevance 48 · corroborated by 2 sources</w:t>
       </w:r>
     </w:p>
     <w:p>
@@ -226,7 +166,7 @@
           <w:color w:val="1A5FB4"/>
           <w:sz w:val="17"/>
         </w:rPr>
-        <w:t>https://news.google.com/rss/articles/CBMi1wFBVV95cUxOUVdUQlhSNjZfbFp1aThfaHVFNDhzcHRWME1EcDYzU0xmenFGSXMxbjdjckJBT1lOSS1lbjdqYm80Y3B0VUZrU1dmYTVMdERacUdTc3pjNlBLc3RndWxRdjFINEdIaW5BckhETTVyRUplcnJHSVNOR2lzUE1XeHdpTXU2QVl5MjdteDRGaUp3WXhwUlVhQVdieDN0UUxOSWlwaDhGejdQM1lyVUhkRFhKMTAtUkpWc3pKSWRZYUlBNGVWZkRrNnVYVW5CVDA1dlJPUTNyNkVLQQ?oc=5</w:t>
+        <w:t>https://news.google.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?oc=5</w:t>
       </w:r>
     </w:p>
     <w:p>
@@ -234,37 +174,7 @@
         <w:rPr>
           <w:b/>
         </w:rPr>
-        <w:t xml:space="preserve">6. </w:t>
-      </w:r>
-      <w:r>
-        <w:t>ITC expands FMCG portfolio through innovation, acquisitions and manufacturing investments</w:t>
-      </w:r>
-    </w:p>
-    <w:p>
-      <w:r>
-        <w:rPr>
-          <w:color w:val="666666"/>
-          <w:sz w:val="17"/>
-        </w:rPr>
-        <w:t>Other / Diversified  ·  Source: manufacturing.economictimes.indiatimes.com  ·  credibility 1.00  ·  relevance 48 · corroborated by 2 sources</w:t>
-      </w:r>
-    </w:p>
-    <w:p>
-      <w:r>
-        <w:rPr>
-          <w:i/>
-          <w:color w:val="1A5FB4"/>
-          <w:sz w:val="17"/>
-        </w:rPr>
-        <w:t>https://news.google.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?oc=5</w:t>
-      </w:r>
-    </w:p>
-    <w:p>
-      <w:r>
-        <w:rPr>
-          <w:b/>
-        </w:rPr>
-        <w:t xml:space="preserve">7. </w:t>
+        <w:t xml:space="preserve">4. </w:t>
       </w:r>
       <w:r>
         <w:t>FMCG companies reap rewards from digital-first brand acquisitions as online bets drive growth</w:t>
@@ -294,7 +204,7 @@
         <w:rPr>
           <w:b/>
         </w:rPr>
-        <w:t xml:space="preserve">8. </w:t>
+        <w:t xml:space="preserve">5. </w:t>
       </w:r>
       <w:r>
         <w:t>Rise Baking Company Acquires Jimmy's Gourmet Bakery to Expand Its Cookie Empire</w:t>
@@ -324,7 +234,67 @@
         <w:rPr>
           <w:b/>
         </w:rPr>
-        <w:t xml:space="preserve">9. </w:t>
+        <w:t xml:space="preserve">6. </w:t>
+      </w:r>
+      <w:r>
+        <w:t>Cardinal Health expands home care business with two tuck-in acquisitions</w:t>
+      </w:r>
+    </w:p>
+    <w:p>
+      <w:r>
+        <w:rPr>
+          <w:color w:val="666666"/>
+          <w:sz w:val="17"/>
+        </w:rPr>
+        <w:t>Home &amp; Household Care  ·  Source: PR Newswire  ·  credibility 1.00  ·  relevance 39</w:t>
+      </w:r>
+    </w:p>
+    <w:p>
+      <w:r>
+        <w:rPr>
+          <w:i/>
+          <w:color w:val="1A5FB4"/>
+          <w:sz w:val="17"/>
+        </w:rPr>
+        <w:t>https://news.google.com/rss/articles/CBMixwFBVV95cUxNbnlDM0RwUjVRMjdObGFQMkhZQXc5OFJFR1ZXRjFTWTc3YzB3XzhFcmhNbnBKUlZFRzZmNEoxUkZkVjhIRkFnb25PbU5ScHpHemZEeTgya2tlV2dNX1NXUW1Bak53SHpFcktmNUE0VWk1eTVtYzZNeGV5end4eHFXNVBINXlqWVVWRmFTbmc4YXpqN2FuY29YS19XTE9UWVdudjNsZWkwYk9YYVVtNnJOZnI0V2lyNHhwVlN4cW5UZUxYTXdKcXhZ?oc=5</w:t>
+      </w:r>
+    </w:p>
+    <w:p>
+      <w:r>
+        <w:rPr>
+          <w:b/>
+        </w:rPr>
+        <w:t xml:space="preserve">7. </w:t>
+      </w:r>
+      <w:r>
+        <w:t>TSG Acquires Buzzy Body Care Brand Saltair, Extending The Center’s Winning Streak</w:t>
+      </w:r>
+    </w:p>
+    <w:p>
+      <w:r>
+        <w:rPr>
+          <w:color w:val="666666"/>
+          <w:sz w:val="17"/>
+        </w:rPr>
+        <w:t>Beauty &amp; Personal Care  ·  Source: Beauty Independent  ·  credibility 0.40  ·  relevance 39</w:t>
+      </w:r>
+    </w:p>
+    <w:p>
+      <w:r>
+        <w:rPr>
+          <w:i/>
+          <w:color w:val="1A5FB4"/>
+          <w:sz w:val="17"/>
+        </w:rPr>
+        <w:t>https://news.google.com/rss/articles/CBMitAFBVV95cUxQZnBnWXlRNUo3MUVYLTI3ZU5GZFNxaEVvOHN1aTMxa2Jua01tX2xsakk4N3hlNVpDX0gxV1EyalFhcWF1dnE3cE43dVpCYWFJRV9BQ2xVUkFlRFhjVk5mTE4wNVJaR3JqQ3U4bkRVZVE2RWVhT1ViQVZ2eldWdjdFRlhlaVNocUM2VUIweXIta0dHdEVadzJzbG92RE9VWThpLUVOX2QtTlYxVlR1akhISzVtNDU?oc=5</w:t>
+      </w:r>
+    </w:p>
+    <w:p>
+      <w:r>
+        <w:rPr>
+          <w:b/>
+        </w:rPr>
+        <w:t xml:space="preserve">8. </w:t>
       </w:r>
       <w:r>
         <w:t>List of 40 Acquisitions by L'Oreal (Aug 2026)</w:t>
@@ -354,7 +324,7 @@
         <w:rPr>
           <w:b/>
         </w:rPr>
-        <w:t xml:space="preserve">10. </w:t>
+        <w:t xml:space="preserve">9. </w:t>
       </w:r>
       <w:r>
         <w:rPr>
@@ -379,7 +349,7 @@
           <w:color w:val="666666"/>
           <w:sz w:val="17"/>
         </w:rPr>
-        <w:t>Beauty &amp; Personal Care  ·  Source: Fast Company  ·  credibility 0.40  ·  relevance 39</w:t>
+        <w:t>Beauty &amp; Personal Care  ·  Source: fastcompany.com  ·  credibility 0.40  ·  relevance 39</w:t>
       </w:r>
     </w:p>
     <w:p>
@@ -390,6 +360,36 @@
           <w:sz w:val="17"/>
         </w:rPr>
         <w:t>https://news.google.com/rss/articles/CBMidkFVX3lxTE12M3lrVHFMQTUxTE9tRzg2XzgxWG5xbzhhMFVNTi0tNUhoZlBjeHNuV2FqYjRMY2p3TWdaYXdRU0UyMjZZSF9hSWJVdENwNkVBcThGdEJ5MzRxRlVoTFhuNXI3NnNjWk1wdzZCNk90ZzRZQUhfZ2c?oc=5</w:t>
+      </w:r>
+    </w:p>
+    <w:p>
+      <w:r>
+        <w:rPr>
+          <w:b/>
+        </w:rPr>
+        <w:t xml:space="preserve">10. </w:t>
+      </w:r>
+      <w:r>
+        <w:t>Ferrero to acquire wellness brand Purely Elizabeth</w:t>
+      </w:r>
+    </w:p>
+    <w:p>
+      <w:r>
+        <w:rPr>
+          <w:color w:val="666666"/>
+          <w:sz w:val="17"/>
+        </w:rPr>
+        <w:t>Health &amp; Wellness  ·  Source: insidefmcg.com.au  ·  credibility 0.40  ·  relevance 35</w:t>
+      </w:r>
+    </w:p>
+    <w:p>
+      <w:r>
+        <w:rPr>
+          <w:i/>
+          <w:color w:val="1A5FB4"/>
+          <w:sz w:val="17"/>
+        </w:rPr>
+        <w:t>https://news.google.com/rss/articles/CBMikgFBVV95cUxOczZxSHRUVWU4OTljcUFnZ1FYNElwWEE5djI0MXM5UHdjbG1aZEJReUg1TUdsdm5Wa0RNY0VjZl9YZWcxNWNVT181TzJqZjBuZDZfMGN5b1dWbXZpVGpzbG1iQ2kzZ1Z5Y1pQNlVoc2J1a3JCbHFmb1pFYXI2WmxydzdJYU9zMUZxUWRxSlBHd1NLZw?oc=5</w:t>
       </w:r>
     </w:p>
     <w:p>
@@ -439,7 +439,7 @@
           </w:tcPr>
           <w:p>
             <w:r>
-              <w:t>Beauty &amp; Personal Care</w:t>
+              <w:t>Other / Diversified</w:t>
             </w:r>
           </w:p>
         </w:tc>
@@ -461,7 +461,7 @@
           </w:tcPr>
           <w:p>
             <w:r>
-              <w:t>Other / Diversified</w:t>
+              <w:t>Beauty &amp; Personal Care</w:t>
             </w:r>
           </w:p>
         </w:tc>
@@ -483,7 +483,7 @@
           </w:tcPr>
           <w:p>
             <w:r>
-              <w:t>Food</w:t>
+              <w:t>Health &amp; Wellness</w:t>
             </w:r>
           </w:p>
         </w:tc>
@@ -505,7 +505,29 @@
           </w:tcPr>
           <w:p>
             <w:r>
-              <w:t>Health &amp; Wellness</w:t>
+              <w:t>Food</w:t>
+            </w:r>
+          </w:p>
+        </w:tc>
+        <w:tc>
+          <w:tcPr>
+            <w:tcW w:type="dxa" w:w="4320"/>
+          </w:tcPr>
+          <w:p>
+            <w:r>
+              <w:t>1</w:t>
+            </w:r>
+          </w:p>
+        </w:tc>
+      </w:tr>
+      <w:tr>
+        <w:tc>
+          <w:tcPr>
+            <w:tcW w:type="dxa" w:w="4320"/>
+          </w:tcPr>
+          <w:p>
+            <w:r>
+              <w:t>Home &amp; Household Care</w:t>
             </w:r>
           </w:p>
         </w:tc>

--- a/data/outputs/newsletter.docx
+++ b/data/outputs/newsletter.docx
@@ -28,7 +28,7 @@
           <w:color w:val="666666"/>
           <w:sz w:val="18"/>
         </w:rPr>
-        <w:t>Generated 17 Aug 2026, 07:06  ·  14 deals  ·  13 sources</w:t>
+        <w:t>Generated 24 Aug 2026, 07:09  ·  21 deals  ·  20 sources</w:t>
       </w:r>
     </w:p>
     <w:p/>
@@ -45,7 +45,7 @@
         <w:pStyle w:val="ListBullet"/>
       </w:pPr>
       <w:r>
-        <w:t>Pipeline funnel: 67 ingested → 40 after de-duplication (27 duplicates removed) → 14 relevant deals.</w:t>
+        <w:t>Pipeline funnel: 83 ingested → 53 after de-duplication (30 duplicates removed) → 21 relevant deals.</w:t>
       </w:r>
     </w:p>
     <w:p>
@@ -53,7 +53,7 @@
         <w:pStyle w:val="ListBullet"/>
       </w:pPr>
       <w:r>
-        <w:t>Most active categories: Other / Diversified (5), Beauty &amp; Personal Care (4), Health &amp; Wellness (2).</w:t>
+        <w:t>Most active categories: Other / Diversified (7), Food (5), Beauty &amp; Personal Care (5).</w:t>
       </w:r>
     </w:p>
     <w:p>
@@ -61,7 +61,7 @@
         <w:pStyle w:val="ListBullet"/>
       </w:pPr>
       <w:r>
-        <w:t>Average source credibility: 0.60 (0–1 scale).</w:t>
+        <w:t>Average source credibility: 0.54 (0–1 scale).</w:t>
       </w:r>
     </w:p>
     <w:p>
@@ -78,36 +78,6 @@
           <w:b/>
         </w:rPr>
         <w:t xml:space="preserve">1. </w:t>
-      </w:r>
-      <w:r>
-        <w:t>Recode Studios to Acquire Majority Stake in Premium Beauty Brand Aflairza</w:t>
-      </w:r>
-    </w:p>
-    <w:p>
-      <w:r>
-        <w:rPr>
-          <w:color w:val="666666"/>
-          <w:sz w:val="17"/>
-        </w:rPr>
-        <w:t>Beauty &amp; Personal Care  ·  Source: Global Cosmetics News  ·  credibility 0.40  ·  relevance 56 · corroborated by 2 sources</w:t>
-      </w:r>
-    </w:p>
-    <w:p>
-      <w:r>
-        <w:rPr>
-          <w:i/>
-          <w:color w:val="1A5FB4"/>
-          <w:sz w:val="17"/>
-        </w:rPr>
-        <w:t>https://news.google.com/rss/articles/CBMirwFBVV95cUxQYjQtOThvbmdWbVhuZUJ4Uk1ubHdxVXJpQmdLTlRFUENBbTlndWJHWnU4M0Vzek4tMGRuNEZKbFZGLXQ2dEMyQUgyUnFrNURETllWN0VZejlxaHd2LWljOGV4ZjRpdlVvRmZnYmI4d2tQZ1ZQMEkyXzhEb1JCQXQwbUlBa1NtYTFMY0h0WEZXQnJSVUJ0OTNIZ0ZVVGRHdjFOR1Z5ajlSRXEzcFBSOXQw?oc=5</w:t>
-      </w:r>
-    </w:p>
-    <w:p>
-      <w:r>
-        <w:rPr>
-          <w:b/>
-        </w:rPr>
-        <w:t xml:space="preserve">2. </w:t>
       </w:r>
       <w:r>
         <w:rPr>
@@ -144,7 +114,67 @@
         <w:rPr>
           <w:b/>
         </w:rPr>
+        <w:t xml:space="preserve">2. </w:t>
+      </w:r>
+      <w:r>
+        <w:t>Jamieson Wellness to be acquired by Japanese food, beverage, pharmaceutical business Kirin Holdings in $2.5B deal</w:t>
+      </w:r>
+    </w:p>
+    <w:p>
+      <w:r>
+        <w:rPr>
+          <w:color w:val="666666"/>
+          <w:sz w:val="17"/>
+        </w:rPr>
+        <w:t>Food  ·  Source: 🇨🇦 Grocery Business Canada  ·  credibility 0.40  ·  relevance 54</w:t>
+      </w:r>
+    </w:p>
+    <w:p>
+      <w:r>
+        <w:rPr>
+          <w:i/>
+          <w:color w:val="1A5FB4"/>
+          <w:sz w:val="17"/>
+        </w:rPr>
+        <w:t>https://news.google.com/rss/articles/CBMi1wFBVV95cUxOUVdUQlhSNjZfbFp1aThfaHVFNDhzcHRWME1EcDYzU0xmenFGSXMxbjdjckJBT1lOSS1lbjdqYm80Y3B0VUZrU1dmYTVMdERacUdTc3pjNlBLc3RndWxRdjFINEdIaW5BckhETTVyRUplcnJHSVNOR2lzUE1XeHdpTXU2QVl5MjdteDRGaUp3WXhwUlVhQVdieDN0UUxOSWlwaDhGejdQM1lyVUhkRFhKMTAtUkpWc3pKSWRZYUlBNGVWZkRrNnVYVW5CVDA1dlJPUTNyNkVLQQ?oc=5</w:t>
+      </w:r>
+    </w:p>
+    <w:p>
+      <w:r>
+        <w:rPr>
+          <w:b/>
+        </w:rPr>
         <w:t xml:space="preserve">3. </w:t>
+      </w:r>
+      <w:r>
+        <w:t>Recode Studios acquires 51% stake in beauty brand Aflairza</w:t>
+      </w:r>
+    </w:p>
+    <w:p>
+      <w:r>
+        <w:rPr>
+          <w:color w:val="666666"/>
+          <w:sz w:val="17"/>
+        </w:rPr>
+        <w:t>Beauty &amp; Personal Care  ·  Source: Entrackr  ·  credibility 0.40  ·  relevance 49 · corroborated by 3 sources</w:t>
+      </w:r>
+    </w:p>
+    <w:p>
+      <w:r>
+        <w:rPr>
+          <w:i/>
+          <w:color w:val="1A5FB4"/>
+          <w:sz w:val="17"/>
+        </w:rPr>
+        <w:t>https://news.google.com/rss/articles/CBMinAFBVV95cUxOUFdWVnBMNl83V01mQUxYRzdTUjVBdDVrc2RqYTlKa0pqVDhhLUpkMHU2cXZnVFEwcU5XR1ZaRUNTbG4xSGJiVXlFWUswUFZqUFE1blFqcjZubTFxT0haT1RmVDFvYnZGa0VhcHNRX0NjaHc5N1ZzeHhzY3NKUVRLSW4xM3l5U1lZZUpHSEt2X2ctVmUxbGw0ZDJGdy3SAZwBQVVfeXFMTlBXVlZwTDZfN1dNZkFMWEc3U1I1QXQ1a3NkamE5SmtKalQ4YS1KZDB1NnF2Z1RRMHFOV0dWWkVDU2xuMUhiYlV5RVlLMFBWalBRNW5RanI2bm0xcU9IWk9UZlQxb2J2RmtFYXBzUV9DY2h3OTdWc3h4c2NzSlFUS0luMTN5eVNZWWVKR0hLdl9nLVZlMWxsNGQyRnct?oc=5</w:t>
+      </w:r>
+    </w:p>
+    <w:p>
+      <w:r>
+        <w:rPr>
+          <w:b/>
+        </w:rPr>
+        <w:t xml:space="preserve">4. </w:t>
       </w:r>
       <w:r>
         <w:t>ITC eyes Rs 8 lakh crore FMCG opportunity by 2035, bets on AI and acquisitions</w:t>
@@ -174,7 +204,37 @@
         <w:rPr>
           <w:b/>
         </w:rPr>
-        <w:t xml:space="preserve">4. </w:t>
+        <w:t xml:space="preserve">5. </w:t>
+      </w:r>
+      <w:r>
+        <w:t>Unilever-McCormick merger: Anti-trust consultation begins</w:t>
+      </w:r>
+    </w:p>
+    <w:p>
+      <w:r>
+        <w:rPr>
+          <w:color w:val="666666"/>
+          <w:sz w:val="17"/>
+        </w:rPr>
+        <w:t>Food  ·  Source: BakeryAndSnacks.com  ·  credibility 0.75  ·  relevance 46</w:t>
+      </w:r>
+    </w:p>
+    <w:p>
+      <w:r>
+        <w:rPr>
+          <w:i/>
+          <w:color w:val="1A5FB4"/>
+          <w:sz w:val="17"/>
+        </w:rPr>
+        <w:t>https://news.google.com/rss/articles/CBMirAFBVV95cUxPdVVGRVZ6WXJvMDAxcFpWUXYybWM2Y2lnM2RyZ3ozVlhKYUtLT2Q5R0F6cFNMS2YzZlVkbkV3X2QtcERVQ1ZyOEVEeU1pWVVUM0l2TW5EUXBmYXMzSGVZZi1OekhLVlp6aHZSNlJwODh5OFJ6aE5mcTlFQ0NVRkkyOG1kU3lyLUM1TUIwRTc2d29TREpFX3c5b2JrOXhRYk9lYlE0cWNySmVwdlRn?oc=5</w:t>
+      </w:r>
+    </w:p>
+    <w:p>
+      <w:r>
+        <w:rPr>
+          <w:b/>
+        </w:rPr>
+        <w:t xml:space="preserve">6. </w:t>
       </w:r>
       <w:r>
         <w:t>FMCG companies reap rewards from digital-first brand acquisitions as online bets drive growth</w:t>
@@ -204,7 +264,7 @@
         <w:rPr>
           <w:b/>
         </w:rPr>
-        <w:t xml:space="preserve">5. </w:t>
+        <w:t xml:space="preserve">7. </w:t>
       </w:r>
       <w:r>
         <w:t>Rise Baking Company Acquires Jimmy's Gourmet Bakery to Expand Its Cookie Empire</w:t>
@@ -234,7 +294,7 @@
         <w:rPr>
           <w:b/>
         </w:rPr>
-        <w:t xml:space="preserve">6. </w:t>
+        <w:t xml:space="preserve">8. </w:t>
       </w:r>
       <w:r>
         <w:t>Cardinal Health expands home care business with two tuck-in acquisitions</w:t>
@@ -246,7 +306,7 @@
           <w:color w:val="666666"/>
           <w:sz w:val="17"/>
         </w:rPr>
-        <w:t>Home &amp; Household Care  ·  Source: PR Newswire  ·  credibility 1.00  ·  relevance 39</w:t>
+        <w:t>Home &amp; Household Care  ·  Source: PR Newswire  ·  credibility 1.00  ·  relevance 39 · corroborated by 2 sources</w:t>
       </w:r>
     </w:p>
     <w:p>
@@ -264,10 +324,16 @@
         <w:rPr>
           <w:b/>
         </w:rPr>
-        <w:t xml:space="preserve">7. </w:t>
+        <w:t xml:space="preserve">9. </w:t>
       </w:r>
       <w:r>
-        <w:t>TSG Acquires Buzzy Body Care Brand Saltair, Extending The Center’s Winning Streak</w:t>
+        <w:t>ITC turns to AI-led micro-segmentation as acquired brands clock Rs 1,350 crore ARR</w:t>
+      </w:r>
+      <w:r>
+        <w:rPr>
+          <w:b/>
+        </w:rPr>
+        <w:t xml:space="preserve">  [rs 1,350 crore]</w:t>
       </w:r>
     </w:p>
     <w:p>
@@ -276,7 +342,7 @@
           <w:color w:val="666666"/>
           <w:sz w:val="17"/>
         </w:rPr>
-        <w:t>Beauty &amp; Personal Care  ·  Source: Beauty Independent  ·  credibility 0.40  ·  relevance 39</w:t>
+        <w:t>Other / Diversified  ·  Source: bestmediainfo.com  ·  credibility 0.40  ·  relevance 39</w:t>
       </w:r>
     </w:p>
     <w:p>
@@ -286,80 +352,7 @@
           <w:color w:val="1A5FB4"/>
           <w:sz w:val="17"/>
         </w:rPr>
-        <w:t>https://news.google.com/rss/articles/CBMitAFBVV95cUxQZnBnWXlRNUo3MUVYLTI3ZU5GZFNxaEVvOHN1aTMxa2Jua01tX2xsakk4N3hlNVpDX0gxV1EyalFhcWF1dnE3cE43dVpCYWFJRV9BQ2xVUkFlRFhjVk5mTE4wNVJaR3JqQ3U4bkRVZVE2RWVhT1ViQVZ2eldWdjdFRlhlaVNocUM2VUIweXIta0dHdEVadzJzbG92RE9VWThpLUVOX2QtTlYxVlR1akhISzVtNDU?oc=5</w:t>
-      </w:r>
-    </w:p>
-    <w:p>
-      <w:r>
-        <w:rPr>
-          <w:b/>
-        </w:rPr>
-        <w:t xml:space="preserve">8. </w:t>
-      </w:r>
-      <w:r>
-        <w:t>List of 40 Acquisitions by L'Oreal (Aug 2026)</w:t>
-      </w:r>
-    </w:p>
-    <w:p>
-      <w:r>
-        <w:rPr>
-          <w:color w:val="666666"/>
-          <w:sz w:val="17"/>
-        </w:rPr>
-        <w:t>Other / Diversified  ·  Source: Tracxn  ·  credibility 0.40  ·  relevance 39</w:t>
-      </w:r>
-    </w:p>
-    <w:p>
-      <w:r>
-        <w:rPr>
-          <w:i/>
-          <w:color w:val="1A5FB4"/>
-          <w:sz w:val="17"/>
-        </w:rPr>
-        <w:t>https://news.google.com/rss/articles/CBMipAFBVV95cUxOMW04ZDBkZzNUQTdUWVVtbmVyRktEMVcyS0FPbEI1OXJISHc3WnFsOFQ1V2Q2cGNPOU1lancyUWZLM2JURjhra0ZyQXB0eVFjM0JPOWtNNFFEaHlzLTB2cEJNUGtIREw5cmxWVTZTaHllbWRoY09oSUR0UGUwU2tkZU9BTEpWekhVOTJjaFB4enJxckN5UUw2Vm5BZEdxQ1Q3bUFOYw?oc=5</w:t>
-      </w:r>
-    </w:p>
-    <w:p>
-      <w:r>
-        <w:rPr>
-          <w:b/>
-        </w:rPr>
-        <w:t xml:space="preserve">9. </w:t>
-      </w:r>
-      <w:r>
-        <w:rPr>
-          <w:b/>
-          <w:color w:val="0B5C4A"/>
-        </w:rPr>
-        <w:t xml:space="preserve">E.l.f. Beauty → Rhode: </w:t>
-      </w:r>
-      <w:r>
-        <w:t>E.l.f. Beauty acquired Rhode for $1 billion a year ago. It’s been a great investment so far</w:t>
-      </w:r>
-      <w:r>
-        <w:rPr>
-          <w:b/>
-        </w:rPr>
-        <w:t xml:space="preserve">  [$1 billion]</w:t>
-      </w:r>
-    </w:p>
-    <w:p>
-      <w:r>
-        <w:rPr>
-          <w:color w:val="666666"/>
-          <w:sz w:val="17"/>
-        </w:rPr>
-        <w:t>Beauty &amp; Personal Care  ·  Source: fastcompany.com  ·  credibility 0.40  ·  relevance 39</w:t>
-      </w:r>
-    </w:p>
-    <w:p>
-      <w:r>
-        <w:rPr>
-          <w:i/>
-          <w:color w:val="1A5FB4"/>
-          <w:sz w:val="17"/>
-        </w:rPr>
-        <w:t>https://news.google.com/rss/articles/CBMidkFVX3lxTE12M3lrVHFMQTUxTE9tRzg2XzgxWG5xbzhhMFVNTi0tNUhoZlBjeHNuV2FqYjRMY2p3TWdaYXdRU0UyMjZZSF9hSWJVdENwNkVBcThGdEJ5MzRxRlVoTFhuNXI3NnNjWk1wdzZCNk90ZzRZQUhfZ2c?oc=5</w:t>
+        <w:t>https://news.google.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?oc=5</w:t>
       </w:r>
     </w:p>
     <w:p>
@@ -370,7 +363,7 @@
         <w:t xml:space="preserve">10. </w:t>
       </w:r>
       <w:r>
-        <w:t>Ferrero to acquire wellness brand Purely Elizabeth</w:t>
+        <w:t>Emami plans to make acquisitions account for a quarter of its business by FY30</w:t>
       </w:r>
     </w:p>
     <w:p>
@@ -379,7 +372,7 @@
           <w:color w:val="666666"/>
           <w:sz w:val="17"/>
         </w:rPr>
-        <w:t>Health &amp; Wellness  ·  Source: insidefmcg.com.au  ·  credibility 0.40  ·  relevance 35</w:t>
+        <w:t>Other / Diversified  ·  Source: Fortune India  ·  credibility 0.40  ·  relevance 39</w:t>
       </w:r>
     </w:p>
     <w:p>
@@ -389,7 +382,7 @@
           <w:color w:val="1A5FB4"/>
           <w:sz w:val="17"/>
         </w:rPr>
-        <w:t>https://news.google.com/rss/articles/CBMikgFBVV95cUxOczZxSHRUVWU4OTljcUFnZ1FYNElwWEE5djI0MXM5UHdjbG1aZEJReUg1TUdsdm5Wa0RNY0VjZl9YZWcxNWNVT181TzJqZjBuZDZfMGN5b1dWbXZpVGpzbG1iQ2kzZ1Z5Y1pQNlVoc2J1a3JCbHFmb1pFYXI2WmxydzdJYU9zMUZxUWRxSlBHd1NLZw?oc=5</w:t>
+        <w:t>https://news.google.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?oc=5</w:t>
       </w:r>
     </w:p>
     <w:p>
@@ -449,6 +442,28 @@
           </w:tcPr>
           <w:p>
             <w:r>
+              <w:t>7</w:t>
+            </w:r>
+          </w:p>
+        </w:tc>
+      </w:tr>
+      <w:tr>
+        <w:tc>
+          <w:tcPr>
+            <w:tcW w:type="dxa" w:w="4320"/>
+          </w:tcPr>
+          <w:p>
+            <w:r>
+              <w:t>Food</w:t>
+            </w:r>
+          </w:p>
+        </w:tc>
+        <w:tc>
+          <w:tcPr>
+            <w:tcW w:type="dxa" w:w="4320"/>
+          </w:tcPr>
+          <w:p>
+            <w:r>
               <w:t>5</w:t>
             </w:r>
           </w:p>
@@ -471,7 +486,7 @@
           </w:tcPr>
           <w:p>
             <w:r>
-              <w:t>4</w:t>
+              <w:t>5</w:t>
             </w:r>
           </w:p>
         </w:tc>
@@ -483,7 +498,7 @@
           </w:tcPr>
           <w:p>
             <w:r>
-              <w:t>Health &amp; Wellness</w:t>
+              <w:t>Home &amp; Household Care</w:t>
             </w:r>
           </w:p>
         </w:tc>
@@ -505,29 +520,7 @@
           </w:tcPr>
           <w:p>
             <w:r>
-              <w:t>Food</w:t>
-            </w:r>
-          </w:p>
-        </w:tc>
-        <w:tc>
-          <w:tcPr>
-            <w:tcW w:type="dxa" w:w="4320"/>
-          </w:tcPr>
-          <w:p>
-            <w:r>
-              <w:t>1</w:t>
-            </w:r>
-          </w:p>
-        </w:tc>
-      </w:tr>
-      <w:tr>
-        <w:tc>
-          <w:tcPr>
-            <w:tcW w:type="dxa" w:w="4320"/>
-          </w:tcPr>
-          <w:p>
-            <w:r>
-              <w:t>Home &amp; Household Care</w:t>
+              <w:t>Health &amp; Wellness</w:t>
             </w:r>
           </w:p>
         </w:tc>

--- a/data/outputs/newsletter.docx
+++ b/data/outputs/newsletter.docx
@@ -28,7 +28,7 @@
           <w:color w:val="666666"/>
           <w:sz w:val="18"/>
         </w:rPr>
-        <w:t>Generated 24 Aug 2026, 07:09  ·  21 deals  ·  20 sources</w:t>
+        <w:t>Generated 31 Aug 2026, 13:18  ·  21 deals  ·  20 sources</w:t>
       </w:r>
     </w:p>
     <w:p/>
@@ -45,7 +45,7 @@
         <w:pStyle w:val="ListBullet"/>
       </w:pPr>
       <w:r>
-        <w:t>Pipeline funnel: 83 ingested → 53 after de-duplication (30 duplicates removed) → 21 relevant deals.</w:t>
+        <w:t>Pipeline funnel: 78 ingested → 48 after de-duplication (30 duplicates removed) → 21 relevant deals.</w:t>
       </w:r>
     </w:p>
     <w:p>
@@ -53,7 +53,7 @@
         <w:pStyle w:val="ListBullet"/>
       </w:pPr>
       <w:r>
-        <w:t>Most active categories: Other / Diversified (7), Food (5), Beauty &amp; Personal Care (5).</w:t>
+        <w:t>Most active categories: Other / Diversified (8), Food (5), Beauty &amp; Personal Care (5).</w:t>
       </w:r>
     </w:p>
     <w:p>
@@ -147,7 +147,13 @@
         <w:t xml:space="preserve">3. </w:t>
       </w:r>
       <w:r>
-        <w:t>Recode Studios acquires 51% stake in beauty brand Aflairza</w:t>
+        <w:t>Wipro eyes ₹30,000 cr personal care mart, acquires 60% stake in Dermatouch for enterprise value of ₹387.5 cr</w:t>
+      </w:r>
+      <w:r>
+        <w:rPr>
+          <w:b/>
+        </w:rPr>
+        <w:t xml:space="preserve">  [30,000 cr]</w:t>
       </w:r>
     </w:p>
     <w:p>
@@ -156,7 +162,7 @@
           <w:color w:val="666666"/>
           <w:sz w:val="17"/>
         </w:rPr>
-        <w:t>Beauty &amp; Personal Care  ·  Source: Entrackr  ·  credibility 0.40  ·  relevance 49 · corroborated by 3 sources</w:t>
+        <w:t>Beauty &amp; Personal Care  ·  Source: The Hindu  ·  credibility 0.50  ·  relevance 53</w:t>
       </w:r>
     </w:p>
     <w:p>
@@ -166,7 +172,7 @@
           <w:color w:val="1A5FB4"/>
           <w:sz w:val="17"/>
         </w:rPr>
-        <w:t>https://news.google.com/rss/articles/CBMinAFBVV95cUxOUFdWVnBMNl83V01mQUxYRzdTUjVBdDVrc2RqYTlKa0pqVDhhLUpkMHU2cXZnVFEwcU5XR1ZaRUNTbG4xSGJiVXlFWUswUFZqUFE1blFqcjZubTFxT0haT1RmVDFvYnZGa0VhcHNRX0NjaHc5N1ZzeHhzY3NKUVRLSW4xM3l5U1lZZUpHSEt2X2ctVmUxbGw0ZDJGdy3SAZwBQVVfeXFMTlBXVlZwTDZfN1dNZkFMWEc3U1I1QXQ1a3NkamE5SmtKalQ4YS1KZDB1NnF2Z1RRMHFOV0dWWkVDU2xuMUhiYlV5RVlLMFBWalBRNW5RanI2bm0xcU9IWk9UZlQxb2J2RmtFYXBzUV9DY2h3OTdWc3h4c2NzSlFUS0luMTN5eVNZWWVKR0hLdl9nLVZlMWxsNGQyRnct?oc=5</w:t>
+        <w:t>https://news.google.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?oc=5</w:t>
       </w:r>
     </w:p>
     <w:p>
@@ -327,6 +333,43 @@
         <w:t xml:space="preserve">9. </w:t>
       </w:r>
       <w:r>
+        <w:rPr>
+          <w:b/>
+          <w:color w:val="0B5C4A"/>
+        </w:rPr>
+        <w:t xml:space="preserve">KKR → Japanese: </w:t>
+      </w:r>
+      <w:r>
+        <w:t>KKR acquires Japanese beauty and lifestyle group Ci Flavors</w:t>
+      </w:r>
+    </w:p>
+    <w:p>
+      <w:r>
+        <w:rPr>
+          <w:color w:val="666666"/>
+          <w:sz w:val="17"/>
+        </w:rPr>
+        <w:t>Beauty &amp; Personal Care  ·  Source: Premium Beauty News  ·  credibility 0.40  ·  relevance 39 · corroborated by 2 sources</w:t>
+      </w:r>
+    </w:p>
+    <w:p>
+      <w:r>
+        <w:rPr>
+          <w:i/>
+          <w:color w:val="1A5FB4"/>
+          <w:sz w:val="17"/>
+        </w:rPr>
+        <w:t>https://news.google.com/rss/articles/CBMigAFBVV95cUxPaTluSkVYVmdfXzk3Y2tNZWp2b3ZPTjVjQzZzN0NiMzlReHVEc21wTHRTV0tWRlY2c2xKeDJ5c0x4Rm9mbXR6REpld2VGTEU1RUN0blNjZGhqUE5tbHI4ZXVHdmtrX3RlMzdDRVpKVzdkS0JyV0lTUDQ1TkJETWItRw?oc=5</w:t>
+      </w:r>
+    </w:p>
+    <w:p>
+      <w:r>
+        <w:rPr>
+          <w:b/>
+        </w:rPr>
+        <w:t xml:space="preserve">10. </w:t>
+      </w:r>
+      <w:r>
         <w:t>ITC turns to AI-led micro-segmentation as acquired brands clock Rs 1,350 crore ARR</w:t>
       </w:r>
       <w:r>
@@ -353,36 +396,6 @@
           <w:sz w:val="17"/>
         </w:rPr>
         <w:t>https://news.google.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?oc=5</w:t>
-      </w:r>
-    </w:p>
-    <w:p>
-      <w:r>
-        <w:rPr>
-          <w:b/>
-        </w:rPr>
-        <w:t xml:space="preserve">10. </w:t>
-      </w:r>
-      <w:r>
-        <w:t>Emami plans to make acquisitions account for a quarter of its business by FY30</w:t>
-      </w:r>
-    </w:p>
-    <w:p>
-      <w:r>
-        <w:rPr>
-          <w:color w:val="666666"/>
-          <w:sz w:val="17"/>
-        </w:rPr>
-        <w:t>Other / Diversified  ·  Source: Fortune India  ·  credibility 0.40  ·  relevance 39</w:t>
-      </w:r>
-    </w:p>
-    <w:p>
-      <w:r>
-        <w:rPr>
-          <w:i/>
-          <w:color w:val="1A5FB4"/>
-          <w:sz w:val="17"/>
-        </w:rPr>
-        <w:t>https://news.google.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?oc=5</w:t>
       </w:r>
     </w:p>
     <w:p>
@@ -442,7 +455,7 @@
           </w:tcPr>
           <w:p>
             <w:r>
-              <w:t>7</w:t>
+              <w:t>8</w:t>
             </w:r>
           </w:p>
         </w:tc>
@@ -509,28 +522,6 @@
           <w:p>
             <w:r>
               <w:t>2</w:t>
-            </w:r>
-          </w:p>
-        </w:tc>
-      </w:tr>
-      <w:tr>
-        <w:tc>
-          <w:tcPr>
-            <w:tcW w:type="dxa" w:w="4320"/>
-          </w:tcPr>
-          <w:p>
-            <w:r>
-              <w:t>Health &amp; Wellness</w:t>
-            </w:r>
-          </w:p>
-        </w:tc>
-        <w:tc>
-          <w:tcPr>
-            <w:tcW w:type="dxa" w:w="4320"/>
-          </w:tcPr>
-          <w:p>
-            <w:r>
-              <w:t>1</w:t>
             </w:r>
           </w:p>
         </w:tc>

--- a/data/outputs/newsletter.docx
+++ b/data/outputs/newsletter.docx
@@ -28,7 +28,7 @@
           <w:color w:val="666666"/>
           <w:sz w:val="18"/>
         </w:rPr>
-        <w:t>Generated 31 Aug 2026, 13:18  ·  21 deals  ·  20 sources</w:t>
+        <w:t>Generated 07 Sep 2026, 12:08  ·  10 deals  ·  10 sources</w:t>
       </w:r>
     </w:p>
     <w:p/>
@@ -45,7 +45,7 @@
         <w:pStyle w:val="ListBullet"/>
       </w:pPr>
       <w:r>
-        <w:t>Pipeline funnel: 78 ingested → 48 after de-duplication (30 duplicates removed) → 21 relevant deals.</w:t>
+        <w:t>Pipeline funnel: 61 ingested → 37 after de-duplication (24 duplicates removed) → 10 relevant deals.</w:t>
       </w:r>
     </w:p>
     <w:p>
@@ -53,7 +53,7 @@
         <w:pStyle w:val="ListBullet"/>
       </w:pPr>
       <w:r>
-        <w:t>Most active categories: Other / Diversified (8), Food (5), Beauty &amp; Personal Care (5).</w:t>
+        <w:t>Most active categories: Beauty &amp; Personal Care (4), Other / Diversified (2), Food (2).</w:t>
       </w:r>
     </w:p>
     <w:p>
@@ -61,7 +61,7 @@
         <w:pStyle w:val="ListBullet"/>
       </w:pPr>
       <w:r>
-        <w:t>Average source credibility: 0.54 (0–1 scale).</w:t>
+        <w:t>Average source credibility: 0.53 (0–1 scale).</w:t>
       </w:r>
     </w:p>
     <w:p>
@@ -147,13 +147,7 @@
         <w:t xml:space="preserve">3. </w:t>
       </w:r>
       <w:r>
-        <w:t>Wipro eyes ₹30,000 cr personal care mart, acquires 60% stake in Dermatouch for enterprise value of ₹387.5 cr</w:t>
-      </w:r>
-      <w:r>
-        <w:rPr>
-          <w:b/>
-        </w:rPr>
-        <w:t xml:space="preserve">  [30,000 cr]</w:t>
+        <w:t>Humana: Gentiva divestiture to fund acquisition, CenterWell performing well</w:t>
       </w:r>
     </w:p>
     <w:p>
@@ -162,7 +156,7 @@
           <w:color w:val="666666"/>
           <w:sz w:val="17"/>
         </w:rPr>
-        <w:t>Beauty &amp; Personal Care  ·  Source: The Hindu  ·  credibility 0.50  ·  relevance 53</w:t>
+        <w:t>Home &amp; Household Care  ·  Source: McKnights Home Care  ·  credibility 0.40  ·  relevance 44</w:t>
       </w:r>
     </w:p>
     <w:p>
@@ -172,7 +166,7 @@
           <w:color w:val="1A5FB4"/>
           <w:sz w:val="17"/>
         </w:rPr>
-        <w:t>https://news.google.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?oc=5</w:t>
+        <w:t>https://news.google.com/rss/articles/CBMirwFBVV95cUxNU3dkbjNuWUdKbzVpSm5HTUN2bUpYRXhxSkZQQkpMeXNJS2I5dmpFdEU4LTB4TERqdy1uVk1ERnFTRVl6UWtqbVZ3TFNzc1RuY05JdEJsTS1oOG1YeTR2S1JYRkZnSXIzNkduNXdMMmxvbEJ5Z0ZybXRWamVEdW5pbnF2NWh2TUZNYjZ6YnU4YzZIZDJjMDM1Um9DLWdfUmNqQnJWSTNRYjFTVVY2UEd3?oc=5</w:t>
       </w:r>
     </w:p>
     <w:p>
@@ -181,66 +175,6 @@
           <w:b/>
         </w:rPr>
         <w:t xml:space="preserve">4. </w:t>
-      </w:r>
-      <w:r>
-        <w:t>ITC eyes Rs 8 lakh crore FMCG opportunity by 2035, bets on AI and acquisitions</w:t>
-      </w:r>
-    </w:p>
-    <w:p>
-      <w:r>
-        <w:rPr>
-          <w:color w:val="666666"/>
-          <w:sz w:val="17"/>
-        </w:rPr>
-        <w:t>Other / Diversified  ·  Source: The Economic Times  ·  credibility 1.00  ·  relevance 48 · corroborated by 2 sources</w:t>
-      </w:r>
-    </w:p>
-    <w:p>
-      <w:r>
-        <w:rPr>
-          <w:i/>
-          <w:color w:val="1A5FB4"/>
-          <w:sz w:val="17"/>
-        </w:rPr>
-        <w:t>https://news.google.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?oc=5</w:t>
-      </w:r>
-    </w:p>
-    <w:p>
-      <w:r>
-        <w:rPr>
-          <w:b/>
-        </w:rPr>
-        <w:t xml:space="preserve">5. </w:t>
-      </w:r>
-      <w:r>
-        <w:t>Unilever-McCormick merger: Anti-trust consultation begins</w:t>
-      </w:r>
-    </w:p>
-    <w:p>
-      <w:r>
-        <w:rPr>
-          <w:color w:val="666666"/>
-          <w:sz w:val="17"/>
-        </w:rPr>
-        <w:t>Food  ·  Source: BakeryAndSnacks.com  ·  credibility 0.75  ·  relevance 46</w:t>
-      </w:r>
-    </w:p>
-    <w:p>
-      <w:r>
-        <w:rPr>
-          <w:i/>
-          <w:color w:val="1A5FB4"/>
-          <w:sz w:val="17"/>
-        </w:rPr>
-        <w:t>https://news.google.com/rss/articles/CBMirAFBVV95cUxPdVVGRVZ6WXJvMDAxcFpWUXYybWM2Y2lnM2RyZ3ozVlhKYUtLT2Q5R0F6cFNMS2YzZlVkbkV3X2QtcERVQ1ZyOEVEeU1pWVVUM0l2TW5EUXBmYXMzSGVZZi1OekhLVlp6aHZSNlJwODh5OFJ6aE5mcTlFQ0NVRkkyOG1kU3lyLUM1TUIwRTc2d29TREpFX3c5b2JrOXhRYk9lYlE0cWNySmVwdlRn?oc=5</w:t>
-      </w:r>
-    </w:p>
-    <w:p>
-      <w:r>
-        <w:rPr>
-          <w:b/>
-        </w:rPr>
-        <w:t xml:space="preserve">6. </w:t>
       </w:r>
       <w:r>
         <w:t>FMCG companies reap rewards from digital-first brand acquisitions as online bets drive growth</w:t>
@@ -270,7 +204,7 @@
         <w:rPr>
           <w:b/>
         </w:rPr>
-        <w:t xml:space="preserve">7. </w:t>
+        <w:t xml:space="preserve">5. </w:t>
       </w:r>
       <w:r>
         <w:t>Rise Baking Company Acquires Jimmy's Gourmet Bakery to Expand Its Cookie Empire</w:t>
@@ -300,10 +234,10 @@
         <w:rPr>
           <w:b/>
         </w:rPr>
-        <w:t xml:space="preserve">8. </w:t>
+        <w:t xml:space="preserve">6. </w:t>
       </w:r>
       <w:r>
-        <w:t>Cardinal Health expands home care business with two tuck-in acquisitions</w:t>
+        <w:t>Skyline Beauty Group Acquires Lumin and Meridian from Pangaea Holdings</w:t>
       </w:r>
     </w:p>
     <w:p>
@@ -312,7 +246,7 @@
           <w:color w:val="666666"/>
           <w:sz w:val="17"/>
         </w:rPr>
-        <w:t>Home &amp; Household Care  ·  Source: PR Newswire  ·  credibility 1.00  ·  relevance 39 · corroborated by 2 sources</w:t>
+        <w:t>Beauty &amp; Personal Care  ·  Source: BeautyMatter  ·  credibility 0.75  ·  relevance 39</w:t>
       </w:r>
     </w:p>
     <w:p>
@@ -322,7 +256,80 @@
           <w:color w:val="1A5FB4"/>
           <w:sz w:val="17"/>
         </w:rPr>
-        <w:t>https://news.google.com/rss/articles/CBMixwFBVV95cUxNbnlDM0RwUjVRMjdObGFQMkhZQXc5OFJFR1ZXRjFTWTc3YzB3XzhFcmhNbnBKUlZFRzZmNEoxUkZkVjhIRkFnb25PbU5ScHpHemZEeTgya2tlV2dNX1NXUW1Bak53SHpFcktmNUE0VWk1eTVtYzZNeGV5end4eHFXNVBINXlqWVVWRmFTbmc4YXpqN2FuY29YS19XTE9UWVdudjNsZWkwYk9YYVVtNnJOZnI0V2lyNHhwVlN4cW5UZUxYTXdKcXhZ?oc=5</w:t>
+        <w:t>https://news.google.com/rss/articles/CBMipwFBVV95cUxQa2d3ZDdIcTdfTmt6bzZWNGdpczg5YmRMOFRCTmJIZGhXTzUtNmRLaW1rTGlobWFpTWR4cXJaWW96U2VkM1FEOU5aenIxVGl1ZWNaM25MQ2V6MXFlYjFFRmpQZ3hqbzhQcHdWdEpOVWNOXzFkWVlXam9za1o2VTdxTHBBci1TLWRhQ1dXUlR6LXVvelotZWk0eFg3QktMUlVHU09qbDdLSQ?oc=5</w:t>
+      </w:r>
+    </w:p>
+    <w:p>
+      <w:r>
+        <w:rPr>
+          <w:b/>
+        </w:rPr>
+        <w:t xml:space="preserve">7. </w:t>
+      </w:r>
+      <w:r>
+        <w:t>Emami plans to make acquisitions account for a quarter of its business by FY30</w:t>
+      </w:r>
+    </w:p>
+    <w:p>
+      <w:r>
+        <w:rPr>
+          <w:color w:val="666666"/>
+          <w:sz w:val="17"/>
+        </w:rPr>
+        <w:t>Other / Diversified  ·  Source: Fortune India  ·  credibility 0.40  ·  relevance 39</w:t>
+      </w:r>
+    </w:p>
+    <w:p>
+      <w:r>
+        <w:rPr>
+          <w:i/>
+          <w:color w:val="1A5FB4"/>
+          <w:sz w:val="17"/>
+        </w:rPr>
+        <w:t>https://news.google.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?oc=5</w:t>
+      </w:r>
+    </w:p>
+    <w:p>
+      <w:r>
+        <w:rPr>
+          <w:b/>
+        </w:rPr>
+        <w:t xml:space="preserve">8. </w:t>
+      </w:r>
+      <w:r>
+        <w:rPr>
+          <w:b/>
+          <w:color w:val="0B5C4A"/>
+        </w:rPr>
+        <w:t xml:space="preserve">E.l.f. Beauty → Rhode: </w:t>
+      </w:r>
+      <w:r>
+        <w:t>E.l.f. Beauty acquired Rhode for $1 billion a year ago. It’s been a great investment so far</w:t>
+      </w:r>
+      <w:r>
+        <w:rPr>
+          <w:b/>
+        </w:rPr>
+        <w:t xml:space="preserve">  [$1 billion]</w:t>
+      </w:r>
+    </w:p>
+    <w:p>
+      <w:r>
+        <w:rPr>
+          <w:color w:val="666666"/>
+          <w:sz w:val="17"/>
+        </w:rPr>
+        <w:t>Beauty &amp; Personal Care  ·  Source: Fast Company  ·  credibility 0.40  ·  relevance 39</w:t>
+      </w:r>
+    </w:p>
+    <w:p>
+      <w:r>
+        <w:rPr>
+          <w:i/>
+          <w:color w:val="1A5FB4"/>
+          <w:sz w:val="17"/>
+        </w:rPr>
+        <w:t>https://news.google.com/rss/articles/CBMidkFVX3lxTE12M3lrVHFMQTUxTE9tRzg2XzgxWG5xbzhhMFVNTi0tNUhoZlBjeHNuV2FqYjRMY2p3TWdaYXdRU0UyMjZZSF9hSWJVdENwNkVBcThGdEJ5MzRxRlVoTFhuNXI3NnNjWk1wdzZCNk90ZzRZQUhfZ2c?oc=5</w:t>
       </w:r>
     </w:p>
     <w:p>
@@ -337,10 +344,10 @@
           <w:b/>
           <w:color w:val="0B5C4A"/>
         </w:rPr>
-        <w:t xml:space="preserve">KKR → Japanese: </w:t>
+        <w:t xml:space="preserve">MBK → K-beauty: </w:t>
       </w:r>
       <w:r>
-        <w:t>KKR acquires Japanese beauty and lifestyle group Ci Flavors</w:t>
+        <w:t>MBK buys K-beauty brand stake to resume investment in S.Korea's consumer sector</w:t>
       </w:r>
     </w:p>
     <w:p>
@@ -349,7 +356,7 @@
           <w:color w:val="666666"/>
           <w:sz w:val="17"/>
         </w:rPr>
-        <w:t>Beauty &amp; Personal Care  ·  Source: Premium Beauty News  ·  credibility 0.40  ·  relevance 39 · corroborated by 2 sources</w:t>
+        <w:t>Beauty &amp; Personal Care  ·  Source: KED Global  ·  credibility 0.40  ·  relevance 33</w:t>
       </w:r>
     </w:p>
     <w:p>
@@ -359,7 +366,7 @@
           <w:color w:val="1A5FB4"/>
           <w:sz w:val="17"/>
         </w:rPr>
-        <w:t>https://news.google.com/rss/articles/CBMigAFBVV95cUxPaTluSkVYVmdfXzk3Y2tNZWp2b3ZPTjVjQzZzN0NiMzlReHVEc21wTHRTV0tWRlY2c2xKeDJ5c0x4Rm9mbXR6REpld2VGTEU1RUN0blNjZGhqUE5tbHI4ZXVHdmtrX3RlMzdDRVpKVzdkS0JyV0lTUDQ1TkJETWItRw?oc=5</w:t>
+        <w:t>https://news.google.com/rss/articles/CBMidkFVX3lxTE1yZzBtSHg0QXQ5aC1jREtoaEJrR1ZsQUVqMHBkV0wyS2pkZzJxNDRFOVh3Mzk4d2l2SlZOVTJfY2xQZFVDb3VmWlZjenZIbEZFYXNtMWdLX2JjLUNWTVRpUVk2RVNWRVZwUlQ2RlJWVm12THVQaEE?oc=5</w:t>
       </w:r>
     </w:p>
     <w:p>
@@ -370,13 +377,7 @@
         <w:t xml:space="preserve">10. </w:t>
       </w:r>
       <w:r>
-        <w:t>ITC turns to AI-led micro-segmentation as acquired brands clock Rs 1,350 crore ARR</w:t>
-      </w:r>
-      <w:r>
-        <w:rPr>
-          <w:b/>
-        </w:rPr>
-        <w:t xml:space="preserve">  [rs 1,350 crore]</w:t>
+        <w:t>Too Faced co-founder reveals true thoughts on impact of Estée Lauder Companies acquisition</w:t>
       </w:r>
     </w:p>
     <w:p>
@@ -385,7 +386,7 @@
           <w:color w:val="666666"/>
           <w:sz w:val="17"/>
         </w:rPr>
-        <w:t>Other / Diversified  ·  Source: bestmediainfo.com  ·  credibility 0.40  ·  relevance 39</w:t>
+        <w:t>Beauty &amp; Personal Care  ·  Source: Cosmetics Business  ·  credibility 0.75  ·  relevance 29</w:t>
       </w:r>
     </w:p>
     <w:p>
@@ -395,7 +396,7 @@
           <w:color w:val="1A5FB4"/>
           <w:sz w:val="17"/>
         </w:rPr>
-        <w:t>https://news.google.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?oc=5</w:t>
+        <w:t>https://news.google.com/rss/articles/CBMigAFBVV95cUxPTGJ6dEp2cVBkN1BEWUFSdjhJN0NZZUl0c00zd0owT0U1UlJUNXBhS0pDaUZ0Vk8telNnZ0lPTl83bjVpMTA5dXZram4tR0g2VkVod3FoVlp0UC0yTnNyZi1SQWdYWjJRbnJOTnJrdFo5TmpOOTd1emt6UHlqalBTaw?oc=5</w:t>
       </w:r>
     </w:p>
     <w:p>
@@ -445,6 +446,28 @@
           </w:tcPr>
           <w:p>
             <w:r>
+              <w:t>Beauty &amp; Personal Care</w:t>
+            </w:r>
+          </w:p>
+        </w:tc>
+        <w:tc>
+          <w:tcPr>
+            <w:tcW w:type="dxa" w:w="4320"/>
+          </w:tcPr>
+          <w:p>
+            <w:r>
+              <w:t>4</w:t>
+            </w:r>
+          </w:p>
+        </w:tc>
+      </w:tr>
+      <w:tr>
+        <w:tc>
+          <w:tcPr>
+            <w:tcW w:type="dxa" w:w="4320"/>
+          </w:tcPr>
+          <w:p>
+            <w:r>
               <w:t>Other / Diversified</w:t>
             </w:r>
           </w:p>
@@ -455,7 +478,7 @@
           </w:tcPr>
           <w:p>
             <w:r>
-              <w:t>8</w:t>
+              <w:t>2</w:t>
             </w:r>
           </w:p>
         </w:tc>
@@ -477,29 +500,7 @@
           </w:tcPr>
           <w:p>
             <w:r>
-              <w:t>5</w:t>
-            </w:r>
-          </w:p>
-        </w:tc>
-      </w:tr>
-      <w:tr>
-        <w:tc>
-          <w:tcPr>
-            <w:tcW w:type="dxa" w:w="4320"/>
-          </w:tcPr>
-          <w:p>
-            <w:r>
-              <w:t>Beauty &amp; Personal Care</w:t>
-            </w:r>
-          </w:p>
-        </w:tc>
-        <w:tc>
-          <w:tcPr>
-            <w:tcW w:type="dxa" w:w="4320"/>
-          </w:tcPr>
-          <w:p>
-            <w:r>
-              <w:t>5</w:t>
+              <w:t>2</w:t>
             </w:r>
           </w:p>
         </w:tc>
@@ -521,7 +522,7 @@
           </w:tcPr>
           <w:p>
             <w:r>
-              <w:t>2</w:t>
+              <w:t>1</w:t>
             </w:r>
           </w:p>
         </w:tc>

--- a/data/outputs/newsletter.docx
+++ b/data/outputs/newsletter.docx
@@ -28,7 +28,7 @@
           <w:color w:val="666666"/>
           <w:sz w:val="18"/>
         </w:rPr>
-        <w:t>Generated 07 Sep 2026, 12:08  ·  10 deals  ·  10 sources</w:t>
+        <w:t>Generated 14 Sep 2026, 12:24  ·  7 deals  ·  6 sources</w:t>
       </w:r>
     </w:p>
     <w:p/>
@@ -45,7 +45,7 @@
         <w:pStyle w:val="ListBullet"/>
       </w:pPr>
       <w:r>
-        <w:t>Pipeline funnel: 61 ingested → 37 after de-duplication (24 duplicates removed) → 10 relevant deals.</w:t>
+        <w:t>Pipeline funnel: 63 ingested → 36 after de-duplication (27 duplicates removed) → 7 relevant deals.</w:t>
       </w:r>
     </w:p>
     <w:p>
@@ -53,7 +53,7 @@
         <w:pStyle w:val="ListBullet"/>
       </w:pPr>
       <w:r>
-        <w:t>Most active categories: Beauty &amp; Personal Care (4), Other / Diversified (2), Food (2).</w:t>
+        <w:t>Most active categories: Beauty &amp; Personal Care (5), Other / Diversified (1), Food (1).</w:t>
       </w:r>
     </w:p>
     <w:p>
@@ -61,7 +61,7 @@
         <w:pStyle w:val="ListBullet"/>
       </w:pPr>
       <w:r>
-        <w:t>Average source credibility: 0.53 (0–1 scale).</w:t>
+        <w:t>Average source credibility: 0.64 (0–1 scale).</w:t>
       </w:r>
     </w:p>
     <w:p>
@@ -78,43 +78,6 @@
           <w:b/>
         </w:rPr>
         <w:t xml:space="preserve">1. </w:t>
-      </w:r>
-      <w:r>
-        <w:rPr>
-          <w:b/>
-          <w:color w:val="0B5C4A"/>
-        </w:rPr>
-        <w:t xml:space="preserve">Salt Capital → Dispense Logic: </w:t>
-      </w:r>
-      <w:r>
-        <w:t>Salt Capital acquires majority stake in Dispense Logic, expanding beverage distribution portfolio</w:t>
-      </w:r>
-    </w:p>
-    <w:p>
-      <w:r>
-        <w:rPr>
-          <w:color w:val="666666"/>
-          <w:sz w:val="17"/>
-        </w:rPr>
-        <w:t>Beverages  ·  Source: africabusinessplus.com  ·  credibility 0.40  ·  relevance 55</w:t>
-      </w:r>
-    </w:p>
-    <w:p>
-      <w:r>
-        <w:rPr>
-          <w:i/>
-          <w:color w:val="1A5FB4"/>
-          <w:sz w:val="17"/>
-        </w:rPr>
-        <w:t>https://news.google.com/rss/articles/CBMi2gFBVV95cUxQN3VpS3JsdV83czFJb1RhZnloLUljdkJxejQtV3FubEVxdXd5M0liSE9mbS1wWnZEeE0weTY5NER5cmlTM21zOS1zRU5hQ1Ywam11R0FwalpvV1pmOER3dFBHaWxvY2c4a2R3SjAtUGswODVscW9GdS1ZcmRaVnc3cFNtMmlwU3hkQkxrRHNaMVU5R3hheEt1dUxfM0lweEl4WldtdlY1MHZNZzc4OGhKN19wLVllTlRNRDBFMldjSmdoVktLcXg3WTR3WUk5b3ZqVS1Ja3VLQWNmZw?oc=5</w:t>
-      </w:r>
-    </w:p>
-    <w:p>
-      <w:r>
-        <w:rPr>
-          <w:b/>
-        </w:rPr>
-        <w:t xml:space="preserve">2. </w:t>
       </w:r>
       <w:r>
         <w:t>Jamieson Wellness to be acquired by Japanese food, beverage, pharmaceutical business Kirin Holdings in $2.5B deal</w:t>
@@ -144,10 +107,10 @@
         <w:rPr>
           <w:b/>
         </w:rPr>
-        <w:t xml:space="preserve">3. </w:t>
+        <w:t xml:space="preserve">2. </w:t>
       </w:r>
       <w:r>
-        <w:t>Humana: Gentiva divestiture to fund acquisition, CenterWell performing well</w:t>
+        <w:t>Dollar Shave Club Acquires Truly Beauty to Build Personal Care Platform</w:t>
       </w:r>
     </w:p>
     <w:p>
@@ -156,7 +119,7 @@
           <w:color w:val="666666"/>
           <w:sz w:val="17"/>
         </w:rPr>
-        <w:t>Home &amp; Household Care  ·  Source: McKnights Home Care  ·  credibility 0.40  ·  relevance 44</w:t>
+        <w:t>Beauty &amp; Personal Care  ·  Source: citybiz  ·  credibility 0.40  ·  relevance 48 · corroborated by 4 sources</w:t>
       </w:r>
     </w:p>
     <w:p>
@@ -166,7 +129,7 @@
           <w:color w:val="1A5FB4"/>
           <w:sz w:val="17"/>
         </w:rPr>
-        <w:t>https://news.google.com/rss/articles/CBMirwFBVV95cUxNU3dkbjNuWUdKbzVpSm5HTUN2bUpYRXhxSkZQQkpMeXNJS2I5dmpFdEU4LTB4TERqdy1uVk1ERnFTRVl6UWtqbVZ3TFNzc1RuY05JdEJsTS1oOG1YeTR2S1JYRkZnSXIzNkduNXdMMmxvbEJ5Z0ZybXRWamVEdW5pbnF2NWh2TUZNYjZ6YnU4YzZIZDJjMDM1Um9DLWdfUmNqQnJWSTNRYjFTVVY2UEd3?oc=5</w:t>
+        <w:t>https://news.google.com/rss/articles/CBMirwFBVV95cUxONFdjOVg5NHRMM085d2JQUXBkNzVQNXE3UGZ1Vm1lTkhUbzdjZFd3WG5GOERjaFhsLTk2VjV0RmIwTFVQN3Nfa003djJwRHBPaWE1eGRDcjlKcFRvUUlEcFpSR01zUHdHV3Fnam1iWng1SlJTVWpldEt1ZG1FbnlXTFFyM1RwaFhIRDF2clktN0ZKcXZDNGFpUG1BMC10UmVzM3ZRQm9CNFhpbFZ2N1Bz?oc=5</w:t>
       </w:r>
     </w:p>
     <w:p>
@@ -174,10 +137,10 @@
         <w:rPr>
           <w:b/>
         </w:rPr>
-        <w:t xml:space="preserve">4. </w:t>
+        <w:t xml:space="preserve">3. </w:t>
       </w:r>
       <w:r>
-        <w:t>FMCG companies reap rewards from digital-first brand acquisitions as online bets drive growth</w:t>
+        <w:t>Beiersdorf eyes acquisitions to reduce reliance on Nivea</w:t>
       </w:r>
     </w:p>
     <w:p>
@@ -186,7 +149,7 @@
           <w:color w:val="666666"/>
           <w:sz w:val="17"/>
         </w:rPr>
-        <w:t>Other / Diversified  ·  Source: The Economic Times  ·  credibility 1.00  ·  relevance 42</w:t>
+        <w:t>Beauty &amp; Personal Care  ·  Source: Cosmetics Business  ·  credibility 0.75  ·  relevance 45</w:t>
       </w:r>
     </w:p>
     <w:p>
@@ -196,7 +159,7 @@
           <w:color w:val="1A5FB4"/>
           <w:sz w:val="17"/>
         </w:rPr>
-        <w:t>https://news.google.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?oc=5</w:t>
+        <w:t>https://news.google.com/rss/articles/CBMijwFBVV95cUxQZ0JrNno5WVdmeUtzSm1IWjNiSU1wQV96V0NtNVBlWEhhS2IwQU1DRW1UTlU1bGJ5MFlDbGdIX01QdTNDTkx0N2lDcVEweThEQW1EUm1vd19OejE1NDBNalZvajBwNXlaNDdCVVFaZFNTRDJkY2hoLUM3X1BvY1NqcnQwY1VOSzdNMVJ1WGM3SQ?oc=5</w:t>
       </w:r>
     </w:p>
     <w:p>
@@ -204,37 +167,7 @@
         <w:rPr>
           <w:b/>
         </w:rPr>
-        <w:t xml:space="preserve">5. </w:t>
-      </w:r>
-      <w:r>
-        <w:t>Rise Baking Company Acquires Jimmy's Gourmet Bakery to Expand Its Cookie Empire</w:t>
-      </w:r>
-    </w:p>
-    <w:p>
-      <w:r>
-        <w:rPr>
-          <w:color w:val="666666"/>
-          <w:sz w:val="17"/>
-        </w:rPr>
-        <w:t>Food  ·  Source: Food &amp; Beverage Magazine  ·  credibility 0.40  ·  relevance 42</w:t>
-      </w:r>
-    </w:p>
-    <w:p>
-      <w:r>
-        <w:rPr>
-          <w:i/>
-          <w:color w:val="1A5FB4"/>
-          <w:sz w:val="17"/>
-        </w:rPr>
-        <w:t>https://news.google.com/rss/articles/CBMiigFBVV95cUxQQUNvSm1pN21lclFsa2g2YzExN3kyYWR6ZEI1ZlhDNGNQWUI1VnkyUDBWeGhRT3NsTkt2a2wxVU5ERjYzYTluanlLLU9wcGRYd1JiU2pZNXh0SjdRUE1tejZhMjIzMjZXckFZRWMwLV9qREtnUTRYRTcyVnlBNFVrRzNfb2JkY2ZzRlE?oc=5</w:t>
-      </w:r>
-    </w:p>
-    <w:p>
-      <w:r>
-        <w:rPr>
-          <w:b/>
-        </w:rPr>
-        <w:t xml:space="preserve">6. </w:t>
+        <w:t xml:space="preserve">4. </w:t>
       </w:r>
       <w:r>
         <w:t>Skyline Beauty Group Acquires Lumin and Meridian from Pangaea Holdings</w:t>
@@ -246,7 +179,7 @@
           <w:color w:val="666666"/>
           <w:sz w:val="17"/>
         </w:rPr>
-        <w:t>Beauty &amp; Personal Care  ·  Source: BeautyMatter  ·  credibility 0.75  ·  relevance 39</w:t>
+        <w:t>Beauty &amp; Personal Care  ·  Source: beautymatter.com  ·  credibility 0.75  ·  relevance 39 · corroborated by 2 sources</w:t>
       </w:r>
     </w:p>
     <w:p>
@@ -264,37 +197,7 @@
         <w:rPr>
           <w:b/>
         </w:rPr>
-        <w:t xml:space="preserve">7. </w:t>
-      </w:r>
-      <w:r>
-        <w:t>Emami plans to make acquisitions account for a quarter of its business by FY30</w:t>
-      </w:r>
-    </w:p>
-    <w:p>
-      <w:r>
-        <w:rPr>
-          <w:color w:val="666666"/>
-          <w:sz w:val="17"/>
-        </w:rPr>
-        <w:t>Other / Diversified  ·  Source: Fortune India  ·  credibility 0.40  ·  relevance 39</w:t>
-      </w:r>
-    </w:p>
-    <w:p>
-      <w:r>
-        <w:rPr>
-          <w:i/>
-          <w:color w:val="1A5FB4"/>
-          <w:sz w:val="17"/>
-        </w:rPr>
-        <w:t>https://news.google.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?oc=5</w:t>
-      </w:r>
-    </w:p>
-    <w:p>
-      <w:r>
-        <w:rPr>
-          <w:b/>
-        </w:rPr>
-        <w:t xml:space="preserve">8. </w:t>
+        <w:t xml:space="preserve">5. </w:t>
       </w:r>
       <w:r>
         <w:rPr>
@@ -337,44 +240,7 @@
         <w:rPr>
           <w:b/>
         </w:rPr>
-        <w:t xml:space="preserve">9. </w:t>
-      </w:r>
-      <w:r>
-        <w:rPr>
-          <w:b/>
-          <w:color w:val="0B5C4A"/>
-        </w:rPr>
-        <w:t xml:space="preserve">MBK → K-beauty: </w:t>
-      </w:r>
-      <w:r>
-        <w:t>MBK buys K-beauty brand stake to resume investment in S.Korea's consumer sector</w:t>
-      </w:r>
-    </w:p>
-    <w:p>
-      <w:r>
-        <w:rPr>
-          <w:color w:val="666666"/>
-          <w:sz w:val="17"/>
-        </w:rPr>
-        <w:t>Beauty &amp; Personal Care  ·  Source: KED Global  ·  credibility 0.40  ·  relevance 33</w:t>
-      </w:r>
-    </w:p>
-    <w:p>
-      <w:r>
-        <w:rPr>
-          <w:i/>
-          <w:color w:val="1A5FB4"/>
-          <w:sz w:val="17"/>
-        </w:rPr>
-        <w:t>https://news.google.com/rss/articles/CBMidkFVX3lxTE1yZzBtSHg0QXQ5aC1jREtoaEJrR1ZsQUVqMHBkV0wyS2pkZzJxNDRFOVh3Mzk4d2l2SlZOVTJfY2xQZFVDb3VmWlZjenZIbEZFYXNtMWdLX2JjLUNWTVRpUVk2RVNWRVZwUlQ2RlJWVm12THVQaEE?oc=5</w:t>
-      </w:r>
-    </w:p>
-    <w:p>
-      <w:r>
-        <w:rPr>
-          <w:b/>
-        </w:rPr>
-        <w:t xml:space="preserve">10. </w:t>
+        <w:t xml:space="preserve">6. </w:t>
       </w:r>
       <w:r>
         <w:t>Too Faced co-founder reveals true thoughts on impact of Estée Lauder Companies acquisition</w:t>
@@ -386,7 +252,7 @@
           <w:color w:val="666666"/>
           <w:sz w:val="17"/>
         </w:rPr>
-        <w:t>Beauty &amp; Personal Care  ·  Source: Cosmetics Business  ·  credibility 0.75  ·  relevance 29</w:t>
+        <w:t>Beauty &amp; Personal Care  ·  Source: Cosmetics Business  ·  credibility 0.75  ·  relevance 29 · corroborated by 2 sources</w:t>
       </w:r>
     </w:p>
     <w:p>
@@ -397,6 +263,36 @@
           <w:sz w:val="17"/>
         </w:rPr>
         <w:t>https://news.google.com/rss/articles/CBMigAFBVV95cUxPTGJ6dEp2cVBkN1BEWUFSdjhJN0NZZUl0c00zd0owT0U1UlJUNXBhS0pDaUZ0Vk8telNnZ0lPTl83bjVpMTA5dXZram4tR0g2VkVod3FoVlp0UC0yTnNyZi1SQWdYWjJRbnJOTnJrdFo5TmpOOTd1emt6UHlqalBTaw?oc=5</w:t>
+      </w:r>
+    </w:p>
+    <w:p>
+      <w:r>
+        <w:rPr>
+          <w:b/>
+        </w:rPr>
+        <w:t xml:space="preserve">7. </w:t>
+      </w:r>
+      <w:r>
+        <w:t>Dabur India is actively scouting for acquisition targets : Global CEO</w:t>
+      </w:r>
+    </w:p>
+    <w:p>
+      <w:r>
+        <w:rPr>
+          <w:color w:val="666666"/>
+          <w:sz w:val="17"/>
+        </w:rPr>
+        <w:t>Other / Diversified  ·  Source: thehindubusinessline.com  ·  credibility 1.00  ·  relevance 23</w:t>
+      </w:r>
+    </w:p>
+    <w:p>
+      <w:r>
+        <w:rPr>
+          <w:i/>
+          <w:color w:val="1A5FB4"/>
+          <w:sz w:val="17"/>
+        </w:rPr>
+        <w:t>https://news.google.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?oc=5</w:t>
       </w:r>
     </w:p>
     <w:p>
@@ -456,7 +352,7 @@
           </w:tcPr>
           <w:p>
             <w:r>
-              <w:t>4</w:t>
+              <w:t>5</w:t>
             </w:r>
           </w:p>
         </w:tc>
@@ -478,7 +374,7 @@
           </w:tcPr>
           <w:p>
             <w:r>
-              <w:t>2</w:t>
+              <w:t>1</w:t>
             </w:r>
           </w:p>
         </w:tc>
@@ -491,50 +387,6 @@
           <w:p>
             <w:r>
               <w:t>Food</w:t>
-            </w:r>
-          </w:p>
-        </w:tc>
-        <w:tc>
-          <w:tcPr>
-            <w:tcW w:type="dxa" w:w="4320"/>
-          </w:tcPr>
-          <w:p>
-            <w:r>
-              <w:t>2</w:t>
-            </w:r>
-          </w:p>
-        </w:tc>
-      </w:tr>
-      <w:tr>
-        <w:tc>
-          <w:tcPr>
-            <w:tcW w:type="dxa" w:w="4320"/>
-          </w:tcPr>
-          <w:p>
-            <w:r>
-              <w:t>Home &amp; Household Care</w:t>
-            </w:r>
-          </w:p>
-        </w:tc>
-        <w:tc>
-          <w:tcPr>
-            <w:tcW w:type="dxa" w:w="4320"/>
-          </w:tcPr>
-          <w:p>
-            <w:r>
-              <w:t>1</w:t>
-            </w:r>
-          </w:p>
-        </w:tc>
-      </w:tr>
-      <w:tr>
-        <w:tc>
-          <w:tcPr>
-            <w:tcW w:type="dxa" w:w="4320"/>
-          </w:tcPr>
-          <w:p>
-            <w:r>
-              <w:t>Beverages</w:t>
             </w:r>
           </w:p>
         </w:tc>

--- a/data/outputs/newsletter.docx
+++ b/data/outputs/newsletter.docx
@@ -28,7 +28,7 @@
           <w:color w:val="666666"/>
           <w:sz w:val="18"/>
         </w:rPr>
-        <w:t>Generated 14 Sep 2026, 12:24  ·  7 deals  ·  6 sources</w:t>
+        <w:t>Generated 21 Sep 2026, 12:31  ·  8 deals  ·  6 sources</w:t>
       </w:r>
     </w:p>
     <w:p/>
@@ -45,7 +45,7 @@
         <w:pStyle w:val="ListBullet"/>
       </w:pPr>
       <w:r>
-        <w:t>Pipeline funnel: 63 ingested → 36 after de-duplication (27 duplicates removed) → 7 relevant deals.</w:t>
+        <w:t>Pipeline funnel: 53 ingested → 28 after de-duplication (25 duplicates removed) → 8 relevant deals.</w:t>
       </w:r>
     </w:p>
     <w:p>
@@ -53,7 +53,7 @@
         <w:pStyle w:val="ListBullet"/>
       </w:pPr>
       <w:r>
-        <w:t>Most active categories: Beauty &amp; Personal Care (5), Other / Diversified (1), Food (1).</w:t>
+        <w:t>Most active categories: Beauty &amp; Personal Care (4), Food (2), Beverages (1).</w:t>
       </w:r>
     </w:p>
     <w:p>
@@ -61,7 +61,7 @@
         <w:pStyle w:val="ListBullet"/>
       </w:pPr>
       <w:r>
-        <w:t>Average source credibility: 0.64 (0–1 scale).</w:t>
+        <w:t>Average source credibility: 0.50 (0–1 scale).</w:t>
       </w:r>
     </w:p>
     <w:p>
@@ -80,7 +80,13 @@
         <w:t xml:space="preserve">1. </w:t>
       </w:r>
       <w:r>
-        <w:t>Jamieson Wellness to be acquired by Japanese food, beverage, pharmaceutical business Kirin Holdings in $2.5B deal</w:t>
+        <w:t>Wipro eyes ₹30,000 cr personal care mart, acquires 60% stake in Dermatouch for enterprise value of ₹387.5 cr</w:t>
+      </w:r>
+      <w:r>
+        <w:rPr>
+          <w:b/>
+        </w:rPr>
+        <w:t xml:space="preserve">  [30,000 cr]</w:t>
       </w:r>
     </w:p>
     <w:p>
@@ -89,7 +95,7 @@
           <w:color w:val="666666"/>
           <w:sz w:val="17"/>
         </w:rPr>
-        <w:t>Food  ·  Source: 🇨🇦 Grocery Business Canada  ·  credibility 0.40  ·  relevance 54</w:t>
+        <w:t>Beauty &amp; Personal Care  ·  Source: The Hindu  ·  credibility 0.50  ·  relevance 53</w:t>
       </w:r>
     </w:p>
     <w:p>
@@ -99,7 +105,7 @@
           <w:color w:val="1A5FB4"/>
           <w:sz w:val="17"/>
         </w:rPr>
-        <w:t>https://news.google.com/rss/articles/CBMi1wFBVV95cUxOUVdUQlhSNjZfbFp1aThfaHVFNDhzcHRWME1EcDYzU0xmenFGSXMxbjdjckJBT1lOSS1lbjdqYm80Y3B0VUZrU1dmYTVMdERacUdTc3pjNlBLc3RndWxRdjFINEdIaW5BckhETTVyRUplcnJHSVNOR2lzUE1XeHdpTXU2QVl5MjdteDRGaUp3WXhwUlVhQVdieDN0UUxOSWlwaDhGejdQM1lyVUhkRFhKMTAtUkpWc3pKSWRZYUlBNGVWZkRrNnVYVW5CVDA1dlJPUTNyNkVLQQ?oc=5</w:t>
+        <w:t>https://news.google.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?oc=5</w:t>
       </w:r>
     </w:p>
     <w:p>
@@ -110,7 +116,7 @@
         <w:t xml:space="preserve">2. </w:t>
       </w:r>
       <w:r>
-        <w:t>Dollar Shave Club Acquires Truly Beauty to Build Personal Care Platform</w:t>
+        <w:t>NHC Foods: Acquires Lotmor Brands and Walya’s Beverages</w:t>
       </w:r>
     </w:p>
     <w:p>
@@ -119,7 +125,7 @@
           <w:color w:val="666666"/>
           <w:sz w:val="17"/>
         </w:rPr>
-        <w:t>Beauty &amp; Personal Care  ·  Source: citybiz  ·  credibility 0.40  ·  relevance 48 · corroborated by 4 sources</w:t>
+        <w:t>Food  ·  Source: InvestyWise  ·  credibility 0.40  ·  relevance 48</w:t>
       </w:r>
     </w:p>
     <w:p>
@@ -129,7 +135,7 @@
           <w:color w:val="1A5FB4"/>
           <w:sz w:val="17"/>
         </w:rPr>
-        <w:t>https://news.google.com/rss/articles/CBMirwFBVV95cUxONFdjOVg5NHRMM085d2JQUXBkNzVQNXE3UGZ1Vm1lTkhUbzdjZFd3WG5GOERjaFhsLTk2VjV0RmIwTFVQN3Nfa003djJwRHBPaWE1eGRDcjlKcFRvUUlEcFpSR01zUHdHV3Fnam1iWng1SlJTVWpldEt1ZG1FbnlXTFFyM1RwaFhIRDF2clktN0ZKcXZDNGFpUG1BMC10UmVzM3ZRQm9CNFhpbFZ2N1Bz?oc=5</w:t>
+        <w:t>https://news.google.com/rss/articles/CBMilgFBVV95cUxQNzJNQzZKSk1FRmlrdmwxTnZyU0ZReXcxaVVXTEZwTzIxT0lnWjJhdHBPQ0VVOVVsZWQ5VTFyUGdQazhwVlJaZHNyRWdYMjRjWXp4MXlGR0JHMTJwd1FNb0pUSXh5LWJzRndDYnhMcWJONUlNdExXa2ktV0hwZ1RZOEpDR2NQZk5jX0FFbXl0WUtBcjh5bFE?oc=5</w:t>
       </w:r>
     </w:p>
     <w:p>
@@ -140,7 +146,43 @@
         <w:t xml:space="preserve">3. </w:t>
       </w:r>
       <w:r>
-        <w:t>Beiersdorf eyes acquisitions to reduce reliance on Nivea</w:t>
+        <w:t>British haute perfumery house Roja London acquired by Extravaganza Beauty</w:t>
+      </w:r>
+    </w:p>
+    <w:p>
+      <w:r>
+        <w:rPr>
+          <w:color w:val="666666"/>
+          <w:sz w:val="17"/>
+        </w:rPr>
+        <w:t>Beauty &amp; Personal Care  ·  Source: Cosmetics Business  ·  credibility 0.75  ·  relevance 45 · corroborated by 2 sources</w:t>
+      </w:r>
+    </w:p>
+    <w:p>
+      <w:r>
+        <w:rPr>
+          <w:i/>
+          <w:color w:val="1A5FB4"/>
+          <w:sz w:val="17"/>
+        </w:rPr>
+        <w:t>https://news.google.com/rss/articles/CBMifkFVX3lxTFBJVEtJc0h1SGF3b2RyYkZqemVCbHl5WjBiRjVvSXFOSTRSN29HdUNJMVVFN0J2Y19CNjVBaHNxMlM1d21aczh0THpHZkctTmxHS1FfZW5pTEFqTTFsaFlXb3pJMTNxWld3blllQ1FkTXlhYzFkaVUwczFGUjJDZw?oc=5</w:t>
+      </w:r>
+    </w:p>
+    <w:p>
+      <w:r>
+        <w:rPr>
+          <w:b/>
+        </w:rPr>
+        <w:t xml:space="preserve">4. </w:t>
+      </w:r>
+      <w:r>
+        <w:t>Estée Lauder Companies on helping acquired ‘indie’ brands thrive as The Ordinary nears $1 billion sales</w:t>
+      </w:r>
+      <w:r>
+        <w:rPr>
+          <w:b/>
+        </w:rPr>
+        <w:t xml:space="preserve">  [$1 billion]</w:t>
       </w:r>
     </w:p>
     <w:p>
@@ -159,37 +201,7 @@
           <w:color w:val="1A5FB4"/>
           <w:sz w:val="17"/>
         </w:rPr>
-        <w:t>https://news.google.com/rss/articles/CBMijwFBVV95cUxQZ0JrNno5WVdmeUtzSm1IWjNiSU1wQV96V0NtNVBlWEhhS2IwQU1DRW1UTlU1bGJ5MFlDbGdIX01QdTNDTkx0N2lDcVEweThEQW1EUm1vd19OejE1NDBNalZvajBwNXlaNDdCVVFaZFNTRDJkY2hoLUM3X1BvY1NqcnQwY1VOSzdNMVJ1WGM3SQ?oc=5</w:t>
-      </w:r>
-    </w:p>
-    <w:p>
-      <w:r>
-        <w:rPr>
-          <w:b/>
-        </w:rPr>
-        <w:t xml:space="preserve">4. </w:t>
-      </w:r>
-      <w:r>
-        <w:t>Skyline Beauty Group Acquires Lumin and Meridian from Pangaea Holdings</w:t>
-      </w:r>
-    </w:p>
-    <w:p>
-      <w:r>
-        <w:rPr>
-          <w:color w:val="666666"/>
-          <w:sz w:val="17"/>
-        </w:rPr>
-        <w:t>Beauty &amp; Personal Care  ·  Source: beautymatter.com  ·  credibility 0.75  ·  relevance 39 · corroborated by 2 sources</w:t>
-      </w:r>
-    </w:p>
-    <w:p>
-      <w:r>
-        <w:rPr>
-          <w:i/>
-          <w:color w:val="1A5FB4"/>
-          <w:sz w:val="17"/>
-        </w:rPr>
-        <w:t>https://news.google.com/rss/articles/CBMipwFBVV95cUxQa2d3ZDdIcTdfTmt6bzZWNGdpczg5YmRMOFRCTmJIZGhXTzUtNmRLaW1rTGlobWFpTWR4cXJaWW96U2VkM1FEOU5aenIxVGl1ZWNaM25MQ2V6MXFlYjFFRmpQZ3hqbzhQcHdWdEpOVWNOXzFkWVlXam9za1o2VTdxTHBBci1TLWRhQ1dXUlR6LXVvelotZWk0eFg3QktMUlVHU09qbDdLSQ?oc=5</w:t>
+        <w:t>https://news.google.com/rss/articles/CBMisgFBVV95cUxPbDJ0N2pxOExIWTZaeEk4ejNYbE1XN2RyZWp0NEFubzl4ZGRYZ3hoMVVHVkNkSWxVYUVBSjRzZWx2M00tM0lqaUVWazFlQlRYUEZ5d0dHN2U5U1Q0cnVZS0NXNElxMzZVWGNWR3VtRE5nZ0JtS2Y4eldxMjZMR0kwZXZlUjBPVm5CSUR2LW80ZE9wcXZqU0I4RkRNTHdhQ0Vkdm1tMm5SUWV6UHBjWElVaXd3?oc=5</w:t>
       </w:r>
     </w:p>
     <w:p>
@@ -200,20 +212,7 @@
         <w:t xml:space="preserve">5. </w:t>
       </w:r>
       <w:r>
-        <w:rPr>
-          <w:b/>
-          <w:color w:val="0B5C4A"/>
-        </w:rPr>
-        <w:t xml:space="preserve">E.l.f. Beauty → Rhode: </w:t>
-      </w:r>
-      <w:r>
-        <w:t>E.l.f. Beauty acquired Rhode for $1 billion a year ago. It’s been a great investment so far</w:t>
-      </w:r>
-      <w:r>
-        <w:rPr>
-          <w:b/>
-        </w:rPr>
-        <w:t xml:space="preserve">  [$1 billion]</w:t>
+        <w:t>Philadelphia's largest independent craft brewery to be acquired</w:t>
       </w:r>
     </w:p>
     <w:p>
@@ -222,7 +221,7 @@
           <w:color w:val="666666"/>
           <w:sz w:val="17"/>
         </w:rPr>
-        <w:t>Beauty &amp; Personal Care  ·  Source: Fast Company  ·  credibility 0.40  ·  relevance 39</w:t>
+        <w:t>Beverages  ·  Source: The Business Journals  ·  credibility 0.40  ·  relevance 39</w:t>
       </w:r>
     </w:p>
     <w:p>
@@ -232,7 +231,7 @@
           <w:color w:val="1A5FB4"/>
           <w:sz w:val="17"/>
         </w:rPr>
-        <w:t>https://news.google.com/rss/articles/CBMidkFVX3lxTE12M3lrVHFMQTUxTE9tRzg2XzgxWG5xbzhhMFVNTi0tNUhoZlBjeHNuV2FqYjRMY2p3TWdaYXdRU0UyMjZZSF9hSWJVdENwNkVBcThGdEJ5MzRxRlVoTFhuNXI3NnNjWk1wdzZCNk90ZzRZQUhfZ2c?oc=5</w:t>
+        <w:t>https://news.google.com/rss/articles/CBMipAFBVV95cUxNVjFUbE93d2Fteld4U2JkeEJsZEpkV0w1eHhqUktNTGVlNkN6UDFZUERnWEJKVnV5RGVtQTV4N3FtVXRZWnBhTlpDUVR1TWtKalBER25YSHVRazkxZlBxcUpVTmxvS3lvRVVTT05QVk1VQ3I5VmFyWFZxTzRlRkthdHRxMEVvSnl5OWJ6RlUxbWVGbllDZzBwZlRjRUw2M21kakpzMA?oc=5</w:t>
       </w:r>
     </w:p>
     <w:p>
@@ -243,7 +242,7 @@
         <w:t xml:space="preserve">6. </w:t>
       </w:r>
       <w:r>
-        <w:t>Too Faced co-founder reveals true thoughts on impact of Estée Lauder Companies acquisition</w:t>
+        <w:t>List of 40 Acquisitions by L'Oreal (Sep 2026)</w:t>
       </w:r>
     </w:p>
     <w:p>
@@ -252,7 +251,7 @@
           <w:color w:val="666666"/>
           <w:sz w:val="17"/>
         </w:rPr>
-        <w:t>Beauty &amp; Personal Care  ·  Source: Cosmetics Business  ·  credibility 0.75  ·  relevance 29 · corroborated by 2 sources</w:t>
+        <w:t>Other / Diversified  ·  Source: Tracxn  ·  credibility 0.40  ·  relevance 39</w:t>
       </w:r>
     </w:p>
     <w:p>
@@ -262,7 +261,7 @@
           <w:color w:val="1A5FB4"/>
           <w:sz w:val="17"/>
         </w:rPr>
-        <w:t>https://news.google.com/rss/articles/CBMigAFBVV95cUxPTGJ6dEp2cVBkN1BEWUFSdjhJN0NZZUl0c00zd0owT0U1UlJUNXBhS0pDaUZ0Vk8telNnZ0lPTl83bjVpMTA5dXZram4tR0g2VkVod3FoVlp0UC0yTnNyZi1SQWdYWjJRbnJOTnJrdFo5TmpOOTd1emt6UHlqalBTaw?oc=5</w:t>
+        <w:t>https://news.google.com/rss/articles/CBMipAFBVV95cUxOMW04ZDBkZzNUQTdUWVVtbmVyRktEMVcyS0FPbEI1OXJISHc3WnFsOFQ1V2Q2cGNPOU1lancyUWZLM2JURjhra0ZyQXB0eVFjM0JPOWtNNFFEaHlzLTB2cEJNUGtIREw5cmxWVTZTaHllbWRoY09oSUR0UGUwU2tkZU9BTEpWekhVOTJjaFB4enJxckN5UUw2Vm5BZEdxQ1Q3bUFOYw?oc=5</w:t>
       </w:r>
     </w:p>
     <w:p>
@@ -273,7 +272,7 @@
         <w:t xml:space="preserve">7. </w:t>
       </w:r>
       <w:r>
-        <w:t>Dabur India is actively scouting for acquisition targets : Global CEO</w:t>
+        <w:t>NHC Foods Approves Strategic Acquisitions</w:t>
       </w:r>
     </w:p>
     <w:p>
@@ -282,7 +281,7 @@
           <w:color w:val="666666"/>
           <w:sz w:val="17"/>
         </w:rPr>
-        <w:t>Other / Diversified  ·  Source: thehindubusinessline.com  ·  credibility 1.00  ·  relevance 23</w:t>
+        <w:t>Food  ·  Source: InvestyWise  ·  credibility 0.40  ·  relevance 35</w:t>
       </w:r>
     </w:p>
     <w:p>
@@ -292,7 +291,37 @@
           <w:color w:val="1A5FB4"/>
           <w:sz w:val="17"/>
         </w:rPr>
-        <w:t>https://news.google.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?oc=5</w:t>
+        <w:t>https://news.google.com/rss/articles/CBMimgFBVV95cUxQZjd5cDFBR0xhVXl4aW1qSzhxdE1aakRuRkJyLWd0U2VjR0M0YVR3M0FXbnEyNFZ3VEJ1RlhUaE5fT29jOHdtMzFtUXpfeTFkYTZYbVdaNktmUDBNVjhWTUhiUGM5VmhaUkRDSkdyc1hmOGFuaWFrUXhRV2pPbXhoMTJ0WGV0V015MGlvdVZkcWl1WWFVWEx5b2VB?oc=5</w:t>
+      </w:r>
+    </w:p>
+    <w:p>
+      <w:r>
+        <w:rPr>
+          <w:b/>
+        </w:rPr>
+        <w:t xml:space="preserve">8. </w:t>
+      </w:r>
+      <w:r>
+        <w:t>Colgate-Palmolive seeks to divest some personal care brands, sources say</w:t>
+      </w:r>
+    </w:p>
+    <w:p>
+      <w:r>
+        <w:rPr>
+          <w:color w:val="666666"/>
+          <w:sz w:val="17"/>
+        </w:rPr>
+        <w:t>Beauty &amp; Personal Care  ·  Source: marketscreener.com  ·  credibility 0.40  ·  relevance 33</w:t>
+      </w:r>
+    </w:p>
+    <w:p>
+      <w:r>
+        <w:rPr>
+          <w:i/>
+          <w:color w:val="1A5FB4"/>
+          <w:sz w:val="17"/>
+        </w:rPr>
+        <w:t>https://news.google.com/rss/articles/CBMiwgFBVV95cUxPQTVTSE1SYV9pZENrQ2dpeEU3MGloZW9IV0NGaWc0Q2Z6bDduTzQteUJSb1oyUktUSURJLXZLbjhqMk13clhCYU1vRWdtYVB1ZXUyNXg1b0ZGSlRqWENqZG9iSFUwR3dlR05tcjF2TXFBenRiWEZzOXl3YU8zd0Q1Vi1Od18yS1A1eEUxZENLRk5OM05kdDVrNUJnbmJ3YW9XOVY4Q3BMTDFXRUp2MjFFWlZ1VGF2MDNZTGpFMFhxUy1mUQ?oc=5</w:t>
       </w:r>
     </w:p>
     <w:p>
@@ -352,7 +381,7 @@
           </w:tcPr>
           <w:p>
             <w:r>
-              <w:t>5</w:t>
+              <w:t>4</w:t>
             </w:r>
           </w:p>
         </w:tc>
@@ -364,7 +393,29 @@
           </w:tcPr>
           <w:p>
             <w:r>
-              <w:t>Other / Diversified</w:t>
+              <w:t>Food</w:t>
+            </w:r>
+          </w:p>
+        </w:tc>
+        <w:tc>
+          <w:tcPr>
+            <w:tcW w:type="dxa" w:w="4320"/>
+          </w:tcPr>
+          <w:p>
+            <w:r>
+              <w:t>2</w:t>
+            </w:r>
+          </w:p>
+        </w:tc>
+      </w:tr>
+      <w:tr>
+        <w:tc>
+          <w:tcPr>
+            <w:tcW w:type="dxa" w:w="4320"/>
+          </w:tcPr>
+          <w:p>
+            <w:r>
+              <w:t>Beverages</w:t>
             </w:r>
           </w:p>
         </w:tc>
@@ -386,7 +437,7 @@
           </w:tcPr>
           <w:p>
             <w:r>
-              <w:t>Food</w:t>
+              <w:t>Other / Diversified</w:t>
             </w:r>
           </w:p>
         </w:tc>

--- a/data/outputs/newsletter.docx
+++ b/data/outputs/newsletter.docx
@@ -28,7 +28,7 @@
           <w:color w:val="666666"/>
           <w:sz w:val="18"/>
         </w:rPr>
-        <w:t>Generated 21 Sep 2026, 12:31  ·  8 deals  ·  6 sources</w:t>
+        <w:t>Generated 28 Sep 2026, 13:30  ·  8 deals  ·  8 sources</w:t>
       </w:r>
     </w:p>
     <w:p/>
@@ -45,7 +45,7 @@
         <w:pStyle w:val="ListBullet"/>
       </w:pPr>
       <w:r>
-        <w:t>Pipeline funnel: 53 ingested → 28 after de-duplication (25 duplicates removed) → 8 relevant deals.</w:t>
+        <w:t>Pipeline funnel: 55 ingested → 34 after de-duplication (21 duplicates removed) → 8 relevant deals.</w:t>
       </w:r>
     </w:p>
     <w:p>
@@ -53,7 +53,7 @@
         <w:pStyle w:val="ListBullet"/>
       </w:pPr>
       <w:r>
-        <w:t>Most active categories: Beauty &amp; Personal Care (4), Food (2), Beverages (1).</w:t>
+        <w:t>Most active categories: Other / Diversified (4), Beauty &amp; Personal Care (4).</w:t>
       </w:r>
     </w:p>
     <w:p>
@@ -61,7 +61,7 @@
         <w:pStyle w:val="ListBullet"/>
       </w:pPr>
       <w:r>
-        <w:t>Average source credibility: 0.50 (0–1 scale).</w:t>
+        <w:t>Average source credibility: 0.71 (0–1 scale).</w:t>
       </w:r>
     </w:p>
     <w:p>
@@ -116,7 +116,7 @@
         <w:t xml:space="preserve">2. </w:t>
       </w:r>
       <w:r>
-        <w:t>NHC Foods: Acquires Lotmor Brands and Walya’s Beverages</w:t>
+        <w:t>Why a Global Quality Platform Is a Key Merger and Acquisition Enabler</w:t>
       </w:r>
     </w:p>
     <w:p>
@@ -125,7 +125,7 @@
           <w:color w:val="666666"/>
           <w:sz w:val="17"/>
         </w:rPr>
-        <w:t>Food  ·  Source: InvestyWise  ·  credibility 0.40  ·  relevance 48</w:t>
+        <w:t>Other / Diversified  ·  Source: Consumer Goods Technology  ·  credibility 0.75  ·  relevance 49 · corroborated by 2 sources</w:t>
       </w:r>
     </w:p>
     <w:p>
@@ -135,7 +135,7 @@
           <w:color w:val="1A5FB4"/>
           <w:sz w:val="17"/>
         </w:rPr>
-        <w:t>https://news.google.com/rss/articles/CBMilgFBVV95cUxQNzJNQzZKSk1FRmlrdmwxTnZyU0ZReXcxaVVXTEZwTzIxT0lnWjJhdHBPQ0VVOVVsZWQ5VTFyUGdQazhwVlJaZHNyRWdYMjRjWXp4MXlGR0JHMTJwd1FNb0pUSXh5LWJzRndDYnhMcWJONUlNdExXa2ktV0hwZ1RZOEpDR2NQZk5jX0FFbXl0WUtBcjh5bFE?oc=5</w:t>
+        <w:t>https://news.google.com/rss/articles/CBMikgFBVV95cUxPLUo4M0FEdGVfOUNTaERSX2dpUHdHNkFLLUEzWDNIVmloTnVzdEFnSkd2NUgzX0Y5WlFLcFhUcW9ScHVsWnh6Ny1xQTFGNHM1UTZidnUzUW9rOVR2Y1JnZFAyRG9NWEN2SVE5WnhPZmZmYTc1RXlMLUJ5anJTdVVMbzlDSG13MElIcDJkTFZWTUVTdw?oc=5</w:t>
       </w:r>
     </w:p>
     <w:p>
@@ -144,36 +144,6 @@
           <w:b/>
         </w:rPr>
         <w:t xml:space="preserve">3. </w:t>
-      </w:r>
-      <w:r>
-        <w:t>British haute perfumery house Roja London acquired by Extravaganza Beauty</w:t>
-      </w:r>
-    </w:p>
-    <w:p>
-      <w:r>
-        <w:rPr>
-          <w:color w:val="666666"/>
-          <w:sz w:val="17"/>
-        </w:rPr>
-        <w:t>Beauty &amp; Personal Care  ·  Source: Cosmetics Business  ·  credibility 0.75  ·  relevance 45 · corroborated by 2 sources</w:t>
-      </w:r>
-    </w:p>
-    <w:p>
-      <w:r>
-        <w:rPr>
-          <w:i/>
-          <w:color w:val="1A5FB4"/>
-          <w:sz w:val="17"/>
-        </w:rPr>
-        <w:t>https://news.google.com/rss/articles/CBMifkFVX3lxTFBJVEtJc0h1SGF3b2RyYkZqemVCbHl5WjBiRjVvSXFOSTRSN29HdUNJMVVFN0J2Y19CNjVBaHNxMlM1d21aczh0THpHZkctTmxHS1FfZW5pTEFqTTFsaFlXb3pJMTNxWld3blllQ1FkTXlhYzFkaVUwczFGUjJDZw?oc=5</w:t>
-      </w:r>
-    </w:p>
-    <w:p>
-      <w:r>
-        <w:rPr>
-          <w:b/>
-        </w:rPr>
-        <w:t xml:space="preserve">4. </w:t>
       </w:r>
       <w:r>
         <w:t>Estée Lauder Companies on helping acquired ‘indie’ brands thrive as The Ordinary nears $1 billion sales</w:t>
@@ -209,10 +179,10 @@
         <w:rPr>
           <w:b/>
         </w:rPr>
-        <w:t xml:space="preserve">5. </w:t>
+        <w:t xml:space="preserve">4. </w:t>
       </w:r>
       <w:r>
-        <w:t>Philadelphia's largest independent craft brewery to be acquired</w:t>
+        <w:t>KKR Acquires Leading Japanese Beauty Platform Ci FLAVORS</w:t>
       </w:r>
     </w:p>
     <w:p>
@@ -221,7 +191,7 @@
           <w:color w:val="666666"/>
           <w:sz w:val="17"/>
         </w:rPr>
-        <w:t>Beverages  ·  Source: The Business Journals  ·  credibility 0.40  ·  relevance 39</w:t>
+        <w:t>Beauty &amp; Personal Care  ·  Source: Business Wire  ·  credibility 1.00  ·  relevance 39 · corroborated by 2 sources</w:t>
       </w:r>
     </w:p>
     <w:p>
@@ -231,7 +201,37 @@
           <w:color w:val="1A5FB4"/>
           <w:sz w:val="17"/>
         </w:rPr>
-        <w:t>https://news.google.com/rss/articles/CBMipAFBVV95cUxNVjFUbE93d2Fteld4U2JkeEJsZEpkV0w1eHhqUktNTGVlNkN6UDFZUERnWEJKVnV5RGVtQTV4N3FtVXRZWnBhTlpDUVR1TWtKalBER25YSHVRazkxZlBxcUpVTmxvS3lvRVVTT05QVk1VQ3I5VmFyWFZxTzRlRkthdHRxMEVvSnl5OWJ6RlUxbWVGbllDZzBwZlRjRUw2M21kakpzMA?oc=5</w:t>
+        <w:t>https://news.google.com/rss/articles/CBMiswFBVV95cUxPR0ZBU1k4RHNXc0RBQ1EtY0VDSmVnODZNVmU5aVRKZ2RGdllWM2s0bjVZZzRJajd1eDRkNVpjTlpmYVlnc3Y3ZlZJZHJ4SEQtZW9sREZrTjA1THNQZjhlQ3ZMZW5IcFBMYk10OG5IMEFCSW5qU2tDUjV0UXRFLTZNb1QwUF9TTjZ4aVI4dmZZekw5TWZBdjVad0JSNnA1S2tmMHBFMUk0VU5Tbmg4QkRWNjBrZw?oc=5</w:t>
+      </w:r>
+    </w:p>
+    <w:p>
+      <w:r>
+        <w:rPr>
+          <w:b/>
+        </w:rPr>
+        <w:t xml:space="preserve">5. </w:t>
+      </w:r>
+      <w:r>
+        <w:t>Luxury Perfume Line Roja London Acquired by Extravaganza Beauty</w:t>
+      </w:r>
+    </w:p>
+    <w:p>
+      <w:r>
+        <w:rPr>
+          <w:color w:val="666666"/>
+          <w:sz w:val="17"/>
+        </w:rPr>
+        <w:t>Beauty &amp; Personal Care  ·  Source: The Business of Fashion  ·  credibility 0.75  ·  relevance 39 · corroborated by 2 sources</w:t>
+      </w:r>
+    </w:p>
+    <w:p>
+      <w:r>
+        <w:rPr>
+          <w:i/>
+          <w:color w:val="1A5FB4"/>
+          <w:sz w:val="17"/>
+        </w:rPr>
+        <w:t>https://news.google.com/rss/articles/CBMikAFBVV95cUxQRWMxRGE1N1J0ei1GYms5WkhlRHhueVVjcWYwMF9KTk1EUWRyX1NGdjVUU0RwUGFBQl90S08zZ3VEbUY0LU5WUlI0aFZKRkZWcm9pcFdsenRYSEtGRk9vS2twb1RoZDBHeFhuOEQzdk1OeWhNbmtCVVUtc0JXblZUSDRhME10OHJLUkxEeEV5X0s?oc=5</w:t>
       </w:r>
     </w:p>
     <w:p>
@@ -272,7 +272,7 @@
         <w:t xml:space="preserve">7. </w:t>
       </w:r>
       <w:r>
-        <w:t>NHC Foods Approves Strategic Acquisitions</w:t>
+        <w:t>Dabur’s Sesa Care merger gets NCLT approval</w:t>
       </w:r>
     </w:p>
     <w:p>
@@ -281,7 +281,7 @@
           <w:color w:val="666666"/>
           <w:sz w:val="17"/>
         </w:rPr>
-        <w:t>Food  ·  Source: InvestyWise  ·  credibility 0.40  ·  relevance 35</w:t>
+        <w:t>Other / Diversified  ·  Source: The Economic Times  ·  credibility 1.00  ·  relevance 33 · corroborated by 4 sources</w:t>
       </w:r>
     </w:p>
     <w:p>
@@ -291,7 +291,7 @@
           <w:color w:val="1A5FB4"/>
           <w:sz w:val="17"/>
         </w:rPr>
-        <w:t>https://news.google.com/rss/articles/CBMimgFBVV95cUxQZjd5cDFBR0xhVXl4aW1qSzhxdE1aakRuRkJyLWd0U2VjR0M0YVR3M0FXbnEyNFZ3VEJ1RlhUaE5fT29jOHdtMzFtUXpfeTFkYTZYbVdaNktmUDBNVjhWTUhiUGM5VmhaUkRDSkdyc1hmOGFuaWFrUXhRV2pPbXhoMTJ0WGV0V015MGlvdVZkcWl1WWFVWEx5b2VB?oc=5</w:t>
+        <w:t>https://news.google.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?oc=5</w:t>
       </w:r>
     </w:p>
     <w:p>
@@ -302,7 +302,7 @@
         <w:t xml:space="preserve">8. </w:t>
       </w:r>
       <w:r>
-        <w:t>Colgate-Palmolive seeks to divest some personal care brands, sources say</w:t>
+        <w:t>Colgate-Palmolive Explores Sale Of Softsoap, Irish Spring, Speed Stick Brands: Report</w:t>
       </w:r>
     </w:p>
     <w:p>
@@ -311,7 +311,7 @@
           <w:color w:val="666666"/>
           <w:sz w:val="17"/>
         </w:rPr>
-        <w:t>Beauty &amp; Personal Care  ·  Source: marketscreener.com  ·  credibility 0.40  ·  relevance 33</w:t>
+        <w:t>Other / Diversified  ·  Source: Yahoo Finance  ·  credibility 0.50  ·  relevance 24</w:t>
       </w:r>
     </w:p>
     <w:p>
@@ -321,7 +321,7 @@
           <w:color w:val="1A5FB4"/>
           <w:sz w:val="17"/>
         </w:rPr>
-        <w:t>https://news.google.com/rss/articles/CBMiwgFBVV95cUxPQTVTSE1SYV9pZENrQ2dpeEU3MGloZW9IV0NGaWc0Q2Z6bDduTzQteUJSb1oyUktUSURJLXZLbjhqMk13clhCYU1vRWdtYVB1ZXUyNXg1b0ZGSlRqWENqZG9iSFUwR3dlR05tcjF2TXFBenRiWEZzOXl3YU8zd0Q1Vi1Od18yS1A1eEUxZENLRk5OM05kdDVrNUJnbmJ3YW9XOVY4Q3BMTDFXRUp2MjFFWlZ1VGF2MDNZTGpFMFhxUy1mUQ?oc=5</w:t>
+        <w:t>https://news.google.com/rss/articles/CBMiqAFBVV95cUxQSEt2bHI3MkZQOXlOWFU5REpySWQ0ZE93NVFfdmF3OXZhOHk3WURMbTlsYlI3R0hBS3MweHVFNVpzazBjclFMZWkySm9MRlJfX0s5SktjMVVWdXNzUWotVjhueDYyUVhyVVFjVTczMjNGQkktNEsxNHhkMHBaZ2ZHZ2p6M3cxZzlpZldBVnZmdmRDaHZnVFpZMmtMU3dBcU0tMHBKcFlnTUU?oc=5</w:t>
       </w:r>
     </w:p>
     <w:p>
@@ -371,7 +371,7 @@
           </w:tcPr>
           <w:p>
             <w:r>
-              <w:t>Beauty &amp; Personal Care</w:t>
+              <w:t>Other / Diversified</w:t>
             </w:r>
           </w:p>
         </w:tc>
@@ -393,7 +393,7 @@
           </w:tcPr>
           <w:p>
             <w:r>
-              <w:t>Food</w:t>
+              <w:t>Beauty &amp; Personal Care</w:t>
             </w:r>
           </w:p>
         </w:tc>
@@ -403,51 +403,7 @@
           </w:tcPr>
           <w:p>
             <w:r>
-              <w:t>2</w:t>
-            </w:r>
-          </w:p>
-        </w:tc>
-      </w:tr>
-      <w:tr>
-        <w:tc>
-          <w:tcPr>
-            <w:tcW w:type="dxa" w:w="4320"/>
-          </w:tcPr>
-          <w:p>
-            <w:r>
-              <w:t>Beverages</w:t>
-            </w:r>
-          </w:p>
-        </w:tc>
-        <w:tc>
-          <w:tcPr>
-            <w:tcW w:type="dxa" w:w="4320"/>
-          </w:tcPr>
-          <w:p>
-            <w:r>
-              <w:t>1</w:t>
-            </w:r>
-          </w:p>
-        </w:tc>
-      </w:tr>
-      <w:tr>
-        <w:tc>
-          <w:tcPr>
-            <w:tcW w:type="dxa" w:w="4320"/>
-          </w:tcPr>
-          <w:p>
-            <w:r>
-              <w:t>Other / Diversified</w:t>
-            </w:r>
-          </w:p>
-        </w:tc>
-        <w:tc>
-          <w:tcPr>
-            <w:tcW w:type="dxa" w:w="4320"/>
-          </w:tcPr>
-          <w:p>
-            <w:r>
-              <w:t>1</w:t>
+              <w:t>4</w:t>
             </w:r>
           </w:p>
         </w:tc>

--- a/data/outputs/newsletter.docx
+++ b/data/outputs/newsletter.docx
@@ -28,7 +28,7 @@
           <w:color w:val="666666"/>
           <w:sz w:val="18"/>
         </w:rPr>
-        <w:t>Generated 28 Sep 2026, 13:30  ·  8 deals  ·  8 sources</w:t>
+        <w:t>Generated 05 Oct 2026, 14:14  ·  9 deals  ·  9 sources</w:t>
       </w:r>
     </w:p>
     <w:p/>
@@ -45,7 +45,7 @@
         <w:pStyle w:val="ListBullet"/>
       </w:pPr>
       <w:r>
-        <w:t>Pipeline funnel: 55 ingested → 34 after de-duplication (21 duplicates removed) → 8 relevant deals.</w:t>
+        <w:t>Pipeline funnel: 68 ingested → 39 after de-duplication (29 duplicates removed) → 9 relevant deals.</w:t>
       </w:r>
     </w:p>
     <w:p>
@@ -53,7 +53,7 @@
         <w:pStyle w:val="ListBullet"/>
       </w:pPr>
       <w:r>
-        <w:t>Most active categories: Other / Diversified (4), Beauty &amp; Personal Care (4).</w:t>
+        <w:t>Most active categories: Other / Diversified (4), Beauty &amp; Personal Care (4), Food (1).</w:t>
       </w:r>
     </w:p>
     <w:p>
@@ -61,7 +61,7 @@
         <w:pStyle w:val="ListBullet"/>
       </w:pPr>
       <w:r>
-        <w:t>Average source credibility: 0.71 (0–1 scale).</w:t>
+        <w:t>Average source credibility: 0.66 (0–1 scale).</w:t>
       </w:r>
     </w:p>
     <w:p>
@@ -78,42 +78,6 @@
           <w:b/>
         </w:rPr>
         <w:t xml:space="preserve">1. </w:t>
-      </w:r>
-      <w:r>
-        <w:t>Wipro eyes ₹30,000 cr personal care mart, acquires 60% stake in Dermatouch for enterprise value of ₹387.5 cr</w:t>
-      </w:r>
-      <w:r>
-        <w:rPr>
-          <w:b/>
-        </w:rPr>
-        <w:t xml:space="preserve">  [30,000 cr]</w:t>
-      </w:r>
-    </w:p>
-    <w:p>
-      <w:r>
-        <w:rPr>
-          <w:color w:val="666666"/>
-          <w:sz w:val="17"/>
-        </w:rPr>
-        <w:t>Beauty &amp; Personal Care  ·  Source: The Hindu  ·  credibility 0.50  ·  relevance 53</w:t>
-      </w:r>
-    </w:p>
-    <w:p>
-      <w:r>
-        <w:rPr>
-          <w:i/>
-          <w:color w:val="1A5FB4"/>
-          <w:sz w:val="17"/>
-        </w:rPr>
-        <w:t>https://news.google.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?oc=5</w:t>
-      </w:r>
-    </w:p>
-    <w:p>
-      <w:r>
-        <w:rPr>
-          <w:b/>
-        </w:rPr>
-        <w:t xml:space="preserve">2. </w:t>
       </w:r>
       <w:r>
         <w:t>Why a Global Quality Platform Is a Key Merger and Acquisition Enabler</w:t>
@@ -143,7 +107,7 @@
         <w:rPr>
           <w:b/>
         </w:rPr>
-        <w:t xml:space="preserve">3. </w:t>
+        <w:t xml:space="preserve">2. </w:t>
       </w:r>
       <w:r>
         <w:t>Estée Lauder Companies on helping acquired ‘indie’ brands thrive as The Ordinary nears $1 billion sales</w:t>
@@ -179,6 +143,36 @@
         <w:rPr>
           <w:b/>
         </w:rPr>
+        <w:t xml:space="preserve">3. </w:t>
+      </w:r>
+      <w:r>
+        <w:t>Jyothy Labs Puts Acquisitions On Hold To Focus On New Products And Personal Care</w:t>
+      </w:r>
+    </w:p>
+    <w:p>
+      <w:r>
+        <w:rPr>
+          <w:color w:val="666666"/>
+          <w:sz w:val="17"/>
+        </w:rPr>
+        <w:t>Beauty &amp; Personal Care  ·  Source: Sahi  ·  credibility 0.40  ·  relevance 42</w:t>
+      </w:r>
+    </w:p>
+    <w:p>
+      <w:r>
+        <w:rPr>
+          <w:i/>
+          <w:color w:val="1A5FB4"/>
+          <w:sz w:val="17"/>
+        </w:rPr>
+        <w:t>https://news.google.com/rss/articles/CBMiqgFBVV95cUxOSHdzYWo3bzA2bGxEcEtaT3pONWFtcEpqb3RuWThMbjVTNkNLb3BKSWhhbWlhOVU0dThENS1XdzFOa1RxdjVCbF9Jdm8xam1QSEM5bElHZ3NsVFhzeEhreTN5TXhLSEtBcWN2aWhiNVZ6dFA4ZElETzVUX3dnaGFaR2dMdGlHdll0M1U3dW5CUmhraFhoSENzdlFQQVJSOVhEeU53OG1md0x3QQ?oc=5</w:t>
+      </w:r>
+    </w:p>
+    <w:p>
+      <w:r>
+        <w:rPr>
+          <w:b/>
+        </w:rPr>
         <w:t xml:space="preserve">4. </w:t>
       </w:r>
       <w:r>
@@ -191,7 +185,7 @@
           <w:color w:val="666666"/>
           <w:sz w:val="17"/>
         </w:rPr>
-        <w:t>Beauty &amp; Personal Care  ·  Source: Business Wire  ·  credibility 1.00  ·  relevance 39 · corroborated by 2 sources</w:t>
+        <w:t>Beauty &amp; Personal Care  ·  Source: Business Wire  ·  credibility 1.00  ·  relevance 39 · corroborated by 4 sources</w:t>
       </w:r>
     </w:p>
     <w:p>
@@ -242,7 +236,7 @@
         <w:t xml:space="preserve">6. </w:t>
       </w:r>
       <w:r>
-        <w:t>List of 40 Acquisitions by L'Oreal (Sep 2026)</w:t>
+        <w:t>FMCG Stock Hits 5% Upper Circuit After Board Approves Acquisition of 2 Food and Beverage Companies</w:t>
       </w:r>
     </w:p>
     <w:p>
@@ -251,7 +245,7 @@
           <w:color w:val="666666"/>
           <w:sz w:val="17"/>
         </w:rPr>
-        <w:t>Other / Diversified  ·  Source: Tracxn  ·  credibility 0.40  ·  relevance 39</w:t>
+        <w:t>Food  ·  Source: Trade Brains  ·  credibility 0.40  ·  relevance 35</w:t>
       </w:r>
     </w:p>
     <w:p>
@@ -261,7 +255,7 @@
           <w:color w:val="1A5FB4"/>
           <w:sz w:val="17"/>
         </w:rPr>
-        <w:t>https://news.google.com/rss/articles/CBMipAFBVV95cUxOMW04ZDBkZzNUQTdUWVVtbmVyRktEMVcyS0FPbEI1OXJISHc3WnFsOFQ1V2Q2cGNPOU1lancyUWZLM2JURjhra0ZyQXB0eVFjM0JPOWtNNFFEaHlzLTB2cEJNUGtIREw5cmxWVTZTaHllbWRoY09oSUR0UGUwU2tkZU9BTEpWekhVOTJjaFB4enJxckN5UUw2Vm5BZEdxQ1Q3bUFOYw?oc=5</w:t>
+        <w:t>https://news.google.com/rss/articles/CBMi3AFBVV95cUxOTUM5S2M0Vk9UeFM2Z2tjNmpIS2dWY2JHeXVfTTREZjVVS29XRmZYc1ZSTlhneVFEVWpPZTNoVmpEcmNzX2hUamIzdmJlRVFpamx0RFhPdzl1MWNUNy1SbWNucTlFZ3hXYVByby1oNXNuREo2bzZCdXJGVXNzY3NFeVV0Tm44ZlFvOHZ2N1ZCZGVtMmtuYWhNV1VRTDhHRXMySXJTTDdDYnUxeGJSUWg5WEhUclRhY2lncVVta1FmT3B3d3M1SWJkaFRPWWw2QXl1VVpSN0gxUzFmNnd3?oc=5</w:t>
       </w:r>
     </w:p>
     <w:p>
@@ -281,7 +275,7 @@
           <w:color w:val="666666"/>
           <w:sz w:val="17"/>
         </w:rPr>
-        <w:t>Other / Diversified  ·  Source: The Economic Times  ·  credibility 1.00  ·  relevance 33 · corroborated by 4 sources</w:t>
+        <w:t>Other / Diversified  ·  Source: The Economic Times  ·  credibility 1.00  ·  relevance 33 · corroborated by 2 sources</w:t>
       </w:r>
     </w:p>
     <w:p>
@@ -300,6 +294,36 @@
           <w:b/>
         </w:rPr>
         <w:t xml:space="preserve">8. </w:t>
+      </w:r>
+      <w:r>
+        <w:t>ITC completes 100% acquisition of Yoga Bar parent Sproutlife</w:t>
+      </w:r>
+    </w:p>
+    <w:p>
+      <w:r>
+        <w:rPr>
+          <w:color w:val="666666"/>
+          <w:sz w:val="17"/>
+        </w:rPr>
+        <w:t>Other / Diversified  ·  Source: Entrackr  ·  credibility 0.40  ·  relevance 29</w:t>
+      </w:r>
+    </w:p>
+    <w:p>
+      <w:r>
+        <w:rPr>
+          <w:i/>
+          <w:color w:val="1A5FB4"/>
+          <w:sz w:val="17"/>
+        </w:rPr>
+        <w:t>https://news.google.com/rss/articles/CBMimgFBVV95cUxQbFRtMVB4VGN5dkZEWEtJSVpaOGJFNWxmZFluX3FDeWRjTkFEUXJqc2JsRGtOYkhyV1phTzlWZDhlQWxDR3JnejJBcXd6Z0plM2hNTXVNYkcwd04zZlNtRmdxOG5JelZBcjB1UExXdmdqM2ptWjM5V1FFUjM3UlBrek1QUGtOQnFraUtSLXN4QVJ1RXM2NVFOdThB0gGaAUFVX3lxTFBsVG0xUHhUY3l2RkRYS0lJWlo4YkU1bGZkWW5fcUN5ZGNOQURRcmpzYmxEa05iSHJXWmFPOVZkOGVBbENHcmd6MkFxd3pnSmUzaE1NdU1iRzB3TjNmU21GZ3E4bkl6VkFyMHVQTFd2Z2ozam1aMzlXUUVSMzdSUGt6TVBQa05CcWtpS1Itc3hBUnVFczY1UU51OEE?oc=5</w:t>
+      </w:r>
+    </w:p>
+    <w:p>
+      <w:r>
+        <w:rPr>
+          <w:b/>
+        </w:rPr>
+        <w:t xml:space="preserve">9. </w:t>
       </w:r>
       <w:r>
         <w:t>Colgate-Palmolive Explores Sale Of Softsoap, Irish Spring, Speed Stick Brands: Report</w:t>
@@ -404,6 +428,28 @@
           <w:p>
             <w:r>
               <w:t>4</w:t>
+            </w:r>
+          </w:p>
+        </w:tc>
+      </w:tr>
+      <w:tr>
+        <w:tc>
+          <w:tcPr>
+            <w:tcW w:type="dxa" w:w="4320"/>
+          </w:tcPr>
+          <w:p>
+            <w:r>
+              <w:t>Food</w:t>
+            </w:r>
+          </w:p>
+        </w:tc>
+        <w:tc>
+          <w:tcPr>
+            <w:tcW w:type="dxa" w:w="4320"/>
+          </w:tcPr>
+          <w:p>
+            <w:r>
+              <w:t>1</w:t>
             </w:r>
           </w:p>
         </w:tc>

--- a/data/outputs/newsletter.docx
+++ b/data/outputs/newsletter.docx
@@ -28,7 +28,7 @@
           <w:color w:val="666666"/>
           <w:sz w:val="18"/>
         </w:rPr>
-        <w:t>Generated 05 Oct 2026, 14:14  ·  9 deals  ·  9 sources</w:t>
+        <w:t>Generated 12 Oct 2026, 15:02  ·  12 deals  ·  12 sources</w:t>
       </w:r>
     </w:p>
     <w:p/>
@@ -45,7 +45,7 @@
         <w:pStyle w:val="ListBullet"/>
       </w:pPr>
       <w:r>
-        <w:t>Pipeline funnel: 68 ingested → 39 after de-duplication (29 duplicates removed) → 9 relevant deals.</w:t>
+        <w:t>Pipeline funnel: 74 ingested → 41 after de-duplication (33 duplicates removed) → 12 relevant deals.</w:t>
       </w:r>
     </w:p>
     <w:p>
@@ -53,7 +53,7 @@
         <w:pStyle w:val="ListBullet"/>
       </w:pPr>
       <w:r>
-        <w:t>Most active categories: Other / Diversified (4), Beauty &amp; Personal Care (4), Food (1).</w:t>
+        <w:t>Most active categories: Beauty &amp; Personal Care (6), Other / Diversified (4), Food (2).</w:t>
       </w:r>
     </w:p>
     <w:p>
@@ -61,7 +61,7 @@
         <w:pStyle w:val="ListBullet"/>
       </w:pPr>
       <w:r>
-        <w:t>Average source credibility: 0.66 (0–1 scale).</w:t>
+        <w:t>Average source credibility: 0.70 (0–1 scale).</w:t>
       </w:r>
     </w:p>
     <w:p>
@@ -80,6 +80,42 @@
         <w:t xml:space="preserve">1. </w:t>
       </w:r>
       <w:r>
+        <w:t>Marico Acquires Additional Stake In Plix For ₹1,012 Cr, To Complete Buyout By July 2027</w:t>
+      </w:r>
+      <w:r>
+        <w:rPr>
+          <w:b/>
+        </w:rPr>
+        <w:t xml:space="preserve">  [1,012 cr]</w:t>
+      </w:r>
+    </w:p>
+    <w:p>
+      <w:r>
+        <w:rPr>
+          <w:color w:val="666666"/>
+          <w:sz w:val="17"/>
+        </w:rPr>
+        <w:t>Other / Diversified  ·  Source: Inc42  ·  credibility 0.75  ·  relevance 61 · corroborated by 2 sources</w:t>
+      </w:r>
+    </w:p>
+    <w:p>
+      <w:r>
+        <w:rPr>
+          <w:i/>
+          <w:color w:val="1A5FB4"/>
+          <w:sz w:val="17"/>
+        </w:rPr>
+        <w:t>https://news.google.com/rss/articles/CBMiuAFBVV95cUxOTEhlMWpJUjNwLVRDcmhPa2tILTBIX1c4SURsTm5FVGZHRmpHVDVPb2dSQUZQUXl0M0FuNUdpTldVNmMwaTVOcVZmRFNfNk0ycTZhT0x0T2tUN3FBbUYxcnZHN2JZYmdrRmRKN3RDeWdLVmdCVW0yYnF5bV96RzEtcGktQkJYSE1hN1E4UDBwWWN1RjFxUE9mWU5NZllCTldTQkpPOXpWVTAxR05SeTBmYlZRajJETmN4?oc=5</w:t>
+      </w:r>
+    </w:p>
+    <w:p>
+      <w:r>
+        <w:rPr>
+          <w:b/>
+        </w:rPr>
+        <w:t xml:space="preserve">2. </w:t>
+      </w:r>
+      <w:r>
         <w:t>Why a Global Quality Platform Is a Key Merger and Acquisition Enabler</w:t>
       </w:r>
     </w:p>
@@ -89,7 +125,7 @@
           <w:color w:val="666666"/>
           <w:sz w:val="17"/>
         </w:rPr>
-        <w:t>Other / Diversified  ·  Source: Consumer Goods Technology  ·  credibility 0.75  ·  relevance 49 · corroborated by 2 sources</w:t>
+        <w:t>Other / Diversified  ·  Source: Consumer Goods Technology  ·  credibility 0.75  ·  relevance 49</w:t>
       </w:r>
     </w:p>
     <w:p>
@@ -107,7 +143,7 @@
         <w:rPr>
           <w:b/>
         </w:rPr>
-        <w:t xml:space="preserve">2. </w:t>
+        <w:t xml:space="preserve">3. </w:t>
       </w:r>
       <w:r>
         <w:t>Estée Lauder Companies on helping acquired ‘indie’ brands thrive as The Ordinary nears $1 billion sales</w:t>
@@ -143,7 +179,7 @@
         <w:rPr>
           <w:b/>
         </w:rPr>
-        <w:t xml:space="preserve">3. </w:t>
+        <w:t xml:space="preserve">4. </w:t>
       </w:r>
       <w:r>
         <w:t>Jyothy Labs Puts Acquisitions On Hold To Focus On New Products And Personal Care</w:t>
@@ -173,10 +209,23 @@
         <w:rPr>
           <w:b/>
         </w:rPr>
-        <w:t xml:space="preserve">4. </w:t>
+        <w:t xml:space="preserve">5. </w:t>
       </w:r>
       <w:r>
-        <w:t>KKR Acquires Leading Japanese Beauty Platform Ci FLAVORS</w:t>
+        <w:rPr>
+          <w:b/>
+          <w:color w:val="0B5C4A"/>
+        </w:rPr>
+        <w:t xml:space="preserve">Puig → ISDIN: </w:t>
+      </w:r>
+      <w:r>
+        <w:t>Spanish beauty group Puig buys remaining ISDIN stake in €1.20 billion deal</w:t>
+      </w:r>
+      <w:r>
+        <w:rPr>
+          <w:b/>
+        </w:rPr>
+        <w:t xml:space="preserve">  [€1.20 billion]</w:t>
       </w:r>
     </w:p>
     <w:p>
@@ -185,7 +234,7 @@
           <w:color w:val="666666"/>
           <w:sz w:val="17"/>
         </w:rPr>
-        <w:t>Beauty &amp; Personal Care  ·  Source: Business Wire  ·  credibility 1.00  ·  relevance 39 · corroborated by 4 sources</w:t>
+        <w:t>Beauty &amp; Personal Care  ·  Source: Reuters  ·  credibility 1.00  ·  relevance 39 · corroborated by 2 sources</w:t>
       </w:r>
     </w:p>
     <w:p>
@@ -195,7 +244,7 @@
           <w:color w:val="1A5FB4"/>
           <w:sz w:val="17"/>
         </w:rPr>
-        <w:t>https://news.google.com/rss/articles/CBMiswFBVV95cUxPR0ZBU1k4RHNXc0RBQ1EtY0VDSmVnODZNVmU5aVRKZ2RGdllWM2s0bjVZZzRJajd1eDRkNVpjTlpmYVlnc3Y3ZlZJZHJ4SEQtZW9sREZrTjA1THNQZjhlQ3ZMZW5IcFBMYk10OG5IMEFCSW5qU2tDUjV0UXRFLTZNb1QwUF9TTjZ4aVI4dmZZekw5TWZBdjVad0JSNnA1S2tmMHBFMUk0VU5Tbmg4QkRWNjBrZw?oc=5</w:t>
+        <w:t>https://news.google.com/rss/articles/CBMiwwFBVV95cUxPOEhfUTR0ZGRHRm9Lcm9ldUhfU24zS2pHNkNwVHgzSDJBQnp4dW14cUl3UmhLWTZGOE9YaFB3U1hkWDh4QnhFYmRDU1FUZHZFamhhQllzQmU5VE16QjFkdWpfZ3VPcEpCaHpWOUZYaE50Qk1pWjA2cUdfUzc5dUhOb1RpWkNHUFF0Tl9JbS0xaU5fNmcwM1N3YU9fd0RXR1NXbU8xR1NEZmJ6R3h6V25OTEZnLWdHcWMzakVwc3BoQUdhSVU?oc=5</w:t>
       </w:r>
     </w:p>
     <w:p>
@@ -203,7 +252,37 @@
         <w:rPr>
           <w:b/>
         </w:rPr>
-        <w:t xml:space="preserve">5. </w:t>
+        <w:t xml:space="preserve">6. </w:t>
+      </w:r>
+      <w:r>
+        <w:t>Skyline Beauty Group Acquires Lumin and Meridian from Pangaea Holdings</w:t>
+      </w:r>
+    </w:p>
+    <w:p>
+      <w:r>
+        <w:rPr>
+          <w:color w:val="666666"/>
+          <w:sz w:val="17"/>
+        </w:rPr>
+        <w:t>Beauty &amp; Personal Care  ·  Source: BeautyMatter  ·  credibility 0.75  ·  relevance 39 · corroborated by 2 sources</w:t>
+      </w:r>
+    </w:p>
+    <w:p>
+      <w:r>
+        <w:rPr>
+          <w:i/>
+          <w:color w:val="1A5FB4"/>
+          <w:sz w:val="17"/>
+        </w:rPr>
+        <w:t>https://news.google.com/rss/articles/CBMipwFBVV95cUxQa2d3ZDdIcTdfTmt6bzZWNGdpczg5YmRMOFRCTmJIZGhXTzUtNmRLaW1rTGlobWFpTWR4cXJaWW96U2VkM1FEOU5aenIxVGl1ZWNaM25MQ2V6MXFlYjFFRmpQZ3hqbzhQcHdWdEpOVWNOXzFkWVlXam9za1o2VTdxTHBBci1TLWRhQ1dXUlR6LXVvelotZWk0eFg3QktMUlVHU09qbDdLSQ?oc=5</w:t>
+      </w:r>
+    </w:p>
+    <w:p>
+      <w:r>
+        <w:rPr>
+          <w:b/>
+        </w:rPr>
+        <w:t xml:space="preserve">7. </w:t>
       </w:r>
       <w:r>
         <w:t>Luxury Perfume Line Roja London Acquired by Extravaganza Beauty</w:t>
@@ -233,7 +312,67 @@
         <w:rPr>
           <w:b/>
         </w:rPr>
-        <w:t xml:space="preserve">6. </w:t>
+        <w:t xml:space="preserve">8. </w:t>
+      </w:r>
+      <w:r>
+        <w:t>Sojourner aims to broaden personal care capabilities with LPNA merger; Main Capital, Gemspring, One Equity bet on cybersecurity</w:t>
+      </w:r>
+    </w:p>
+    <w:p>
+      <w:r>
+        <w:rPr>
+          <w:color w:val="666666"/>
+          <w:sz w:val="17"/>
+        </w:rPr>
+        <w:t>Beauty &amp; Personal Care  ·  Source: PE Hub  ·  credibility 0.40  ·  relevance 37</w:t>
+      </w:r>
+    </w:p>
+    <w:p>
+      <w:r>
+        <w:rPr>
+          <w:i/>
+          <w:color w:val="1A5FB4"/>
+          <w:sz w:val="17"/>
+        </w:rPr>
+        <w:t>https://news.google.com/rss/articles/CBMi4AFBVV95cUxOLUhsbjRXVHNsV181ZHFoTzZDMndPaXBsUlVmUXctSDBwREhDeHBhalU1NlZwclJkdEotejFpUmRkRnZhTEU0ai1qM2U3V1ZMWnU3ZmpyYS1BWHRrV3NtSktIZUc4Ym5CUWxRZnVablhPb1c3bXk1MUNwbTdNWGNPSFJzYXFtRW1HSnVYdnhaZHpJQ09ra3lEcVlJMkpYQm5QYnNJcUREZFJhVnF3M1Y5b0lhVDlHc2tyVU9jUlQ0Z184bU41QVYwNUVwQldsYlh5NnUxR2RWYVIwN000Vlhqeg?oc=5</w:t>
+      </w:r>
+    </w:p>
+    <w:p>
+      <w:r>
+        <w:rPr>
+          <w:b/>
+        </w:rPr>
+        <w:t xml:space="preserve">9. </w:t>
+      </w:r>
+      <w:r>
+        <w:t>Butterfly Acquires Sabert, a Leading Global Provider of Innovative and Sustainable Food Packaging Solutions</w:t>
+      </w:r>
+    </w:p>
+    <w:p>
+      <w:r>
+        <w:rPr>
+          <w:color w:val="666666"/>
+          <w:sz w:val="17"/>
+        </w:rPr>
+        <w:t>Food  ·  Source: Business Wire  ·  credibility 1.00  ·  relevance 35</w:t>
+      </w:r>
+    </w:p>
+    <w:p>
+      <w:r>
+        <w:rPr>
+          <w:i/>
+          <w:color w:val="1A5FB4"/>
+          <w:sz w:val="17"/>
+        </w:rPr>
+        <w:t>https://news.google.com/rss/articles/CBMi9gFBVV95cUxNdVVlYmo3LWZaMkNQWXAwcWE2WGdtQUlIUndCOGxGZnFVR05aTUMxOHBCZy1kZUE3ZU5MX2xwNUFKdWVhQTN6Sl9TWUNZdkZyX1laa05ERUlTQUJLR1dISlp2S2NKM2pJZDYzWlBWUm1qQU43UUJwLXh0al8tSVRUZ0pneHAwSDNXTkFLc2NaS2daR0V3X0RaYW5rNzJoRXFpU2FoRU8wV1FxazFnME9LaldpY21feTNCb2ppaVhYdEhXSmNWNnFlZWRCc1lBdFVsLTdNcEw4OGRKNjhybDgyRjlaMVY2cmxxM0tjZ0ZmTTNhcTNCSFE?oc=5</w:t>
+      </w:r>
+    </w:p>
+    <w:p>
+      <w:r>
+        <w:rPr>
+          <w:b/>
+        </w:rPr>
+        <w:t xml:space="preserve">10. </w:t>
       </w:r>
       <w:r>
         <w:t>FMCG Stock Hits 5% Upper Circuit After Board Approves Acquisition of 2 Food and Beverage Companies</w:t>
@@ -256,96 +395,6 @@
           <w:sz w:val="17"/>
         </w:rPr>
         <w:t>https://news.google.com/rss/articles/CBMi3AFBVV95cUxOTUM5S2M0Vk9UeFM2Z2tjNmpIS2dWY2JHeXVfTTREZjVVS29XRmZYc1ZSTlhneVFEVWpPZTNoVmpEcmNzX2hUamIzdmJlRVFpamx0RFhPdzl1MWNUNy1SbWNucTlFZ3hXYVByby1oNXNuREo2bzZCdXJGVXNzY3NFeVV0Tm44ZlFvOHZ2N1ZCZGVtMmtuYWhNV1VRTDhHRXMySXJTTDdDYnUxeGJSUWg5WEhUclRhY2lncVVta1FmT3B3d3M1SWJkaFRPWWw2QXl1VVpSN0gxUzFmNnd3?oc=5</w:t>
-      </w:r>
-    </w:p>
-    <w:p>
-      <w:r>
-        <w:rPr>
-          <w:b/>
-        </w:rPr>
-        <w:t xml:space="preserve">7. </w:t>
-      </w:r>
-      <w:r>
-        <w:t>Dabur’s Sesa Care merger gets NCLT approval</w:t>
-      </w:r>
-    </w:p>
-    <w:p>
-      <w:r>
-        <w:rPr>
-          <w:color w:val="666666"/>
-          <w:sz w:val="17"/>
-        </w:rPr>
-        <w:t>Other / Diversified  ·  Source: The Economic Times  ·  credibility 1.00  ·  relevance 33 · corroborated by 2 sources</w:t>
-      </w:r>
-    </w:p>
-    <w:p>
-      <w:r>
-        <w:rPr>
-          <w:i/>
-          <w:color w:val="1A5FB4"/>
-          <w:sz w:val="17"/>
-        </w:rPr>
-        <w:t>https://news.google.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?oc=5</w:t>
-      </w:r>
-    </w:p>
-    <w:p>
-      <w:r>
-        <w:rPr>
-          <w:b/>
-        </w:rPr>
-        <w:t xml:space="preserve">8. </w:t>
-      </w:r>
-      <w:r>
-        <w:t>ITC completes 100% acquisition of Yoga Bar parent Sproutlife</w:t>
-      </w:r>
-    </w:p>
-    <w:p>
-      <w:r>
-        <w:rPr>
-          <w:color w:val="666666"/>
-          <w:sz w:val="17"/>
-        </w:rPr>
-        <w:t>Other / Diversified  ·  Source: Entrackr  ·  credibility 0.40  ·  relevance 29</w:t>
-      </w:r>
-    </w:p>
-    <w:p>
-      <w:r>
-        <w:rPr>
-          <w:i/>
-          <w:color w:val="1A5FB4"/>
-          <w:sz w:val="17"/>
-        </w:rPr>
-        <w:t>https://news.google.com/rss/articles/CBMimgFBVV95cUxQbFRtMVB4VGN5dkZEWEtJSVpaOGJFNWxmZFluX3FDeWRjTkFEUXJqc2JsRGtOYkhyV1phTzlWZDhlQWxDR3JnejJBcXd6Z0plM2hNTXVNYkcwd04zZlNtRmdxOG5JelZBcjB1UExXdmdqM2ptWjM5V1FFUjM3UlBrek1QUGtOQnFraUtSLXN4QVJ1RXM2NVFOdThB0gGaAUFVX3lxTFBsVG0xUHhUY3l2RkRYS0lJWlo4YkU1bGZkWW5fcUN5ZGNOQURRcmpzYmxEa05iSHJXWmFPOVZkOGVBbENHcmd6MkFxd3pnSmUzaE1NdU1iRzB3TjNmU21GZ3E4bkl6VkFyMHVQTFd2Z2ozam1aMzlXUUVSMzdSUGt6TVBQa05CcWtpS1Itc3hBUnVFczY1UU51OEE?oc=5</w:t>
-      </w:r>
-    </w:p>
-    <w:p>
-      <w:r>
-        <w:rPr>
-          <w:b/>
-        </w:rPr>
-        <w:t xml:space="preserve">9. </w:t>
-      </w:r>
-      <w:r>
-        <w:t>Colgate-Palmolive Explores Sale Of Softsoap, Irish Spring, Speed Stick Brands: Report</w:t>
-      </w:r>
-    </w:p>
-    <w:p>
-      <w:r>
-        <w:rPr>
-          <w:color w:val="666666"/>
-          <w:sz w:val="17"/>
-        </w:rPr>
-        <w:t>Other / Diversified  ·  Source: Yahoo Finance  ·  credibility 0.50  ·  relevance 24</w:t>
-      </w:r>
-    </w:p>
-    <w:p>
-      <w:r>
-        <w:rPr>
-          <w:i/>
-          <w:color w:val="1A5FB4"/>
-          <w:sz w:val="17"/>
-        </w:rPr>
-        <w:t>https://news.google.com/rss/articles/CBMiqAFBVV95cUxQSEt2bHI3MkZQOXlOWFU5REpySWQ0ZE93NVFfdmF3OXZhOHk3WURMbTlsYlI3R0hBS3MweHVFNVpzazBjclFMZWkySm9MRlJfX0s5SktjMVVWdXNzUWotVjhueDYyUVhyVVFjVTczMjNGQkktNEsxNHhkMHBaZ2ZHZ2p6M3cxZzlpZldBVnZmdmRDaHZnVFpZMmtMU3dBcU0tMHBKcFlnTUU?oc=5</w:t>
       </w:r>
     </w:p>
     <w:p>
@@ -395,7 +444,7 @@
           </w:tcPr>
           <w:p>
             <w:r>
-              <w:t>Other / Diversified</w:t>
+              <w:t>Beauty &amp; Personal Care</w:t>
             </w:r>
           </w:p>
         </w:tc>
@@ -405,7 +454,7 @@
           </w:tcPr>
           <w:p>
             <w:r>
-              <w:t>4</w:t>
+              <w:t>6</w:t>
             </w:r>
           </w:p>
         </w:tc>
@@ -417,7 +466,7 @@
           </w:tcPr>
           <w:p>
             <w:r>
-              <w:t>Beauty &amp; Personal Care</w:t>
+              <w:t>Other / Diversified</w:t>
             </w:r>
           </w:p>
         </w:tc>
@@ -449,7 +498,7 @@
           </w:tcPr>
           <w:p>
             <w:r>
-              <w:t>1</w:t>
+              <w:t>2</w:t>
             </w:r>
           </w:p>
         </w:tc>

--- a/data/outputs/newsletter.docx
+++ b/data/outputs/newsletter.docx
@@ -28,7 +28,7 @@
           <w:color w:val="666666"/>
           <w:sz w:val="18"/>
         </w:rPr>
-        <w:t>Generated 12 Oct 2026, 15:02  ·  12 deals  ·  12 sources</w:t>
+        <w:t>Generated 19 Oct 2026, 12:45  ·  12 deals  ·  12 sources</w:t>
       </w:r>
     </w:p>
     <w:p/>
@@ -45,7 +45,7 @@
         <w:pStyle w:val="ListBullet"/>
       </w:pPr>
       <w:r>
-        <w:t>Pipeline funnel: 74 ingested → 41 after de-duplication (33 duplicates removed) → 12 relevant deals.</w:t>
+        <w:t>Pipeline funnel: 74 ingested → 47 after de-duplication (27 duplicates removed) → 12 relevant deals.</w:t>
       </w:r>
     </w:p>
     <w:p>
@@ -53,7 +53,7 @@
         <w:pStyle w:val="ListBullet"/>
       </w:pPr>
       <w:r>
-        <w:t>Most active categories: Beauty &amp; Personal Care (6), Other / Diversified (4), Food (2).</w:t>
+        <w:t>Most active categories: Beauty &amp; Personal Care (5), Other / Diversified (4), Food (3).</w:t>
       </w:r>
     </w:p>
     <w:p>
@@ -182,7 +182,7 @@
         <w:t xml:space="preserve">4. </w:t>
       </w:r>
       <w:r>
-        <w:t>Jyothy Labs Puts Acquisitions On Hold To Focus On New Products And Personal Care</w:t>
+        <w:t>Nykaa to Acquire 51% Stake in Premium Skincare Brand Aminu</w:t>
       </w:r>
     </w:p>
     <w:p>
@@ -191,7 +191,7 @@
           <w:color w:val="666666"/>
           <w:sz w:val="17"/>
         </w:rPr>
-        <w:t>Beauty &amp; Personal Care  ·  Source: Sahi  ·  credibility 0.40  ·  relevance 42</w:t>
+        <w:t>Beauty &amp; Personal Care  ·  Source: BeautyMatter  ·  credibility 0.75  ·  relevance 40</w:t>
       </w:r>
     </w:p>
     <w:p>
@@ -201,7 +201,7 @@
           <w:color w:val="1A5FB4"/>
           <w:sz w:val="17"/>
         </w:rPr>
-        <w:t>https://news.google.com/rss/articles/CBMiqgFBVV95cUxOSHdzYWo3bzA2bGxEcEtaT3pONWFtcEpqb3RuWThMbjVTNkNLb3BKSWhhbWlhOVU0dThENS1XdzFOa1RxdjVCbF9Jdm8xam1QSEM5bElHZ3NsVFhzeEhreTN5TXhLSEtBcWN2aWhiNVZ6dFA4ZElETzVUX3dnaGFaR2dMdGlHdll0M1U3dW5CUmhraFhoSENzdlFQQVJSOVhEeU53OG1md0x3QQ?oc=5</w:t>
+        <w:t>https://news.google.com/rss/articles/CBMilgFBVV95cUxNeWxCZUE2Y3dCUzFGSk02aXp1Ty15QzFfX3hDV0Q2SUJJdmpkaWJLMmhOamsxdEFSRWJITDhvNEQ5ZXUtc0htbkNrODlyejQ0TWdUWUZYMDhobnV0MXBXVXE3Vi1pOXNWRnBFOXdvS0hobFdKRldkMWVyOThlZ1o2cnRQU1hZZWRCTGNRbHYzeGNQUVFILWc?oc=5</w:t>
       </w:r>
     </w:p>
     <w:p>
@@ -255,36 +255,6 @@
         <w:t xml:space="preserve">6. </w:t>
       </w:r>
       <w:r>
-        <w:t>Skyline Beauty Group Acquires Lumin and Meridian from Pangaea Holdings</w:t>
-      </w:r>
-    </w:p>
-    <w:p>
-      <w:r>
-        <w:rPr>
-          <w:color w:val="666666"/>
-          <w:sz w:val="17"/>
-        </w:rPr>
-        <w:t>Beauty &amp; Personal Care  ·  Source: BeautyMatter  ·  credibility 0.75  ·  relevance 39 · corroborated by 2 sources</w:t>
-      </w:r>
-    </w:p>
-    <w:p>
-      <w:r>
-        <w:rPr>
-          <w:i/>
-          <w:color w:val="1A5FB4"/>
-          <w:sz w:val="17"/>
-        </w:rPr>
-        <w:t>https://news.google.com/rss/articles/CBMipwFBVV95cUxQa2d3ZDdIcTdfTmt6bzZWNGdpczg5YmRMOFRCTmJIZGhXTzUtNmRLaW1rTGlobWFpTWR4cXJaWW96U2VkM1FEOU5aenIxVGl1ZWNaM25MQ2V6MXFlYjFFRmpQZ3hqbzhQcHdWdEpOVWNOXzFkWVlXam9za1o2VTdxTHBBci1TLWRhQ1dXUlR6LXVvelotZWk0eFg3QktMUlVHU09qbDdLSQ?oc=5</w:t>
-      </w:r>
-    </w:p>
-    <w:p>
-      <w:r>
-        <w:rPr>
-          <w:b/>
-        </w:rPr>
-        <w:t xml:space="preserve">7. </w:t>
-      </w:r>
-      <w:r>
         <w:t>Luxury Perfume Line Roja London Acquired by Extravaganza Beauty</w:t>
       </w:r>
     </w:p>
@@ -294,7 +264,7 @@
           <w:color w:val="666666"/>
           <w:sz w:val="17"/>
         </w:rPr>
-        <w:t>Beauty &amp; Personal Care  ·  Source: The Business of Fashion  ·  credibility 0.75  ·  relevance 39 · corroborated by 2 sources</w:t>
+        <w:t>Beauty &amp; Personal Care  ·  Source: The Business of Fashion  ·  credibility 0.75  ·  relevance 39</w:t>
       </w:r>
     </w:p>
     <w:p>
@@ -312,7 +282,7 @@
         <w:rPr>
           <w:b/>
         </w:rPr>
-        <w:t xml:space="preserve">8. </w:t>
+        <w:t xml:space="preserve">7. </w:t>
       </w:r>
       <w:r>
         <w:t>Sojourner aims to broaden personal care capabilities with LPNA merger; Main Capital, Gemspring, One Equity bet on cybersecurity</w:t>
@@ -324,7 +294,7 @@
           <w:color w:val="666666"/>
           <w:sz w:val="17"/>
         </w:rPr>
-        <w:t>Beauty &amp; Personal Care  ·  Source: PE Hub  ·  credibility 0.40  ·  relevance 37</w:t>
+        <w:t>Beauty &amp; Personal Care  ·  Source: pehub.com  ·  credibility 0.40  ·  relevance 37</w:t>
       </w:r>
     </w:p>
     <w:p>
@@ -342,7 +312,7 @@
         <w:rPr>
           <w:b/>
         </w:rPr>
-        <w:t xml:space="preserve">9. </w:t>
+        <w:t xml:space="preserve">8. </w:t>
       </w:r>
       <w:r>
         <w:t>Butterfly Acquires Sabert, a Leading Global Provider of Innovative and Sustainable Food Packaging Solutions</w:t>
@@ -372,7 +342,7 @@
         <w:rPr>
           <w:b/>
         </w:rPr>
-        <w:t xml:space="preserve">10. </w:t>
+        <w:t xml:space="preserve">9. </w:t>
       </w:r>
       <w:r>
         <w:t>FMCG Stock Hits 5% Upper Circuit After Board Approves Acquisition of 2 Food and Beverage Companies</w:t>
@@ -395,6 +365,36 @@
           <w:sz w:val="17"/>
         </w:rPr>
         <w:t>https://news.google.com/rss/articles/CBMi3AFBVV95cUxOTUM5S2M0Vk9UeFM2Z2tjNmpIS2dWY2JHeXVfTTREZjVVS29XRmZYc1ZSTlhneVFEVWpPZTNoVmpEcmNzX2hUamIzdmJlRVFpamx0RFhPdzl1MWNUNy1SbWNucTlFZ3hXYVByby1oNXNuREo2bzZCdXJGVXNzY3NFeVV0Tm44ZlFvOHZ2N1ZCZGVtMmtuYWhNV1VRTDhHRXMySXJTTDdDYnUxeGJSUWg5WEhUclRhY2lncVVta1FmT3B3d3M1SWJkaFRPWWw2QXl1VVpSN0gxUzFmNnd3?oc=5</w:t>
+      </w:r>
+    </w:p>
+    <w:p>
+      <w:r>
+        <w:rPr>
+          <w:b/>
+        </w:rPr>
+        <w:t xml:space="preserve">10. </w:t>
+      </w:r>
+      <w:r>
+        <w:t>NHC Foods Approves Strategic Acquisitions</w:t>
+      </w:r>
+    </w:p>
+    <w:p>
+      <w:r>
+        <w:rPr>
+          <w:color w:val="666666"/>
+          <w:sz w:val="17"/>
+        </w:rPr>
+        <w:t>Food  ·  Source: InvestyWise  ·  credibility 0.40  ·  relevance 35</w:t>
+      </w:r>
+    </w:p>
+    <w:p>
+      <w:r>
+        <w:rPr>
+          <w:i/>
+          <w:color w:val="1A5FB4"/>
+          <w:sz w:val="17"/>
+        </w:rPr>
+        <w:t>https://news.google.com/rss/articles/CBMimgFBVV95cUxQZjd5cDFBR0xhVXl4aW1qSzhxdE1aakRuRkJyLWd0U2VjR0M0YVR3M0FXbnEyNFZ3VEJ1RlhUaE5fT29jOHdtMzFtUXpfeTFkYTZYbVdaNktmUDBNVjhWTUhiUGM5VmhaUkRDSkdyc1hmOGFuaWFrUXhRV2pPbXhoMTJ0WGV0V015MGlvdVZkcWl1WWFVWEx5b2VB?oc=5</w:t>
       </w:r>
     </w:p>
     <w:p>
@@ -454,7 +454,7 @@
           </w:tcPr>
           <w:p>
             <w:r>
-              <w:t>6</w:t>
+              <w:t>5</w:t>
             </w:r>
           </w:p>
         </w:tc>
@@ -498,7 +498,7 @@
           </w:tcPr>
           <w:p>
             <w:r>
-              <w:t>2</w:t>
+              <w:t>3</w:t>
             </w:r>
           </w:p>
         </w:tc>

--- a/data/outputs/newsletter.docx
+++ b/data/outputs/newsletter.docx
@@ -28,7 +28,7 @@
           <w:color w:val="666666"/>
           <w:sz w:val="18"/>
         </w:rPr>
-        <w:t>Generated 19 Oct 2026, 12:45  ·  12 deals  ·  12 sources</w:t>
+        <w:t>Generated 26 Oct 2026, 12:39  ·  11 deals  ·  11 sources</w:t>
       </w:r>
     </w:p>
     <w:p/>
@@ -45,7 +45,7 @@
         <w:pStyle w:val="ListBullet"/>
       </w:pPr>
       <w:r>
-        <w:t>Pipeline funnel: 74 ingested → 47 after de-duplication (27 duplicates removed) → 12 relevant deals.</w:t>
+        <w:t>Pipeline funnel: 59 ingested → 37 after de-duplication (22 duplicates removed) → 11 relevant deals.</w:t>
       </w:r>
     </w:p>
     <w:p>
@@ -53,7 +53,7 @@
         <w:pStyle w:val="ListBullet"/>
       </w:pPr>
       <w:r>
-        <w:t>Most active categories: Beauty &amp; Personal Care (5), Other / Diversified (4), Food (3).</w:t>
+        <w:t>Most active categories: Other / Diversified (5), Food (3), Beauty &amp; Personal Care (3).</w:t>
       </w:r>
     </w:p>
     <w:p>
@@ -80,13 +80,13 @@
         <w:t xml:space="preserve">1. </w:t>
       </w:r>
       <w:r>
-        <w:t>Marico Acquires Additional Stake In Plix For ₹1,012 Cr, To Complete Buyout By July 2027</w:t>
+        <w:t>FMCG major Marico acquires additional 24.09% stake in Plix parent for Rs 1,012 crore</w:t>
       </w:r>
       <w:r>
         <w:rPr>
           <w:b/>
         </w:rPr>
-        <w:t xml:space="preserve">  [1,012 cr]</w:t>
+        <w:t xml:space="preserve">  [rs 1,012 crore]</w:t>
       </w:r>
     </w:p>
     <w:p>
@@ -95,7 +95,7 @@
           <w:color w:val="666666"/>
           <w:sz w:val="17"/>
         </w:rPr>
-        <w:t>Other / Diversified  ·  Source: Inc42  ·  credibility 0.75  ·  relevance 61 · corroborated by 2 sources</w:t>
+        <w:t>Other / Diversified  ·  Source: Indian Startup News  ·  credibility 0.40  ·  relevance 66</w:t>
       </w:r>
     </w:p>
     <w:p>
@@ -105,7 +105,7 @@
           <w:color w:val="1A5FB4"/>
           <w:sz w:val="17"/>
         </w:rPr>
-        <w:t>https://news.google.com/rss/articles/CBMiuAFBVV95cUxOTEhlMWpJUjNwLVRDcmhPa2tILTBIX1c4SURsTm5FVGZHRmpHVDVPb2dSQUZQUXl0M0FuNUdpTldVNmMwaTVOcVZmRFNfNk0ycTZhT0x0T2tUN3FBbUYxcnZHN2JZYmdrRmRKN3RDeWdLVmdCVW0yYnF5bV96RzEtcGktQkJYSE1hN1E4UDBwWWN1RjFxUE9mWU5NZllCTldTQkpPOXpWVTAxR05SeTBmYlZRajJETmN4?oc=5</w:t>
+        <w:t>https://news.google.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?oc=5</w:t>
       </w:r>
     </w:p>
     <w:p>
@@ -146,13 +146,44 @@
         <w:t xml:space="preserve">3. </w:t>
       </w:r>
       <w:r>
-        <w:t>Estée Lauder Companies on helping acquired ‘indie’ brands thrive as The Ordinary nears $1 billion sales</w:t>
+        <w:t>ITC Acquires 8.70% Stake In Mother Sparsh Baby Care</w:t>
+      </w:r>
+    </w:p>
+    <w:p>
+      <w:r>
+        <w:rPr>
+          <w:color w:val="666666"/>
+          <w:sz w:val="17"/>
+        </w:rPr>
+        <w:t>Other / Diversified  ·  Source: NDTV Profit  ·  credibility 0.50  ·  relevance 49</w:t>
+      </w:r>
+    </w:p>
+    <w:p>
+      <w:r>
+        <w:rPr>
+          <w:i/>
+          <w:color w:val="1A5FB4"/>
+          <w:sz w:val="17"/>
+        </w:rPr>
+        <w:t>https://news.google.com/rss/articles/CBMi2gFBVV95cUxPSDUtc04zRlJEZEZWYnN4dGRCb0x6TzRHMWs4RHFYYklYQ1NWeVJ4TnNTeHdYOVd5RTJsV1lQSkxoVmdYX3ZtaUdERWVheEZqZ1VRbGVDTnFUbURONUl0UHE0SGdWOFJ1TXdhU3NzNE5DaGp2QUZtdHpfSVY3akJGbm9HMXh0QVdBRXFXRWx4T2M0U2VHcXhQRmsyeWY4ZDdLa21hd2FseTBoNEYtYkI2ZnVROC04OUxLb19DNnNad3VkUVJYMUlySkMyNDlSckRFTmlMeWVJZm1sdw?oc=5</w:t>
+      </w:r>
+    </w:p>
+    <w:p>
+      <w:r>
+        <w:rPr>
+          <w:b/>
+        </w:rPr>
+        <w:t xml:space="preserve">4. </w:t>
       </w:r>
       <w:r>
         <w:rPr>
           <w:b/>
+          <w:color w:val="0B5C4A"/>
         </w:rPr>
-        <w:t xml:space="preserve">  [$1 billion]</w:t>
+        <w:t xml:space="preserve">BeautyPro → Supercover: </w:t>
+      </w:r>
+      <w:r>
+        <w:t>Exclusive: BeautyPro acquires Supercover to bolster colour cosmetics offering</w:t>
       </w:r>
     </w:p>
     <w:p>
@@ -171,37 +202,7 @@
           <w:color w:val="1A5FB4"/>
           <w:sz w:val="17"/>
         </w:rPr>
-        <w:t>https://news.google.com/rss/articles/CBMisgFBVV95cUxPbDJ0N2pxOExIWTZaeEk4ejNYbE1XN2RyZWp0NEFubzl4ZGRYZ3hoMVVHVkNkSWxVYUVBSjRzZWx2M00tM0lqaUVWazFlQlRYUEZ5d0dHN2U5U1Q0cnVZS0NXNElxMzZVWGNWR3VtRE5nZ0JtS2Y4eldxMjZMR0kwZXZlUjBPVm5CSUR2LW80ZE9wcXZqU0I4RkRNTHdhQ0Vkdm1tMm5SUWV6UHBjWElVaXd3?oc=5</w:t>
-      </w:r>
-    </w:p>
-    <w:p>
-      <w:r>
-        <w:rPr>
-          <w:b/>
-        </w:rPr>
-        <w:t xml:space="preserve">4. </w:t>
-      </w:r>
-      <w:r>
-        <w:t>Nykaa to Acquire 51% Stake in Premium Skincare Brand Aminu</w:t>
-      </w:r>
-    </w:p>
-    <w:p>
-      <w:r>
-        <w:rPr>
-          <w:color w:val="666666"/>
-          <w:sz w:val="17"/>
-        </w:rPr>
-        <w:t>Beauty &amp; Personal Care  ·  Source: BeautyMatter  ·  credibility 0.75  ·  relevance 40</w:t>
-      </w:r>
-    </w:p>
-    <w:p>
-      <w:r>
-        <w:rPr>
-          <w:i/>
-          <w:color w:val="1A5FB4"/>
-          <w:sz w:val="17"/>
-        </w:rPr>
-        <w:t>https://news.google.com/rss/articles/CBMilgFBVV95cUxNeWxCZUE2Y3dCUzFGSk02aXp1Ty15QzFfX3hDV0Q2SUJJdmpkaWJLMmhOamsxdEFSRWJITDhvNEQ5ZXUtc0htbkNrODlyejQ0TWdUWUZYMDhobnV0MXBXVXE3Vi1pOXNWRnBFOXdvS0hobFdKRldkMWVyOThlZ1o2cnRQU1hZZWRCTGNRbHYzeGNQUVFILWc?oc=5</w:t>
+        <w:t>https://news.google.com/rss/articles/CBMingFBVV95cUxNVVA3OWF1d0lhR2hSLWh6Q0x0YXhkQUxDejU0X2N3QU9kT1hLejZJa3hIdVpGTk9wTGFIb0hxdnJCUjlOY1JtR1ZiZFpyeUVCUklSdnBjMlNMNXBkT2g3UmhuVEtFbElEcFo3VlpNNzhoV0kxX3AxQjZMZHZqVXc2bUh1ZV9uaHpKNlh0Wm5ENUFzQXE0WHBtSWdwZDBYUQ?oc=5</w:t>
       </w:r>
     </w:p>
     <w:p>
@@ -264,7 +265,7 @@
           <w:color w:val="666666"/>
           <w:sz w:val="17"/>
         </w:rPr>
-        <w:t>Beauty &amp; Personal Care  ·  Source: The Business of Fashion  ·  credibility 0.75  ·  relevance 39</w:t>
+        <w:t>Beauty &amp; Personal Care  ·  Source: The Business of Fashion  ·  credibility 0.75  ·  relevance 39 · corroborated by 2 sources</w:t>
       </w:r>
     </w:p>
     <w:p>
@@ -285,7 +286,7 @@
         <w:t xml:space="preserve">7. </w:t>
       </w:r>
       <w:r>
-        <w:t>Sojourner aims to broaden personal care capabilities with LPNA merger; Main Capital, Gemspring, One Equity bet on cybersecurity</w:t>
+        <w:t>Unilever accused of “double standards” for workers post McCormick merger - just-food.com</w:t>
       </w:r>
     </w:p>
     <w:p>
@@ -294,7 +295,7 @@
           <w:color w:val="666666"/>
           <w:sz w:val="17"/>
         </w:rPr>
-        <w:t>Beauty &amp; Personal Care  ·  Source: pehub.com  ·  credibility 0.40  ·  relevance 37</w:t>
+        <w:t>Food  ·  Source: just-food.com  ·  credibility 0.75  ·  relevance 37</w:t>
       </w:r>
     </w:p>
     <w:p>
@@ -304,7 +305,7 @@
           <w:color w:val="1A5FB4"/>
           <w:sz w:val="17"/>
         </w:rPr>
-        <w:t>https://news.google.com/rss/articles/CBMi4AFBVV95cUxOLUhsbjRXVHNsV181ZHFoTzZDMndPaXBsUlVmUXctSDBwREhDeHBhalU1NlZwclJkdEotejFpUmRkRnZhTEU0ai1qM2U3V1ZMWnU3ZmpyYS1BWHRrV3NtSktIZUc4Ym5CUWxRZnVablhPb1c3bXk1MUNwbTdNWGNPSFJzYXFtRW1HSnVYdnhaZHpJQ09ra3lEcVlJMkpYQm5QYnNJcUREZFJhVnF3M1Y5b0lhVDlHc2tyVU9jUlQ0Z184bU41QVYwNUVwQldsYlh5NnUxR2RWYVIwN000Vlhqeg?oc=5</w:t>
+        <w:t>https://news.google.com/rss/articles/CBMipAFBVV95cUxQakdwQ3pTaWVTSEtFcWdZeEU5UUJRTXJFT01Od1g2U0NwQTJsajdadnRxbW9WcFhYZHl5b1czRndUVWFnZ2pBNTliTC1mYnNTeDJYNVJnRWs0N0NmcVJmMDg0QlQxX3ZETklzY3RHMV9mZkVueFcxU2JYMV9makxHSlVIRFFhSXd5alZDb0UwNTJvYTlZQk5jUHlyempiMXZlUjIzVA?oc=5</w:t>
       </w:r>
     </w:p>
     <w:p>
@@ -345,7 +346,7 @@
         <w:t xml:space="preserve">9. </w:t>
       </w:r>
       <w:r>
-        <w:t>FMCG Stock Hits 5% Upper Circuit After Board Approves Acquisition of 2 Food and Beverage Companies</w:t>
+        <w:t>Entrepreneurial Equity Partners acquires frozen breakfast foods provider from Encore</w:t>
       </w:r>
     </w:p>
     <w:p>
@@ -354,7 +355,7 @@
           <w:color w:val="666666"/>
           <w:sz w:val="17"/>
         </w:rPr>
-        <w:t>Food  ·  Source: Trade Brains  ·  credibility 0.40  ·  relevance 35</w:t>
+        <w:t>Food  ·  Source: PEI Private Equity  ·  credibility 0.40  ·  relevance 35</w:t>
       </w:r>
     </w:p>
     <w:p>
@@ -364,7 +365,7 @@
           <w:color w:val="1A5FB4"/>
           <w:sz w:val="17"/>
         </w:rPr>
-        <w:t>https://news.google.com/rss/articles/CBMi3AFBVV95cUxOTUM5S2M0Vk9UeFM2Z2tjNmpIS2dWY2JHeXVfTTREZjVVS29XRmZYc1ZSTlhneVFEVWpPZTNoVmpEcmNzX2hUamIzdmJlRVFpamx0RFhPdzl1MWNUNy1SbWNucTlFZ3hXYVByby1oNXNuREo2bzZCdXJGVXNzY3NFeVV0Tm44ZlFvOHZ2N1ZCZGVtMmtuYWhNV1VRTDhHRXMySXJTTDdDYnUxeGJSUWg5WEhUclRhY2lncVVta1FmT3B3d3M1SWJkaFRPWWw2QXl1VVpSN0gxUzFmNnd3?oc=5</w:t>
+        <w:t>https://news.google.com/rss/articles/CBMixwFBVV95cUxNTnhQR202U2wzck1vMTl0YVE1WGdWdnJYMHNLLW9XNGxCMmNCbUdKWHF5eHl0RVRzVHBjbTZueHlPMWZmTXNZcEJoeFJxSWYzckdoYTZDQ0o2MDJucE0wVktXMzlLczJheUI0U09SVzBWenNDaTZBSmNVdzBwUDdWR3hmLUgwWUk5dGJIZUZtLUo4QTk1WWpqVWpsSjJXLU5LaWVqMUE2N3FkNERSUWZyenI4Y2YzeU1zWE9iTEtsUDBUUHY4bjhB?oc=5</w:t>
       </w:r>
     </w:p>
     <w:p>
@@ -375,7 +376,7 @@
         <w:t xml:space="preserve">10. </w:t>
       </w:r>
       <w:r>
-        <w:t>NHC Foods Approves Strategic Acquisitions</w:t>
+        <w:t>Dabur’s Sesa Care merger gets NCLT approval</w:t>
       </w:r>
     </w:p>
     <w:p>
@@ -384,7 +385,7 @@
           <w:color w:val="666666"/>
           <w:sz w:val="17"/>
         </w:rPr>
-        <w:t>Food  ·  Source: InvestyWise  ·  credibility 0.40  ·  relevance 35</w:t>
+        <w:t>Other / Diversified  ·  Source: The Economic Times  ·  credibility 1.00  ·  relevance 33 · corroborated by 2 sources</w:t>
       </w:r>
     </w:p>
     <w:p>
@@ -394,7 +395,7 @@
           <w:color w:val="1A5FB4"/>
           <w:sz w:val="17"/>
         </w:rPr>
-        <w:t>https://news.google.com/rss/articles/CBMimgFBVV95cUxQZjd5cDFBR0xhVXl4aW1qSzhxdE1aakRuRkJyLWd0U2VjR0M0YVR3M0FXbnEyNFZ3VEJ1RlhUaE5fT29jOHdtMzFtUXpfeTFkYTZYbVdaNktmUDBNVjhWTUhiUGM5VmhaUkRDSkdyc1hmOGFuaWFrUXhRV2pPbXhoMTJ0WGV0V015MGlvdVZkcWl1WWFVWEx5b2VB?oc=5</w:t>
+        <w:t>https://news.google.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?oc=5</w:t>
       </w:r>
     </w:p>
     <w:p>
@@ -444,7 +445,7 @@
           </w:tcPr>
           <w:p>
             <w:r>
-              <w:t>Beauty &amp; Personal Care</w:t>
+              <w:t>Other / Diversified</w:t>
             </w:r>
           </w:p>
         </w:tc>
@@ -466,7 +467,7 @@
           </w:tcPr>
           <w:p>
             <w:r>
-              <w:t>Other / Diversified</w:t>
+              <w:t>Food</w:t>
             </w:r>
           </w:p>
         </w:tc>
@@ -476,7 +477,7 @@
           </w:tcPr>
           <w:p>
             <w:r>
-              <w:t>4</w:t>
+              <w:t>3</w:t>
             </w:r>
           </w:p>
         </w:tc>
@@ -488,7 +489,7 @@
           </w:tcPr>
           <w:p>
             <w:r>
-              <w:t>Food</w:t>
+              <w:t>Beauty &amp; Personal Care</w:t>
             </w:r>
           </w:p>
         </w:tc>
